--- a/papers/canteen/社区老年食堂订餐系统.docx
+++ b/papers/canteen/社区老年食堂订餐系统.docx
@@ -361,7 +361,6 @@
       <w:pPr>
         <w:pStyle w:val="61"/>
         <w:spacing w:before="312" w:after="312"/>
-        <w:outlineLvl w:val="9"/>
         <w:sectPr>
           <w:footerReference r:id="rId3" w:type="default"/>
           <w:pgSz w:w="11906" w:h="16838"/>
@@ -387,7 +386,6 @@
         </w:rPr>
       </w:pPr>
       <w:bookmarkStart w:id="2" w:name="_Toc13801"/>
-      <w:bookmarkStart w:id="3" w:name="_Toc1039714997"/>
       <w:r>
         <w:rPr>
           <w:rFonts w:hint="eastAsia"/>
@@ -395,7 +393,6 @@
         <w:t>摘  要</w:t>
       </w:r>
       <w:bookmarkEnd w:id="2"/>
-      <w:bookmarkEnd w:id="3"/>
     </w:p>
     <w:p>
       <w:pPr>
@@ -476,13 +473,11 @@
           <w:rFonts w:hint="eastAsia"/>
         </w:rPr>
       </w:pPr>
-      <w:bookmarkStart w:id="4" w:name="_Toc27606"/>
-      <w:bookmarkStart w:id="5" w:name="_Toc415518940"/>
+      <w:bookmarkStart w:id="3" w:name="_Toc27606"/>
       <w:r>
         <w:t>Abstract</w:t>
       </w:r>
-      <w:bookmarkEnd w:id="4"/>
-      <w:bookmarkEnd w:id="5"/>
+      <w:bookmarkEnd w:id="3"/>
     </w:p>
     <w:p>
       <w:pPr>
@@ -506,2498 +501,65 @@
       <w:pPr>
         <w:pStyle w:val="40"/>
       </w:pPr>
-      <w:bookmarkStart w:id="6" w:name="_Toc65243683"/>
+      <w:bookmarkStart w:id="4" w:name="_Toc65243683"/>
       <w:r>
         <w:t>Key words  Community Elderly Canteen; Ordering System; Spring Boot; Vue; MyBatis-Plus</w:t>
       </w:r>
-      <w:bookmarkEnd w:id="6"/>
+      <w:bookmarkEnd w:id="4"/>
+    </w:p>
+    <w:p>
+      <w:pPr>
+        <w:spacing w:before="312" w:beforeLines="100" w:after="312" w:afterLines="100" w:line="360" w:lineRule="auto"/>
+        <w:jc w:val="center"/>
+        <w:rPr>
+          <w:rFonts w:ascii="Calibri" w:hAnsi="Calibri" w:eastAsia="宋体" w:cs="Times New Roman"/>
+          <w:kern w:val="2"/>
+          <w:sz w:val="21"/>
+          <w:szCs w:val="22"/>
+          <w:lang w:val="en-US" w:eastAsia="zh-CN" w:bidi="ar-SA"/>
+        </w:rPr>
+      </w:pPr>
+      <w:r>
+        <w:br w:type="page"/>
+      </w:r>
+      <w:r>
+        <w:rPr>
+          <w:rFonts w:hint="eastAsia" w:ascii="黑体" w:hAnsi="黑体" w:eastAsia="黑体"/>
+          <w:sz w:val="32"/>
+          <w:szCs w:val="32"/>
+        </w:rPr>
+        <w:t>目  录</w:t>
+      </w:r>
+      <w:r>
+        <w:rPr>
+          <w:rFonts w:ascii="黑体" w:hAnsi="黑体" w:eastAsia="黑体"/>
+          <w:sz w:val="32"/>
+          <w:szCs w:val="32"/>
+        </w:rPr>
+        <w:fldChar w:fldCharType="begin"/>
+      </w:r>
+      <w:r>
+        <w:rPr>
+          <w:rFonts w:ascii="黑体" w:hAnsi="黑体" w:eastAsia="黑体"/>
+          <w:sz w:val="32"/>
+          <w:szCs w:val="32"/>
+        </w:rPr>
+        <w:instrText xml:space="preserve"> TOC \o "1-3" \h \z \u </w:instrText>
+      </w:r>
+      <w:r>
+        <w:rPr>
+          <w:rFonts w:ascii="黑体" w:hAnsi="黑体" w:eastAsia="黑体"/>
+          <w:sz w:val="32"/>
+          <w:szCs w:val="32"/>
+        </w:rPr>
+        <w:fldChar w:fldCharType="separate"/>
+      </w:r>
     </w:p>
     <w:p>
       <w:pPr>
         <w:pStyle w:val="61"/>
         <w:spacing w:before="312" w:beforeLines="100" w:after="312" w:afterLines="100" w:line="360" w:lineRule="auto"/>
         <w:jc w:val="center"/>
-        <w:outlineLvl w:val="9"/>
-      </w:pPr>
-      <w:bookmarkStart w:id="63" w:name="_GoBack"/>
-      <w:bookmarkEnd w:id="63"/>
-      <w:r>
-        <w:br w:type="page"/>
-      </w:r>
-    </w:p>
-    <w:sdt>
-      <w:sdtPr>
-        <w:rPr>
-          <w:rFonts w:ascii="宋体" w:hAnsi="宋体" w:eastAsia="宋体" w:cs="Times New Roman"/>
-          <w:kern w:val="2"/>
-          <w:sz w:val="21"/>
-          <w:szCs w:val="22"/>
-          <w:lang w:val="en-US" w:eastAsia="zh-CN" w:bidi="ar-SA"/>
-        </w:rPr>
-        <w:id w:val="122900671"/>
-        <w15:color w:val="DBDBDB"/>
-        <w:docPartObj>
-          <w:docPartGallery w:val="Table of Contents"/>
-          <w:docPartUnique/>
-        </w:docPartObj>
-      </w:sdtPr>
-      <w:sdtEndPr>
-        <w:rPr>
-          <w:rFonts w:ascii="Calibri" w:hAnsi="Calibri" w:eastAsia="黑体" w:cs="Times New Roman"/>
-          <w:kern w:val="2"/>
-          <w:sz w:val="32"/>
-          <w:szCs w:val="22"/>
-          <w:lang w:val="en-US" w:eastAsia="zh-CN" w:bidi="ar-SA"/>
-        </w:rPr>
-      </w:sdtEndPr>
-      <w:sdtContent>
-        <w:p>
-          <w:pPr>
-            <w:pStyle w:val="61"/>
-            <w:spacing w:before="312" w:beforeLines="100" w:after="312" w:afterLines="100" w:line="360" w:lineRule="auto"/>
-            <w:jc w:val="center"/>
-            <w:outlineLvl w:val="9"/>
-          </w:pPr>
-          <w:r>
-            <w:rPr>
-              <w:rFonts w:hint="eastAsia" w:ascii="黑体" w:hAnsi="黑体" w:eastAsia="黑体"/>
-              <w:sz w:val="32"/>
-              <w:szCs w:val="32"/>
-            </w:rPr>
-            <w:t>目  录</w:t>
-          </w:r>
-        </w:p>
-        <w:p>
-          <w:pPr>
-            <w:pStyle w:val="11"/>
-            <w:tabs>
-              <w:tab w:val="right" w:leader="dot" w:pos="7937"/>
-              <w:tab w:val="clear" w:pos="7927"/>
-            </w:tabs>
-          </w:pPr>
-          <w:r>
-            <w:fldChar w:fldCharType="begin"/>
-          </w:r>
-          <w:r>
-            <w:instrText xml:space="preserve">TOC \o "1-3" \h \u </w:instrText>
-          </w:r>
-          <w:r>
-            <w:fldChar w:fldCharType="separate"/>
-          </w:r>
-          <w:r>
-            <w:fldChar w:fldCharType="begin"/>
-          </w:r>
-          <w:r>
-            <w:instrText xml:space="preserve"> HYPERLINK \l _Toc1039714997 </w:instrText>
-          </w:r>
-          <w:r>
-            <w:fldChar w:fldCharType="separate"/>
-          </w:r>
-          <w:r>
-            <w:rPr>
-              <w:rFonts w:hint="eastAsia"/>
-            </w:rPr>
-            <w:t>摘  要</w:t>
-          </w:r>
-          <w:r>
-            <w:tab/>
-          </w:r>
-          <w:r>
-            <w:fldChar w:fldCharType="begin"/>
-          </w:r>
-          <w:r>
-            <w:instrText xml:space="preserve"> PAGEREF _Toc1039714997 \h </w:instrText>
-          </w:r>
-          <w:r>
-            <w:fldChar w:fldCharType="separate"/>
-          </w:r>
-          <w:r>
-            <w:t>I</w:t>
-          </w:r>
-          <w:r>
-            <w:fldChar w:fldCharType="end"/>
-          </w:r>
-          <w:r>
-            <w:fldChar w:fldCharType="end"/>
-          </w:r>
-        </w:p>
-        <w:p>
-          <w:pPr>
-            <w:pStyle w:val="11"/>
-            <w:tabs>
-              <w:tab w:val="right" w:leader="dot" w:pos="7937"/>
-              <w:tab w:val="clear" w:pos="7927"/>
-            </w:tabs>
-          </w:pPr>
-          <w:r>
-            <w:fldChar w:fldCharType="begin"/>
-          </w:r>
-          <w:r>
-            <w:instrText xml:space="preserve"> HYPERLINK \l _Toc415518940 </w:instrText>
-          </w:r>
-          <w:r>
-            <w:fldChar w:fldCharType="separate"/>
-          </w:r>
-          <w:r>
-            <w:t>Abstract</w:t>
-          </w:r>
-          <w:r>
-            <w:tab/>
-          </w:r>
-          <w:r>
-            <w:fldChar w:fldCharType="begin"/>
-          </w:r>
-          <w:r>
-            <w:instrText xml:space="preserve"> PAGEREF _Toc415518940 \h </w:instrText>
-          </w:r>
-          <w:r>
-            <w:fldChar w:fldCharType="separate"/>
-          </w:r>
-          <w:r>
-            <w:t>II</w:t>
-          </w:r>
-          <w:r>
-            <w:fldChar w:fldCharType="end"/>
-          </w:r>
-          <w:r>
-            <w:fldChar w:fldCharType="end"/>
-          </w:r>
-        </w:p>
-        <w:p>
-          <w:pPr>
-            <w:pStyle w:val="11"/>
-            <w:tabs>
-              <w:tab w:val="right" w:leader="dot" w:pos="7937"/>
-              <w:tab w:val="clear" w:pos="7927"/>
-            </w:tabs>
-          </w:pPr>
-          <w:r>
-            <w:fldChar w:fldCharType="begin"/>
-          </w:r>
-          <w:r>
-            <w:instrText xml:space="preserve"> HYPERLINK \l _Toc10004536 </w:instrText>
-          </w:r>
-          <w:r>
-            <w:fldChar w:fldCharType="separate"/>
-          </w:r>
-          <w:r>
-            <w:rPr>
-              <w:rFonts w:hint="eastAsia"/>
-            </w:rPr>
-            <w:t>1 绪论</w:t>
-          </w:r>
-          <w:r>
-            <w:tab/>
-          </w:r>
-          <w:r>
-            <w:fldChar w:fldCharType="begin"/>
-          </w:r>
-          <w:r>
-            <w:instrText xml:space="preserve"> PAGEREF _Toc10004536 \h </w:instrText>
-          </w:r>
-          <w:r>
-            <w:fldChar w:fldCharType="separate"/>
-          </w:r>
-          <w:r>
-            <w:t>1</w:t>
-          </w:r>
-          <w:r>
-            <w:fldChar w:fldCharType="end"/>
-          </w:r>
-          <w:r>
-            <w:fldChar w:fldCharType="end"/>
-          </w:r>
-        </w:p>
-        <w:p>
-          <w:pPr>
-            <w:pStyle w:val="12"/>
-            <w:tabs>
-              <w:tab w:val="right" w:leader="dot" w:pos="7937"/>
-            </w:tabs>
-          </w:pPr>
-          <w:r>
-            <w:fldChar w:fldCharType="begin"/>
-          </w:r>
-          <w:r>
-            <w:instrText xml:space="preserve"> HYPERLINK \l _Toc642512086 </w:instrText>
-          </w:r>
-          <w:r>
-            <w:fldChar w:fldCharType="separate"/>
-          </w:r>
-          <w:r>
-            <w:rPr>
-              <w:rFonts w:hint="eastAsia"/>
-            </w:rPr>
-            <w:t>1.1 课题背景</w:t>
-          </w:r>
-          <w:r>
-            <w:tab/>
-          </w:r>
-          <w:r>
-            <w:fldChar w:fldCharType="begin"/>
-          </w:r>
-          <w:r>
-            <w:instrText xml:space="preserve"> PAGEREF _Toc642512086 \h </w:instrText>
-          </w:r>
-          <w:r>
-            <w:fldChar w:fldCharType="separate"/>
-          </w:r>
-          <w:r>
-            <w:t>1</w:t>
-          </w:r>
-          <w:r>
-            <w:fldChar w:fldCharType="end"/>
-          </w:r>
-          <w:r>
-            <w:fldChar w:fldCharType="end"/>
-          </w:r>
-        </w:p>
-        <w:p>
-          <w:pPr>
-            <w:pStyle w:val="12"/>
-            <w:tabs>
-              <w:tab w:val="right" w:leader="dot" w:pos="7937"/>
-            </w:tabs>
-          </w:pPr>
-          <w:r>
-            <w:fldChar w:fldCharType="begin"/>
-          </w:r>
-          <w:r>
-            <w:instrText xml:space="preserve"> HYPERLINK \l _Toc1152852286 </w:instrText>
-          </w:r>
-          <w:r>
-            <w:fldChar w:fldCharType="separate"/>
-          </w:r>
-          <w:r>
-            <w:rPr>
-              <w:rFonts w:hint="eastAsia"/>
-            </w:rPr>
-            <w:t>1.2 国内外研究现状</w:t>
-          </w:r>
-          <w:r>
-            <w:tab/>
-          </w:r>
-          <w:r>
-            <w:fldChar w:fldCharType="begin"/>
-          </w:r>
-          <w:r>
-            <w:instrText xml:space="preserve"> PAGEREF _Toc1152852286 \h </w:instrText>
-          </w:r>
-          <w:r>
-            <w:fldChar w:fldCharType="separate"/>
-          </w:r>
-          <w:r>
-            <w:t>1</w:t>
-          </w:r>
-          <w:r>
-            <w:fldChar w:fldCharType="end"/>
-          </w:r>
-          <w:r>
-            <w:fldChar w:fldCharType="end"/>
-          </w:r>
-        </w:p>
-        <w:p>
-          <w:pPr>
-            <w:pStyle w:val="12"/>
-            <w:tabs>
-              <w:tab w:val="right" w:leader="dot" w:pos="7937"/>
-            </w:tabs>
-          </w:pPr>
-          <w:r>
-            <w:fldChar w:fldCharType="begin"/>
-          </w:r>
-          <w:r>
-            <w:instrText xml:space="preserve"> HYPERLINK \l _Toc1390907568 </w:instrText>
-          </w:r>
-          <w:r>
-            <w:fldChar w:fldCharType="separate"/>
-          </w:r>
-          <w:r>
-            <w:rPr>
-              <w:rFonts w:hint="eastAsia"/>
-            </w:rPr>
-            <w:t>1.3 研究目标</w:t>
-          </w:r>
-          <w:r>
-            <w:tab/>
-          </w:r>
-          <w:r>
-            <w:fldChar w:fldCharType="begin"/>
-          </w:r>
-          <w:r>
-            <w:instrText xml:space="preserve"> PAGEREF _Toc1390907568 \h </w:instrText>
-          </w:r>
-          <w:r>
-            <w:fldChar w:fldCharType="separate"/>
-          </w:r>
-          <w:r>
-            <w:t>2</w:t>
-          </w:r>
-          <w:r>
-            <w:fldChar w:fldCharType="end"/>
-          </w:r>
-          <w:r>
-            <w:fldChar w:fldCharType="end"/>
-          </w:r>
-        </w:p>
-        <w:p>
-          <w:pPr>
-            <w:pStyle w:val="12"/>
-            <w:tabs>
-              <w:tab w:val="right" w:leader="dot" w:pos="7937"/>
-            </w:tabs>
-          </w:pPr>
-          <w:r>
-            <w:fldChar w:fldCharType="begin"/>
-          </w:r>
-          <w:r>
-            <w:instrText xml:space="preserve"> HYPERLINK \l _Toc1623997781 </w:instrText>
-          </w:r>
-          <w:r>
-            <w:fldChar w:fldCharType="separate"/>
-          </w:r>
-          <w:r>
-            <w:rPr>
-              <w:rFonts w:hint="eastAsia"/>
-            </w:rPr>
-            <w:t>1.4 论文组织结构</w:t>
-          </w:r>
-          <w:r>
-            <w:tab/>
-          </w:r>
-          <w:r>
-            <w:fldChar w:fldCharType="begin"/>
-          </w:r>
-          <w:r>
-            <w:instrText xml:space="preserve"> PAGEREF _Toc1623997781 \h </w:instrText>
-          </w:r>
-          <w:r>
-            <w:fldChar w:fldCharType="separate"/>
-          </w:r>
-          <w:r>
-            <w:t>3</w:t>
-          </w:r>
-          <w:r>
-            <w:fldChar w:fldCharType="end"/>
-          </w:r>
-          <w:r>
-            <w:fldChar w:fldCharType="end"/>
-          </w:r>
-        </w:p>
-        <w:p>
-          <w:pPr>
-            <w:pStyle w:val="11"/>
-            <w:tabs>
-              <w:tab w:val="right" w:leader="dot" w:pos="7937"/>
-              <w:tab w:val="clear" w:pos="7927"/>
-            </w:tabs>
-          </w:pPr>
-          <w:r>
-            <w:fldChar w:fldCharType="begin"/>
-          </w:r>
-          <w:r>
-            <w:instrText xml:space="preserve"> HYPERLINK \l _Toc13551897 </w:instrText>
-          </w:r>
-          <w:r>
-            <w:fldChar w:fldCharType="separate"/>
-          </w:r>
-          <w:r>
-            <w:rPr>
-              <w:rFonts w:hint="eastAsia"/>
-            </w:rPr>
-            <w:t>2 系统需求分析</w:t>
-          </w:r>
-          <w:r>
-            <w:tab/>
-          </w:r>
-          <w:r>
-            <w:fldChar w:fldCharType="begin"/>
-          </w:r>
-          <w:r>
-            <w:instrText xml:space="preserve"> PAGEREF _Toc13551897 \h </w:instrText>
-          </w:r>
-          <w:r>
-            <w:fldChar w:fldCharType="separate"/>
-          </w:r>
-          <w:r>
-            <w:t>4</w:t>
-          </w:r>
-          <w:r>
-            <w:fldChar w:fldCharType="end"/>
-          </w:r>
-          <w:r>
-            <w:fldChar w:fldCharType="end"/>
-          </w:r>
-        </w:p>
-        <w:p>
-          <w:pPr>
-            <w:pStyle w:val="12"/>
-            <w:tabs>
-              <w:tab w:val="right" w:leader="dot" w:pos="7937"/>
-            </w:tabs>
-          </w:pPr>
-          <w:r>
-            <w:fldChar w:fldCharType="begin"/>
-          </w:r>
-          <w:r>
-            <w:instrText xml:space="preserve"> HYPERLINK \l _Toc133466297 </w:instrText>
-          </w:r>
-          <w:r>
-            <w:fldChar w:fldCharType="separate"/>
-          </w:r>
-          <w:r>
-            <w:rPr>
-              <w:rFonts w:hint="eastAsia" w:ascii="Times New Roman" w:hAnsi="Times New Roman" w:eastAsia="宋体" w:cs="Times New Roman"/>
-              <w:kern w:val="0"/>
-              <w:sz w:val="24"/>
-              <w:szCs w:val="22"/>
-              <w:lang w:val="en-US" w:eastAsia="zh-CN" w:bidi="ar-SA"/>
-            </w:rPr>
-            <w:t xml:space="preserve">2.1 </w:t>
-          </w:r>
-          <w:r>
-            <w:rPr>
-              <w:rFonts w:hint="eastAsia"/>
-            </w:rPr>
-            <w:t>可行性</w:t>
-          </w:r>
-          <w:r>
-            <w:rPr>
-              <w:rFonts w:hint="eastAsia"/>
-            </w:rPr>
-            <w:t>分析</w:t>
-          </w:r>
-          <w:r>
-            <w:tab/>
-          </w:r>
-          <w:r>
-            <w:fldChar w:fldCharType="begin"/>
-          </w:r>
-          <w:r>
-            <w:instrText xml:space="preserve"> PAGEREF _Toc133466297 \h </w:instrText>
-          </w:r>
-          <w:r>
-            <w:fldChar w:fldCharType="separate"/>
-          </w:r>
-          <w:r>
-            <w:t>4</w:t>
-          </w:r>
-          <w:r>
-            <w:fldChar w:fldCharType="end"/>
-          </w:r>
-          <w:r>
-            <w:fldChar w:fldCharType="end"/>
-          </w:r>
-        </w:p>
-        <w:p>
-          <w:pPr>
-            <w:pStyle w:val="7"/>
-            <w:tabs>
-              <w:tab w:val="right" w:leader="dot" w:pos="7937"/>
-            </w:tabs>
-          </w:pPr>
-          <w:r>
-            <w:fldChar w:fldCharType="begin"/>
-          </w:r>
-          <w:r>
-            <w:instrText xml:space="preserve"> HYPERLINK \l _Toc1195126211 </w:instrText>
-          </w:r>
-          <w:r>
-            <w:fldChar w:fldCharType="separate"/>
-          </w:r>
-          <w:r>
-            <w:rPr>
-              <w:rFonts w:hint="eastAsia"/>
-            </w:rPr>
-            <w:t xml:space="preserve">2.1.1 </w:t>
-          </w:r>
-          <w:r>
-            <w:rPr>
-              <w:rFonts w:hint="eastAsia"/>
-            </w:rPr>
-            <w:t>技术</w:t>
-          </w:r>
-          <w:r>
-            <w:rPr>
-              <w:rFonts w:hint="eastAsia"/>
-            </w:rPr>
-            <w:t>可行性</w:t>
-          </w:r>
-          <w:r>
-            <w:tab/>
-          </w:r>
-          <w:r>
-            <w:fldChar w:fldCharType="begin"/>
-          </w:r>
-          <w:r>
-            <w:instrText xml:space="preserve"> PAGEREF _Toc1195126211 \h </w:instrText>
-          </w:r>
-          <w:r>
-            <w:fldChar w:fldCharType="separate"/>
-          </w:r>
-          <w:r>
-            <w:t>4</w:t>
-          </w:r>
-          <w:r>
-            <w:fldChar w:fldCharType="end"/>
-          </w:r>
-          <w:r>
-            <w:fldChar w:fldCharType="end"/>
-          </w:r>
-        </w:p>
-        <w:p>
-          <w:pPr>
-            <w:pStyle w:val="7"/>
-            <w:tabs>
-              <w:tab w:val="right" w:leader="dot" w:pos="7937"/>
-            </w:tabs>
-          </w:pPr>
-          <w:r>
-            <w:fldChar w:fldCharType="begin"/>
-          </w:r>
-          <w:r>
-            <w:instrText xml:space="preserve"> HYPERLINK \l _Toc1071677886 </w:instrText>
-          </w:r>
-          <w:r>
-            <w:fldChar w:fldCharType="separate"/>
-          </w:r>
-          <w:r>
-            <w:rPr>
-              <w:rFonts w:hint="eastAsia"/>
-            </w:rPr>
-            <w:t>2.1.2 经济可行性</w:t>
-          </w:r>
-          <w:r>
-            <w:tab/>
-          </w:r>
-          <w:r>
-            <w:fldChar w:fldCharType="begin"/>
-          </w:r>
-          <w:r>
-            <w:instrText xml:space="preserve"> PAGEREF _Toc1071677886 \h </w:instrText>
-          </w:r>
-          <w:r>
-            <w:fldChar w:fldCharType="separate"/>
-          </w:r>
-          <w:r>
-            <w:t>4</w:t>
-          </w:r>
-          <w:r>
-            <w:fldChar w:fldCharType="end"/>
-          </w:r>
-          <w:r>
-            <w:fldChar w:fldCharType="end"/>
-          </w:r>
-        </w:p>
-        <w:p>
-          <w:pPr>
-            <w:pStyle w:val="12"/>
-            <w:tabs>
-              <w:tab w:val="right" w:leader="dot" w:pos="7937"/>
-            </w:tabs>
-          </w:pPr>
-          <w:r>
-            <w:fldChar w:fldCharType="begin"/>
-          </w:r>
-          <w:r>
-            <w:instrText xml:space="preserve"> HYPERLINK \l _Toc744882613 </w:instrText>
-          </w:r>
-          <w:r>
-            <w:fldChar w:fldCharType="separate"/>
-          </w:r>
-          <w:r>
-            <w:rPr>
-              <w:rFonts w:hint="eastAsia"/>
-            </w:rPr>
-            <w:t>2.</w:t>
-          </w:r>
-          <w:r>
-            <w:rPr>
-              <w:rFonts w:hint="eastAsia"/>
-            </w:rPr>
-            <w:t xml:space="preserve">2 </w:t>
-          </w:r>
-          <w:r>
-            <w:rPr>
-              <w:rFonts w:hint="eastAsia"/>
-            </w:rPr>
-            <w:t>功能需求分析</w:t>
-          </w:r>
-          <w:r>
-            <w:tab/>
-          </w:r>
-          <w:r>
-            <w:fldChar w:fldCharType="begin"/>
-          </w:r>
-          <w:r>
-            <w:instrText xml:space="preserve"> PAGEREF _Toc744882613 \h </w:instrText>
-          </w:r>
-          <w:r>
-            <w:fldChar w:fldCharType="separate"/>
-          </w:r>
-          <w:r>
-            <w:t>4</w:t>
-          </w:r>
-          <w:r>
-            <w:fldChar w:fldCharType="end"/>
-          </w:r>
-          <w:r>
-            <w:fldChar w:fldCharType="end"/>
-          </w:r>
-        </w:p>
-        <w:p>
-          <w:pPr>
-            <w:pStyle w:val="7"/>
-            <w:tabs>
-              <w:tab w:val="right" w:leader="dot" w:pos="7937"/>
-            </w:tabs>
-          </w:pPr>
-          <w:r>
-            <w:fldChar w:fldCharType="begin"/>
-          </w:r>
-          <w:r>
-            <w:instrText xml:space="preserve"> HYPERLINK \l _Toc1559898328 </w:instrText>
-          </w:r>
-          <w:r>
-            <w:fldChar w:fldCharType="separate"/>
-          </w:r>
-          <w:r>
-            <w:rPr>
-              <w:rFonts w:hint="eastAsia"/>
-            </w:rPr>
-            <w:t>2.2.1 确定业务参与者</w:t>
-          </w:r>
-          <w:r>
-            <w:tab/>
-          </w:r>
-          <w:r>
-            <w:fldChar w:fldCharType="begin"/>
-          </w:r>
-          <w:r>
-            <w:instrText xml:space="preserve"> PAGEREF _Toc1559898328 \h </w:instrText>
-          </w:r>
-          <w:r>
-            <w:fldChar w:fldCharType="separate"/>
-          </w:r>
-          <w:r>
-            <w:t>5</w:t>
-          </w:r>
-          <w:r>
-            <w:fldChar w:fldCharType="end"/>
-          </w:r>
-          <w:r>
-            <w:fldChar w:fldCharType="end"/>
-          </w:r>
-        </w:p>
-        <w:p>
-          <w:pPr>
-            <w:pStyle w:val="7"/>
-            <w:tabs>
-              <w:tab w:val="right" w:leader="dot" w:pos="7937"/>
-            </w:tabs>
-          </w:pPr>
-          <w:r>
-            <w:fldChar w:fldCharType="begin"/>
-          </w:r>
-          <w:r>
-            <w:instrText xml:space="preserve"> HYPERLINK \l _Toc730836120 </w:instrText>
-          </w:r>
-          <w:r>
-            <w:fldChar w:fldCharType="separate"/>
-          </w:r>
-          <w:r>
-            <w:rPr>
-              <w:rFonts w:hint="eastAsia"/>
-            </w:rPr>
-            <w:t>2.2.2 用例建模</w:t>
-          </w:r>
-          <w:r>
-            <w:tab/>
-          </w:r>
-          <w:r>
-            <w:fldChar w:fldCharType="begin"/>
-          </w:r>
-          <w:r>
-            <w:instrText xml:space="preserve"> PAGEREF _Toc730836120 \h </w:instrText>
-          </w:r>
-          <w:r>
-            <w:fldChar w:fldCharType="separate"/>
-          </w:r>
-          <w:r>
-            <w:t>5</w:t>
-          </w:r>
-          <w:r>
-            <w:fldChar w:fldCharType="end"/>
-          </w:r>
-          <w:r>
-            <w:fldChar w:fldCharType="end"/>
-          </w:r>
-        </w:p>
-        <w:p>
-          <w:pPr>
-            <w:pStyle w:val="7"/>
-            <w:tabs>
-              <w:tab w:val="right" w:leader="dot" w:pos="7937"/>
-            </w:tabs>
-          </w:pPr>
-          <w:r>
-            <w:fldChar w:fldCharType="begin"/>
-          </w:r>
-          <w:r>
-            <w:instrText xml:space="preserve"> HYPERLINK \l _Toc1703691647 </w:instrText>
-          </w:r>
-          <w:r>
-            <w:fldChar w:fldCharType="separate"/>
-          </w:r>
-          <w:r>
-            <w:rPr>
-              <w:rFonts w:hint="eastAsia"/>
-            </w:rPr>
-            <w:t>2.2.3 用例描述</w:t>
-          </w:r>
-          <w:r>
-            <w:tab/>
-          </w:r>
-          <w:r>
-            <w:fldChar w:fldCharType="begin"/>
-          </w:r>
-          <w:r>
-            <w:instrText xml:space="preserve"> PAGEREF _Toc1703691647 \h </w:instrText>
-          </w:r>
-          <w:r>
-            <w:fldChar w:fldCharType="separate"/>
-          </w:r>
-          <w:r>
-            <w:t>7</w:t>
-          </w:r>
-          <w:r>
-            <w:fldChar w:fldCharType="end"/>
-          </w:r>
-          <w:r>
-            <w:fldChar w:fldCharType="end"/>
-          </w:r>
-        </w:p>
-        <w:p>
-          <w:pPr>
-            <w:pStyle w:val="12"/>
-            <w:tabs>
-              <w:tab w:val="right" w:leader="dot" w:pos="7937"/>
-            </w:tabs>
-          </w:pPr>
-          <w:r>
-            <w:fldChar w:fldCharType="begin"/>
-          </w:r>
-          <w:r>
-            <w:instrText xml:space="preserve"> HYPERLINK \l _Toc1546045678 </w:instrText>
-          </w:r>
-          <w:r>
-            <w:fldChar w:fldCharType="separate"/>
-          </w:r>
-          <w:r>
-            <w:rPr>
-              <w:rFonts w:hint="eastAsia"/>
-            </w:rPr>
-            <w:t>2.3 非功能性需求分析</w:t>
-          </w:r>
-          <w:r>
-            <w:tab/>
-          </w:r>
-          <w:r>
-            <w:fldChar w:fldCharType="begin"/>
-          </w:r>
-          <w:r>
-            <w:instrText xml:space="preserve"> PAGEREF _Toc1546045678 \h </w:instrText>
-          </w:r>
-          <w:r>
-            <w:fldChar w:fldCharType="separate"/>
-          </w:r>
-          <w:r>
-            <w:t>8</w:t>
-          </w:r>
-          <w:r>
-            <w:fldChar w:fldCharType="end"/>
-          </w:r>
-          <w:r>
-            <w:fldChar w:fldCharType="end"/>
-          </w:r>
-        </w:p>
-        <w:p>
-          <w:pPr>
-            <w:pStyle w:val="12"/>
-            <w:tabs>
-              <w:tab w:val="right" w:leader="dot" w:pos="7937"/>
-            </w:tabs>
-          </w:pPr>
-          <w:r>
-            <w:fldChar w:fldCharType="begin"/>
-          </w:r>
-          <w:r>
-            <w:instrText xml:space="preserve"> HYPERLINK \l _Toc1985065093 </w:instrText>
-          </w:r>
-          <w:r>
-            <w:fldChar w:fldCharType="separate"/>
-          </w:r>
-          <w:r>
-            <w:rPr>
-              <w:rFonts w:hint="eastAsia"/>
-            </w:rPr>
-            <w:t>2.4 运行环境需求</w:t>
-          </w:r>
-          <w:r>
-            <w:tab/>
-          </w:r>
-          <w:r>
-            <w:fldChar w:fldCharType="begin"/>
-          </w:r>
-          <w:r>
-            <w:instrText xml:space="preserve"> PAGEREF _Toc1985065093 \h </w:instrText>
-          </w:r>
-          <w:r>
-            <w:fldChar w:fldCharType="separate"/>
-          </w:r>
-          <w:r>
-            <w:t>9</w:t>
-          </w:r>
-          <w:r>
-            <w:fldChar w:fldCharType="end"/>
-          </w:r>
-          <w:r>
-            <w:fldChar w:fldCharType="end"/>
-          </w:r>
-        </w:p>
-        <w:p>
-          <w:pPr>
-            <w:pStyle w:val="11"/>
-            <w:tabs>
-              <w:tab w:val="right" w:leader="dot" w:pos="7937"/>
-              <w:tab w:val="clear" w:pos="7927"/>
-            </w:tabs>
-          </w:pPr>
-          <w:r>
-            <w:fldChar w:fldCharType="begin"/>
-          </w:r>
-          <w:r>
-            <w:instrText xml:space="preserve"> HYPERLINK \l _Toc1830561906 </w:instrText>
-          </w:r>
-          <w:r>
-            <w:fldChar w:fldCharType="separate"/>
-          </w:r>
-          <w:r>
-            <w:rPr>
-              <w:rFonts w:hint="eastAsia"/>
-            </w:rPr>
-            <w:t xml:space="preserve">3 </w:t>
-          </w:r>
-          <w:r>
-            <w:rPr>
-              <w:rFonts w:hint="eastAsia"/>
-            </w:rPr>
-            <w:t>系统设计</w:t>
-          </w:r>
-          <w:r>
-            <w:tab/>
-          </w:r>
-          <w:r>
-            <w:fldChar w:fldCharType="begin"/>
-          </w:r>
-          <w:r>
-            <w:instrText xml:space="preserve"> PAGEREF _Toc1830561906 \h </w:instrText>
-          </w:r>
-          <w:r>
-            <w:fldChar w:fldCharType="separate"/>
-          </w:r>
-          <w:r>
-            <w:t>10</w:t>
-          </w:r>
-          <w:r>
-            <w:fldChar w:fldCharType="end"/>
-          </w:r>
-          <w:r>
-            <w:fldChar w:fldCharType="end"/>
-          </w:r>
-        </w:p>
-        <w:p>
-          <w:pPr>
-            <w:pStyle w:val="12"/>
-            <w:tabs>
-              <w:tab w:val="right" w:leader="dot" w:pos="7937"/>
-            </w:tabs>
-          </w:pPr>
-          <w:r>
-            <w:fldChar w:fldCharType="begin"/>
-          </w:r>
-          <w:r>
-            <w:instrText xml:space="preserve"> HYPERLINK \l _Toc1403227220 </w:instrText>
-          </w:r>
-          <w:r>
-            <w:fldChar w:fldCharType="separate"/>
-          </w:r>
-          <w:r>
-            <w:rPr>
-              <w:rFonts w:hint="eastAsia"/>
-            </w:rPr>
-            <w:t>3.1 系统功能结构设计</w:t>
-          </w:r>
-          <w:r>
-            <w:tab/>
-          </w:r>
-          <w:r>
-            <w:fldChar w:fldCharType="begin"/>
-          </w:r>
-          <w:r>
-            <w:instrText xml:space="preserve"> PAGEREF _Toc1403227220 \h </w:instrText>
-          </w:r>
-          <w:r>
-            <w:fldChar w:fldCharType="separate"/>
-          </w:r>
-          <w:r>
-            <w:t>10</w:t>
-          </w:r>
-          <w:r>
-            <w:fldChar w:fldCharType="end"/>
-          </w:r>
-          <w:r>
-            <w:fldChar w:fldCharType="end"/>
-          </w:r>
-        </w:p>
-        <w:p>
-          <w:pPr>
-            <w:pStyle w:val="12"/>
-            <w:tabs>
-              <w:tab w:val="right" w:leader="dot" w:pos="7937"/>
-            </w:tabs>
-          </w:pPr>
-          <w:r>
-            <w:fldChar w:fldCharType="begin"/>
-          </w:r>
-          <w:r>
-            <w:instrText xml:space="preserve"> HYPERLINK \l _Toc374475186 </w:instrText>
-          </w:r>
-          <w:r>
-            <w:fldChar w:fldCharType="separate"/>
-          </w:r>
-          <w:r>
-            <w:rPr>
-              <w:rFonts w:hint="eastAsia"/>
-            </w:rPr>
-            <w:t>3.2 系统架构设计</w:t>
-          </w:r>
-          <w:r>
-            <w:tab/>
-          </w:r>
-          <w:r>
-            <w:fldChar w:fldCharType="begin"/>
-          </w:r>
-          <w:r>
-            <w:instrText xml:space="preserve"> PAGEREF _Toc374475186 \h </w:instrText>
-          </w:r>
-          <w:r>
-            <w:fldChar w:fldCharType="separate"/>
-          </w:r>
-          <w:r>
-            <w:t>10</w:t>
-          </w:r>
-          <w:r>
-            <w:fldChar w:fldCharType="end"/>
-          </w:r>
-          <w:r>
-            <w:fldChar w:fldCharType="end"/>
-          </w:r>
-        </w:p>
-        <w:p>
-          <w:pPr>
-            <w:pStyle w:val="12"/>
-            <w:tabs>
-              <w:tab w:val="right" w:leader="dot" w:pos="7937"/>
-            </w:tabs>
-          </w:pPr>
-          <w:r>
-            <w:fldChar w:fldCharType="begin"/>
-          </w:r>
-          <w:r>
-            <w:instrText xml:space="preserve"> HYPERLINK \l _Toc1677365392 </w:instrText>
-          </w:r>
-          <w:r>
-            <w:fldChar w:fldCharType="separate"/>
-          </w:r>
-          <w:r>
-            <w:rPr>
-              <w:rFonts w:hint="eastAsia"/>
-            </w:rPr>
-            <w:t>3.3 业务流程设计</w:t>
-          </w:r>
-          <w:r>
-            <w:tab/>
-          </w:r>
-          <w:r>
-            <w:fldChar w:fldCharType="begin"/>
-          </w:r>
-          <w:r>
-            <w:instrText xml:space="preserve"> PAGEREF _Toc1677365392 \h </w:instrText>
-          </w:r>
-          <w:r>
-            <w:fldChar w:fldCharType="separate"/>
-          </w:r>
-          <w:r>
-            <w:t>11</w:t>
-          </w:r>
-          <w:r>
-            <w:fldChar w:fldCharType="end"/>
-          </w:r>
-          <w:r>
-            <w:fldChar w:fldCharType="end"/>
-          </w:r>
-        </w:p>
-        <w:p>
-          <w:pPr>
-            <w:pStyle w:val="12"/>
-            <w:tabs>
-              <w:tab w:val="right" w:leader="dot" w:pos="7937"/>
-            </w:tabs>
-          </w:pPr>
-          <w:r>
-            <w:fldChar w:fldCharType="begin"/>
-          </w:r>
-          <w:r>
-            <w:instrText xml:space="preserve"> HYPERLINK \l _Toc1462309175 </w:instrText>
-          </w:r>
-          <w:r>
-            <w:fldChar w:fldCharType="separate"/>
-          </w:r>
-          <w:r>
-            <w:rPr>
-              <w:rFonts w:hint="eastAsia"/>
-            </w:rPr>
-            <w:t>3.4 数据库设计</w:t>
-          </w:r>
-          <w:r>
-            <w:tab/>
-          </w:r>
-          <w:r>
-            <w:fldChar w:fldCharType="begin"/>
-          </w:r>
-          <w:r>
-            <w:instrText xml:space="preserve"> PAGEREF _Toc1462309175 \h </w:instrText>
-          </w:r>
-          <w:r>
-            <w:fldChar w:fldCharType="separate"/>
-          </w:r>
-          <w:r>
-            <w:t>12</w:t>
-          </w:r>
-          <w:r>
-            <w:fldChar w:fldCharType="end"/>
-          </w:r>
-          <w:r>
-            <w:fldChar w:fldCharType="end"/>
-          </w:r>
-        </w:p>
-        <w:p>
-          <w:pPr>
-            <w:pStyle w:val="7"/>
-            <w:tabs>
-              <w:tab w:val="right" w:leader="dot" w:pos="7937"/>
-            </w:tabs>
-          </w:pPr>
-          <w:r>
-            <w:fldChar w:fldCharType="begin"/>
-          </w:r>
-          <w:r>
-            <w:instrText xml:space="preserve"> HYPERLINK \l _Toc1227447957 </w:instrText>
-          </w:r>
-          <w:r>
-            <w:fldChar w:fldCharType="separate"/>
-          </w:r>
-          <w:r>
-            <w:rPr>
-              <w:rFonts w:hint="eastAsia"/>
-            </w:rPr>
-            <w:t>3.4.1 概念结构设计</w:t>
-          </w:r>
-          <w:r>
-            <w:tab/>
-          </w:r>
-          <w:r>
-            <w:fldChar w:fldCharType="begin"/>
-          </w:r>
-          <w:r>
-            <w:instrText xml:space="preserve"> PAGEREF _Toc1227447957 \h </w:instrText>
-          </w:r>
-          <w:r>
-            <w:fldChar w:fldCharType="separate"/>
-          </w:r>
-          <w:r>
-            <w:t>12</w:t>
-          </w:r>
-          <w:r>
-            <w:fldChar w:fldCharType="end"/>
-          </w:r>
-          <w:r>
-            <w:fldChar w:fldCharType="end"/>
-          </w:r>
-        </w:p>
-        <w:p>
-          <w:pPr>
-            <w:pStyle w:val="7"/>
-            <w:tabs>
-              <w:tab w:val="right" w:leader="dot" w:pos="7937"/>
-            </w:tabs>
-          </w:pPr>
-          <w:r>
-            <w:fldChar w:fldCharType="begin"/>
-          </w:r>
-          <w:r>
-            <w:instrText xml:space="preserve"> HYPERLINK \l _Toc989900217 </w:instrText>
-          </w:r>
-          <w:r>
-            <w:fldChar w:fldCharType="separate"/>
-          </w:r>
-          <w:r>
-            <w:rPr>
-              <w:rFonts w:hint="eastAsia"/>
-            </w:rPr>
-            <w:t>3.4.2 逻辑结构设计</w:t>
-          </w:r>
-          <w:r>
-            <w:tab/>
-          </w:r>
-          <w:r>
-            <w:fldChar w:fldCharType="begin"/>
-          </w:r>
-          <w:r>
-            <w:instrText xml:space="preserve"> PAGEREF _Toc989900217 \h </w:instrText>
-          </w:r>
-          <w:r>
-            <w:fldChar w:fldCharType="separate"/>
-          </w:r>
-          <w:r>
-            <w:t>13</w:t>
-          </w:r>
-          <w:r>
-            <w:fldChar w:fldCharType="end"/>
-          </w:r>
-          <w:r>
-            <w:fldChar w:fldCharType="end"/>
-          </w:r>
-        </w:p>
-        <w:p>
-          <w:pPr>
-            <w:pStyle w:val="12"/>
-            <w:tabs>
-              <w:tab w:val="right" w:leader="dot" w:pos="7937"/>
-            </w:tabs>
-          </w:pPr>
-          <w:r>
-            <w:fldChar w:fldCharType="begin"/>
-          </w:r>
-          <w:r>
-            <w:instrText xml:space="preserve"> HYPERLINK \l _Toc697133810 </w:instrText>
-          </w:r>
-          <w:r>
-            <w:fldChar w:fldCharType="separate"/>
-          </w:r>
-          <w:r>
-            <w:rPr>
-              <w:rFonts w:hint="eastAsia"/>
-            </w:rPr>
-            <w:t>3.5 本章小结</w:t>
-          </w:r>
-          <w:r>
-            <w:tab/>
-          </w:r>
-          <w:r>
-            <w:fldChar w:fldCharType="begin"/>
-          </w:r>
-          <w:r>
-            <w:instrText xml:space="preserve"> PAGEREF _Toc697133810 \h </w:instrText>
-          </w:r>
-          <w:r>
-            <w:fldChar w:fldCharType="separate"/>
-          </w:r>
-          <w:r>
-            <w:t>16</w:t>
-          </w:r>
-          <w:r>
-            <w:fldChar w:fldCharType="end"/>
-          </w:r>
-          <w:r>
-            <w:fldChar w:fldCharType="end"/>
-          </w:r>
-        </w:p>
-        <w:p>
-          <w:pPr>
-            <w:pStyle w:val="11"/>
-            <w:tabs>
-              <w:tab w:val="right" w:leader="dot" w:pos="7937"/>
-              <w:tab w:val="clear" w:pos="7927"/>
-            </w:tabs>
-          </w:pPr>
-          <w:r>
-            <w:fldChar w:fldCharType="begin"/>
-          </w:r>
-          <w:r>
-            <w:instrText xml:space="preserve"> HYPERLINK \l _Toc57166638 </w:instrText>
-          </w:r>
-          <w:r>
-            <w:fldChar w:fldCharType="separate"/>
-          </w:r>
-          <w:r>
-            <w:rPr>
-              <w:rFonts w:hint="eastAsia"/>
-            </w:rPr>
-            <w:t xml:space="preserve">4 </w:t>
-          </w:r>
-          <w:r>
-            <w:rPr>
-              <w:rFonts w:hint="eastAsia"/>
-            </w:rPr>
-            <w:t>系统</w:t>
-          </w:r>
-          <w:r>
-            <w:rPr>
-              <w:rFonts w:hint="eastAsia"/>
-            </w:rPr>
-            <w:t>功能的实现</w:t>
-          </w:r>
-          <w:r>
-            <w:tab/>
-          </w:r>
-          <w:r>
-            <w:fldChar w:fldCharType="begin"/>
-          </w:r>
-          <w:r>
-            <w:instrText xml:space="preserve"> PAGEREF _Toc57166638 \h </w:instrText>
-          </w:r>
-          <w:r>
-            <w:fldChar w:fldCharType="separate"/>
-          </w:r>
-          <w:r>
-            <w:t>17</w:t>
-          </w:r>
-          <w:r>
-            <w:fldChar w:fldCharType="end"/>
-          </w:r>
-          <w:r>
-            <w:fldChar w:fldCharType="end"/>
-          </w:r>
-        </w:p>
-        <w:p>
-          <w:pPr>
-            <w:pStyle w:val="12"/>
-            <w:tabs>
-              <w:tab w:val="right" w:leader="dot" w:pos="7937"/>
-            </w:tabs>
-          </w:pPr>
-          <w:r>
-            <w:fldChar w:fldCharType="begin"/>
-          </w:r>
-          <w:r>
-            <w:instrText xml:space="preserve"> HYPERLINK \l _Toc874494657 </w:instrText>
-          </w:r>
-          <w:r>
-            <w:fldChar w:fldCharType="separate"/>
-          </w:r>
-          <w:r>
-            <w:rPr>
-              <w:rFonts w:hint="eastAsia"/>
-            </w:rPr>
-            <w:t>4.</w:t>
-          </w:r>
-          <w:r>
-            <w:rPr>
-              <w:rFonts w:hint="eastAsia"/>
-            </w:rPr>
-            <w:t xml:space="preserve">1 </w:t>
-          </w:r>
-          <w:r>
-            <w:rPr>
-              <w:rFonts w:hint="eastAsia"/>
-            </w:rPr>
-            <w:t>用户端功能实现</w:t>
-          </w:r>
-          <w:r>
-            <w:tab/>
-          </w:r>
-          <w:r>
-            <w:fldChar w:fldCharType="begin"/>
-          </w:r>
-          <w:r>
-            <w:instrText xml:space="preserve"> PAGEREF _Toc874494657 \h </w:instrText>
-          </w:r>
-          <w:r>
-            <w:fldChar w:fldCharType="separate"/>
-          </w:r>
-          <w:r>
-            <w:t>17</w:t>
-          </w:r>
-          <w:r>
-            <w:fldChar w:fldCharType="end"/>
-          </w:r>
-          <w:r>
-            <w:fldChar w:fldCharType="end"/>
-          </w:r>
-        </w:p>
-        <w:p>
-          <w:pPr>
-            <w:pStyle w:val="7"/>
-            <w:tabs>
-              <w:tab w:val="right" w:leader="dot" w:pos="7937"/>
-            </w:tabs>
-          </w:pPr>
-          <w:r>
-            <w:fldChar w:fldCharType="begin"/>
-          </w:r>
-          <w:r>
-            <w:instrText xml:space="preserve"> HYPERLINK \l _Toc253620131 </w:instrText>
-          </w:r>
-          <w:r>
-            <w:fldChar w:fldCharType="separate"/>
-          </w:r>
-          <w:r>
-            <w:rPr>
-              <w:rFonts w:hint="eastAsia"/>
-            </w:rPr>
-            <w:t>4.1.1 用户登录与注册</w:t>
-          </w:r>
-          <w:r>
-            <w:tab/>
-          </w:r>
-          <w:r>
-            <w:fldChar w:fldCharType="begin"/>
-          </w:r>
-          <w:r>
-            <w:instrText xml:space="preserve"> PAGEREF _Toc253620131 \h </w:instrText>
-          </w:r>
-          <w:r>
-            <w:fldChar w:fldCharType="separate"/>
-          </w:r>
-          <w:r>
-            <w:t>17</w:t>
-          </w:r>
-          <w:r>
-            <w:fldChar w:fldCharType="end"/>
-          </w:r>
-          <w:r>
-            <w:fldChar w:fldCharType="end"/>
-          </w:r>
-        </w:p>
-        <w:p>
-          <w:pPr>
-            <w:pStyle w:val="7"/>
-            <w:tabs>
-              <w:tab w:val="right" w:leader="dot" w:pos="7937"/>
-            </w:tabs>
-          </w:pPr>
-          <w:r>
-            <w:fldChar w:fldCharType="begin"/>
-          </w:r>
-          <w:r>
-            <w:instrText xml:space="preserve"> HYPERLINK \l _Toc1985986069 </w:instrText>
-          </w:r>
-          <w:r>
-            <w:fldChar w:fldCharType="separate"/>
-          </w:r>
-          <w:r>
-            <w:rPr>
-              <w:rFonts w:hint="eastAsia"/>
-            </w:rPr>
-            <w:t>4.1.2 菜品浏览与搜索</w:t>
-          </w:r>
-          <w:r>
-            <w:tab/>
-          </w:r>
-          <w:r>
-            <w:fldChar w:fldCharType="begin"/>
-          </w:r>
-          <w:r>
-            <w:instrText xml:space="preserve"> PAGEREF _Toc1985986069 \h </w:instrText>
-          </w:r>
-          <w:r>
-            <w:fldChar w:fldCharType="separate"/>
-          </w:r>
-          <w:r>
-            <w:t>18</w:t>
-          </w:r>
-          <w:r>
-            <w:fldChar w:fldCharType="end"/>
-          </w:r>
-          <w:r>
-            <w:fldChar w:fldCharType="end"/>
-          </w:r>
-        </w:p>
-        <w:p>
-          <w:pPr>
-            <w:pStyle w:val="7"/>
-            <w:tabs>
-              <w:tab w:val="right" w:leader="dot" w:pos="7937"/>
-            </w:tabs>
-          </w:pPr>
-          <w:r>
-            <w:fldChar w:fldCharType="begin"/>
-          </w:r>
-          <w:r>
-            <w:instrText xml:space="preserve"> HYPERLINK \l _Toc129536362 </w:instrText>
-          </w:r>
-          <w:r>
-            <w:fldChar w:fldCharType="separate"/>
-          </w:r>
-          <w:r>
-            <w:rPr>
-              <w:rFonts w:hint="eastAsia"/>
-            </w:rPr>
-            <w:t>4.1.3 在线订餐</w:t>
-          </w:r>
-          <w:r>
-            <w:tab/>
-          </w:r>
-          <w:r>
-            <w:fldChar w:fldCharType="begin"/>
-          </w:r>
-          <w:r>
-            <w:instrText xml:space="preserve"> PAGEREF _Toc129536362 \h </w:instrText>
-          </w:r>
-          <w:r>
-            <w:fldChar w:fldCharType="separate"/>
-          </w:r>
-          <w:r>
-            <w:t>19</w:t>
-          </w:r>
-          <w:r>
-            <w:fldChar w:fldCharType="end"/>
-          </w:r>
-          <w:r>
-            <w:fldChar w:fldCharType="end"/>
-          </w:r>
-        </w:p>
-        <w:p>
-          <w:pPr>
-            <w:pStyle w:val="7"/>
-            <w:tabs>
-              <w:tab w:val="right" w:leader="dot" w:pos="7937"/>
-            </w:tabs>
-          </w:pPr>
-          <w:r>
-            <w:fldChar w:fldCharType="begin"/>
-          </w:r>
-          <w:r>
-            <w:instrText xml:space="preserve"> HYPERLINK \l _Toc1716701723 </w:instrText>
-          </w:r>
-          <w:r>
-            <w:fldChar w:fldCharType="separate"/>
-          </w:r>
-          <w:r>
-            <w:rPr>
-              <w:rFonts w:hint="eastAsia"/>
-            </w:rPr>
-            <w:t>4.1.4 个人中心</w:t>
-          </w:r>
-          <w:r>
-            <w:tab/>
-          </w:r>
-          <w:r>
-            <w:fldChar w:fldCharType="begin"/>
-          </w:r>
-          <w:r>
-            <w:instrText xml:space="preserve"> PAGEREF _Toc1716701723 \h </w:instrText>
-          </w:r>
-          <w:r>
-            <w:fldChar w:fldCharType="separate"/>
-          </w:r>
-          <w:r>
-            <w:t>20</w:t>
-          </w:r>
-          <w:r>
-            <w:fldChar w:fldCharType="end"/>
-          </w:r>
-          <w:r>
-            <w:fldChar w:fldCharType="end"/>
-          </w:r>
-        </w:p>
-        <w:p>
-          <w:pPr>
-            <w:pStyle w:val="7"/>
-            <w:tabs>
-              <w:tab w:val="right" w:leader="dot" w:pos="7937"/>
-            </w:tabs>
-          </w:pPr>
-          <w:r>
-            <w:fldChar w:fldCharType="begin"/>
-          </w:r>
-          <w:r>
-            <w:instrText xml:space="preserve"> HYPERLINK \l _Toc1163061016 </w:instrText>
-          </w:r>
-          <w:r>
-            <w:fldChar w:fldCharType="separate"/>
-          </w:r>
-          <w:r>
-            <w:rPr>
-              <w:rFonts w:hint="eastAsia"/>
-            </w:rPr>
-            <w:t>4.1.5 论坛交流</w:t>
-          </w:r>
-          <w:r>
-            <w:tab/>
-          </w:r>
-          <w:r>
-            <w:fldChar w:fldCharType="begin"/>
-          </w:r>
-          <w:r>
-            <w:instrText xml:space="preserve"> PAGEREF _Toc1163061016 \h </w:instrText>
-          </w:r>
-          <w:r>
-            <w:fldChar w:fldCharType="separate"/>
-          </w:r>
-          <w:r>
-            <w:t>21</w:t>
-          </w:r>
-          <w:r>
-            <w:fldChar w:fldCharType="end"/>
-          </w:r>
-          <w:r>
-            <w:fldChar w:fldCharType="end"/>
-          </w:r>
-        </w:p>
-        <w:p>
-          <w:pPr>
-            <w:pStyle w:val="7"/>
-            <w:tabs>
-              <w:tab w:val="right" w:leader="dot" w:pos="7937"/>
-            </w:tabs>
-          </w:pPr>
-          <w:r>
-            <w:fldChar w:fldCharType="begin"/>
-          </w:r>
-          <w:r>
-            <w:instrText xml:space="preserve"> HYPERLINK \l _Toc1170340918 </w:instrText>
-          </w:r>
-          <w:r>
-            <w:fldChar w:fldCharType="separate"/>
-          </w:r>
-          <w:r>
-            <w:rPr>
-              <w:rFonts w:hint="eastAsia"/>
-            </w:rPr>
-            <w:t>4.1.6 公告浏览</w:t>
-          </w:r>
-          <w:r>
-            <w:tab/>
-          </w:r>
-          <w:r>
-            <w:fldChar w:fldCharType="begin"/>
-          </w:r>
-          <w:r>
-            <w:instrText xml:space="preserve"> PAGEREF _Toc1170340918 \h </w:instrText>
-          </w:r>
-          <w:r>
-            <w:fldChar w:fldCharType="separate"/>
-          </w:r>
-          <w:r>
-            <w:t>22</w:t>
-          </w:r>
-          <w:r>
-            <w:fldChar w:fldCharType="end"/>
-          </w:r>
-          <w:r>
-            <w:fldChar w:fldCharType="end"/>
-          </w:r>
-        </w:p>
-        <w:p>
-          <w:pPr>
-            <w:pStyle w:val="12"/>
-            <w:tabs>
-              <w:tab w:val="right" w:leader="dot" w:pos="7937"/>
-            </w:tabs>
-          </w:pPr>
-          <w:r>
-            <w:fldChar w:fldCharType="begin"/>
-          </w:r>
-          <w:r>
-            <w:instrText xml:space="preserve"> HYPERLINK \l _Toc1117085953 </w:instrText>
-          </w:r>
-          <w:r>
-            <w:fldChar w:fldCharType="separate"/>
-          </w:r>
-          <w:r>
-            <w:rPr>
-              <w:rFonts w:hint="eastAsia"/>
-            </w:rPr>
-            <w:t>4.2 管理端功能实现</w:t>
-          </w:r>
-          <w:r>
-            <w:tab/>
-          </w:r>
-          <w:r>
-            <w:fldChar w:fldCharType="begin"/>
-          </w:r>
-          <w:r>
-            <w:instrText xml:space="preserve"> PAGEREF _Toc1117085953 \h </w:instrText>
-          </w:r>
-          <w:r>
-            <w:fldChar w:fldCharType="separate"/>
-          </w:r>
-          <w:r>
-            <w:t>22</w:t>
-          </w:r>
-          <w:r>
-            <w:fldChar w:fldCharType="end"/>
-          </w:r>
-          <w:r>
-            <w:fldChar w:fldCharType="end"/>
-          </w:r>
-        </w:p>
-        <w:p>
-          <w:pPr>
-            <w:pStyle w:val="7"/>
-            <w:tabs>
-              <w:tab w:val="right" w:leader="dot" w:pos="7937"/>
-            </w:tabs>
-          </w:pPr>
-          <w:r>
-            <w:fldChar w:fldCharType="begin"/>
-          </w:r>
-          <w:r>
-            <w:instrText xml:space="preserve"> HYPERLINK \l _Toc1561569997 </w:instrText>
-          </w:r>
-          <w:r>
-            <w:fldChar w:fldCharType="separate"/>
-          </w:r>
-          <w:r>
-            <w:rPr>
-              <w:rFonts w:hint="eastAsia"/>
-            </w:rPr>
-            <w:t>4.2.1 管理员登录</w:t>
-          </w:r>
-          <w:r>
-            <w:tab/>
-          </w:r>
-          <w:r>
-            <w:fldChar w:fldCharType="begin"/>
-          </w:r>
-          <w:r>
-            <w:instrText xml:space="preserve"> PAGEREF _Toc1561569997 \h </w:instrText>
-          </w:r>
-          <w:r>
-            <w:fldChar w:fldCharType="separate"/>
-          </w:r>
-          <w:r>
-            <w:t>22</w:t>
-          </w:r>
-          <w:r>
-            <w:fldChar w:fldCharType="end"/>
-          </w:r>
-          <w:r>
-            <w:fldChar w:fldCharType="end"/>
-          </w:r>
-        </w:p>
-        <w:p>
-          <w:pPr>
-            <w:pStyle w:val="7"/>
-            <w:tabs>
-              <w:tab w:val="right" w:leader="dot" w:pos="7937"/>
-            </w:tabs>
-          </w:pPr>
-          <w:r>
-            <w:fldChar w:fldCharType="begin"/>
-          </w:r>
-          <w:r>
-            <w:instrText xml:space="preserve"> HYPERLINK \l _Toc909289592 </w:instrText>
-          </w:r>
-          <w:r>
-            <w:fldChar w:fldCharType="separate"/>
-          </w:r>
-          <w:r>
-            <w:rPr>
-              <w:rFonts w:hint="eastAsia"/>
-            </w:rPr>
-            <w:t>4.2.2 菜品管理</w:t>
-          </w:r>
-          <w:r>
-            <w:tab/>
-          </w:r>
-          <w:r>
-            <w:fldChar w:fldCharType="begin"/>
-          </w:r>
-          <w:r>
-            <w:instrText xml:space="preserve"> PAGEREF _Toc909289592 \h </w:instrText>
-          </w:r>
-          <w:r>
-            <w:fldChar w:fldCharType="separate"/>
-          </w:r>
-          <w:r>
-            <w:t>23</w:t>
-          </w:r>
-          <w:r>
-            <w:fldChar w:fldCharType="end"/>
-          </w:r>
-          <w:r>
-            <w:fldChar w:fldCharType="end"/>
-          </w:r>
-        </w:p>
-        <w:p>
-          <w:pPr>
-            <w:pStyle w:val="7"/>
-            <w:tabs>
-              <w:tab w:val="right" w:leader="dot" w:pos="7937"/>
-            </w:tabs>
-          </w:pPr>
-          <w:r>
-            <w:fldChar w:fldCharType="begin"/>
-          </w:r>
-          <w:r>
-            <w:instrText xml:space="preserve"> HYPERLINK \l _Toc936540692 </w:instrText>
-          </w:r>
-          <w:r>
-            <w:fldChar w:fldCharType="separate"/>
-          </w:r>
-          <w:r>
-            <w:rPr>
-              <w:rFonts w:hint="eastAsia"/>
-            </w:rPr>
-            <w:t>4.2.3 订单管理</w:t>
-          </w:r>
-          <w:r>
-            <w:tab/>
-          </w:r>
-          <w:r>
-            <w:fldChar w:fldCharType="begin"/>
-          </w:r>
-          <w:r>
-            <w:instrText xml:space="preserve"> PAGEREF _Toc936540692 \h </w:instrText>
-          </w:r>
-          <w:r>
-            <w:fldChar w:fldCharType="separate"/>
-          </w:r>
-          <w:r>
-            <w:t>24</w:t>
-          </w:r>
-          <w:r>
-            <w:fldChar w:fldCharType="end"/>
-          </w:r>
-          <w:r>
-            <w:fldChar w:fldCharType="end"/>
-          </w:r>
-        </w:p>
-        <w:p>
-          <w:pPr>
-            <w:pStyle w:val="7"/>
-            <w:tabs>
-              <w:tab w:val="right" w:leader="dot" w:pos="7937"/>
-            </w:tabs>
-          </w:pPr>
-          <w:r>
-            <w:fldChar w:fldCharType="begin"/>
-          </w:r>
-          <w:r>
-            <w:instrText xml:space="preserve"> HYPERLINK \l _Toc1531761581 </w:instrText>
-          </w:r>
-          <w:r>
-            <w:fldChar w:fldCharType="separate"/>
-          </w:r>
-          <w:r>
-            <w:rPr>
-              <w:rFonts w:hint="eastAsia"/>
-            </w:rPr>
-            <w:t>4.2.4 供应商管理与公告管理</w:t>
-          </w:r>
-          <w:r>
-            <w:tab/>
-          </w:r>
-          <w:r>
-            <w:fldChar w:fldCharType="begin"/>
-          </w:r>
-          <w:r>
-            <w:instrText xml:space="preserve"> PAGEREF _Toc1531761581 \h </w:instrText>
-          </w:r>
-          <w:r>
-            <w:fldChar w:fldCharType="separate"/>
-          </w:r>
-          <w:r>
-            <w:t>26</w:t>
-          </w:r>
-          <w:r>
-            <w:fldChar w:fldCharType="end"/>
-          </w:r>
-          <w:r>
-            <w:fldChar w:fldCharType="end"/>
-          </w:r>
-        </w:p>
-        <w:p>
-          <w:pPr>
-            <w:pStyle w:val="12"/>
-            <w:tabs>
-              <w:tab w:val="right" w:leader="dot" w:pos="7937"/>
-            </w:tabs>
-          </w:pPr>
-          <w:r>
-            <w:fldChar w:fldCharType="begin"/>
-          </w:r>
-          <w:r>
-            <w:instrText xml:space="preserve"> HYPERLINK \l _Toc282931631 </w:instrText>
-          </w:r>
-          <w:r>
-            <w:fldChar w:fldCharType="separate"/>
-          </w:r>
-          <w:r>
-            <w:rPr>
-              <w:rFonts w:hint="eastAsia"/>
-            </w:rPr>
-            <w:t>4.</w:t>
-          </w:r>
-          <w:r>
-            <w:rPr>
-              <w:rFonts w:hint="eastAsia"/>
-            </w:rPr>
-            <w:t xml:space="preserve">3 </w:t>
-          </w:r>
-          <w:r>
-            <w:rPr>
-              <w:rFonts w:hint="eastAsia"/>
-            </w:rPr>
-            <w:t>本章小结</w:t>
-          </w:r>
-          <w:r>
-            <w:tab/>
-          </w:r>
-          <w:r>
-            <w:fldChar w:fldCharType="begin"/>
-          </w:r>
-          <w:r>
-            <w:instrText xml:space="preserve"> PAGEREF _Toc282931631 \h </w:instrText>
-          </w:r>
-          <w:r>
-            <w:fldChar w:fldCharType="separate"/>
-          </w:r>
-          <w:r>
-            <w:t>26</w:t>
-          </w:r>
-          <w:r>
-            <w:fldChar w:fldCharType="end"/>
-          </w:r>
-          <w:r>
-            <w:fldChar w:fldCharType="end"/>
-          </w:r>
-        </w:p>
-        <w:p>
-          <w:pPr>
-            <w:pStyle w:val="11"/>
-            <w:tabs>
-              <w:tab w:val="right" w:leader="dot" w:pos="7937"/>
-              <w:tab w:val="clear" w:pos="7927"/>
-            </w:tabs>
-          </w:pPr>
-          <w:r>
-            <w:fldChar w:fldCharType="begin"/>
-          </w:r>
-          <w:r>
-            <w:instrText xml:space="preserve"> HYPERLINK \l _Toc703127759 </w:instrText>
-          </w:r>
-          <w:r>
-            <w:fldChar w:fldCharType="separate"/>
-          </w:r>
-          <w:r>
-            <w:rPr>
-              <w:rFonts w:hint="eastAsia"/>
-            </w:rPr>
-            <w:t xml:space="preserve">5 </w:t>
-          </w:r>
-          <w:r>
-            <w:rPr>
-              <w:rFonts w:hint="eastAsia"/>
-            </w:rPr>
-            <w:t>系统</w:t>
-          </w:r>
-          <w:r>
-            <w:rPr>
-              <w:rFonts w:hint="eastAsia"/>
-            </w:rPr>
-            <w:t>测试</w:t>
-          </w:r>
-          <w:r>
-            <w:tab/>
-          </w:r>
-          <w:r>
-            <w:fldChar w:fldCharType="begin"/>
-          </w:r>
-          <w:r>
-            <w:instrText xml:space="preserve"> PAGEREF _Toc703127759 \h </w:instrText>
-          </w:r>
-          <w:r>
-            <w:fldChar w:fldCharType="separate"/>
-          </w:r>
-          <w:r>
-            <w:t>27</w:t>
-          </w:r>
-          <w:r>
-            <w:fldChar w:fldCharType="end"/>
-          </w:r>
-          <w:r>
-            <w:fldChar w:fldCharType="end"/>
-          </w:r>
-        </w:p>
-        <w:p>
-          <w:pPr>
-            <w:pStyle w:val="12"/>
-            <w:tabs>
-              <w:tab w:val="right" w:leader="dot" w:pos="7937"/>
-            </w:tabs>
-          </w:pPr>
-          <w:r>
-            <w:fldChar w:fldCharType="begin"/>
-          </w:r>
-          <w:r>
-            <w:instrText xml:space="preserve"> HYPERLINK \l _Toc2013219719 </w:instrText>
-          </w:r>
-          <w:r>
-            <w:fldChar w:fldCharType="separate"/>
-          </w:r>
-          <w:r>
-            <w:rPr>
-              <w:rFonts w:hint="eastAsia"/>
-            </w:rPr>
-            <w:t>5.1 测试概述</w:t>
-          </w:r>
-          <w:r>
-            <w:tab/>
-          </w:r>
-          <w:r>
-            <w:fldChar w:fldCharType="begin"/>
-          </w:r>
-          <w:r>
-            <w:instrText xml:space="preserve"> PAGEREF _Toc2013219719 \h </w:instrText>
-          </w:r>
-          <w:r>
-            <w:fldChar w:fldCharType="separate"/>
-          </w:r>
-          <w:r>
-            <w:t>27</w:t>
-          </w:r>
-          <w:r>
-            <w:fldChar w:fldCharType="end"/>
-          </w:r>
-          <w:r>
-            <w:fldChar w:fldCharType="end"/>
-          </w:r>
-        </w:p>
-        <w:p>
-          <w:pPr>
-            <w:pStyle w:val="12"/>
-            <w:tabs>
-              <w:tab w:val="right" w:leader="dot" w:pos="7937"/>
-            </w:tabs>
-          </w:pPr>
-          <w:r>
-            <w:fldChar w:fldCharType="begin"/>
-          </w:r>
-          <w:r>
-            <w:instrText xml:space="preserve"> HYPERLINK \l _Toc431475101 </w:instrText>
-          </w:r>
-          <w:r>
-            <w:fldChar w:fldCharType="separate"/>
-          </w:r>
-          <w:r>
-            <w:rPr>
-              <w:rFonts w:hint="eastAsia"/>
-            </w:rPr>
-            <w:t>5.2 测试方法</w:t>
-          </w:r>
-          <w:r>
-            <w:tab/>
-          </w:r>
-          <w:r>
-            <w:fldChar w:fldCharType="begin"/>
-          </w:r>
-          <w:r>
-            <w:instrText xml:space="preserve"> PAGEREF _Toc431475101 \h </w:instrText>
-          </w:r>
-          <w:r>
-            <w:fldChar w:fldCharType="separate"/>
-          </w:r>
-          <w:r>
-            <w:t>27</w:t>
-          </w:r>
-          <w:r>
-            <w:fldChar w:fldCharType="end"/>
-          </w:r>
-          <w:r>
-            <w:fldChar w:fldCharType="end"/>
-          </w:r>
-        </w:p>
-        <w:p>
-          <w:pPr>
-            <w:pStyle w:val="7"/>
-            <w:tabs>
-              <w:tab w:val="right" w:leader="dot" w:pos="7937"/>
-            </w:tabs>
-          </w:pPr>
-          <w:r>
-            <w:fldChar w:fldCharType="begin"/>
-          </w:r>
-          <w:r>
-            <w:instrText xml:space="preserve"> HYPERLINK \l _Toc1897230235 </w:instrText>
-          </w:r>
-          <w:r>
-            <w:fldChar w:fldCharType="separate"/>
-          </w:r>
-          <w:r>
-            <w:rPr>
-              <w:rFonts w:hint="eastAsia"/>
-            </w:rPr>
-            <w:t>5.2.1 功能测试方法</w:t>
-          </w:r>
-          <w:r>
-            <w:tab/>
-          </w:r>
-          <w:r>
-            <w:fldChar w:fldCharType="begin"/>
-          </w:r>
-          <w:r>
-            <w:instrText xml:space="preserve"> PAGEREF _Toc1897230235 \h </w:instrText>
-          </w:r>
-          <w:r>
-            <w:fldChar w:fldCharType="separate"/>
-          </w:r>
-          <w:r>
-            <w:t>27</w:t>
-          </w:r>
-          <w:r>
-            <w:fldChar w:fldCharType="end"/>
-          </w:r>
-          <w:r>
-            <w:fldChar w:fldCharType="end"/>
-          </w:r>
-        </w:p>
-        <w:p>
-          <w:pPr>
-            <w:pStyle w:val="7"/>
-            <w:tabs>
-              <w:tab w:val="right" w:leader="dot" w:pos="7937"/>
-            </w:tabs>
-          </w:pPr>
-          <w:r>
-            <w:fldChar w:fldCharType="begin"/>
-          </w:r>
-          <w:r>
-            <w:instrText xml:space="preserve"> HYPERLINK \l _Toc911368989 </w:instrText>
-          </w:r>
-          <w:r>
-            <w:fldChar w:fldCharType="separate"/>
-          </w:r>
-          <w:r>
-            <w:rPr>
-              <w:rFonts w:hint="eastAsia"/>
-            </w:rPr>
-            <w:t>5.2.2 性能测试方法</w:t>
-          </w:r>
-          <w:r>
-            <w:tab/>
-          </w:r>
-          <w:r>
-            <w:fldChar w:fldCharType="begin"/>
-          </w:r>
-          <w:r>
-            <w:instrText xml:space="preserve"> PAGEREF _Toc911368989 \h </w:instrText>
-          </w:r>
-          <w:r>
-            <w:fldChar w:fldCharType="separate"/>
-          </w:r>
-          <w:r>
-            <w:t>27</w:t>
-          </w:r>
-          <w:r>
-            <w:fldChar w:fldCharType="end"/>
-          </w:r>
-          <w:r>
-            <w:fldChar w:fldCharType="end"/>
-          </w:r>
-        </w:p>
-        <w:p>
-          <w:pPr>
-            <w:pStyle w:val="12"/>
-            <w:tabs>
-              <w:tab w:val="right" w:leader="dot" w:pos="7937"/>
-            </w:tabs>
-          </w:pPr>
-          <w:r>
-            <w:fldChar w:fldCharType="begin"/>
-          </w:r>
-          <w:r>
-            <w:instrText xml:space="preserve"> HYPERLINK \l _Toc1525227719 </w:instrText>
-          </w:r>
-          <w:r>
-            <w:fldChar w:fldCharType="separate"/>
-          </w:r>
-          <w:r>
-            <w:rPr>
-              <w:rFonts w:hint="eastAsia"/>
-            </w:rPr>
-            <w:t>5.3 功能测试</w:t>
-          </w:r>
-          <w:r>
-            <w:tab/>
-          </w:r>
-          <w:r>
-            <w:fldChar w:fldCharType="begin"/>
-          </w:r>
-          <w:r>
-            <w:instrText xml:space="preserve"> PAGEREF _Toc1525227719 \h </w:instrText>
-          </w:r>
-          <w:r>
-            <w:fldChar w:fldCharType="separate"/>
-          </w:r>
-          <w:r>
-            <w:t>28</w:t>
-          </w:r>
-          <w:r>
-            <w:fldChar w:fldCharType="end"/>
-          </w:r>
-          <w:r>
-            <w:fldChar w:fldCharType="end"/>
-          </w:r>
-        </w:p>
-        <w:p>
-          <w:pPr>
-            <w:pStyle w:val="7"/>
-            <w:tabs>
-              <w:tab w:val="right" w:leader="dot" w:pos="7937"/>
-            </w:tabs>
-          </w:pPr>
-          <w:r>
-            <w:fldChar w:fldCharType="begin"/>
-          </w:r>
-          <w:r>
-            <w:instrText xml:space="preserve"> HYPERLINK \l _Toc2137462641 </w:instrText>
-          </w:r>
-          <w:r>
-            <w:fldChar w:fldCharType="separate"/>
-          </w:r>
-          <w:r>
-            <w:rPr>
-              <w:rFonts w:hint="eastAsia"/>
-            </w:rPr>
-            <w:t>5.3.1 用户端功能测试</w:t>
-          </w:r>
-          <w:r>
-            <w:tab/>
-          </w:r>
-          <w:r>
-            <w:fldChar w:fldCharType="begin"/>
-          </w:r>
-          <w:r>
-            <w:instrText xml:space="preserve"> PAGEREF _Toc2137462641 \h </w:instrText>
-          </w:r>
-          <w:r>
-            <w:fldChar w:fldCharType="separate"/>
-          </w:r>
-          <w:r>
-            <w:t>28</w:t>
-          </w:r>
-          <w:r>
-            <w:fldChar w:fldCharType="end"/>
-          </w:r>
-          <w:r>
-            <w:fldChar w:fldCharType="end"/>
-          </w:r>
-        </w:p>
-        <w:p>
-          <w:pPr>
-            <w:pStyle w:val="7"/>
-            <w:tabs>
-              <w:tab w:val="right" w:leader="dot" w:pos="7937"/>
-            </w:tabs>
-          </w:pPr>
-          <w:r>
-            <w:fldChar w:fldCharType="begin"/>
-          </w:r>
-          <w:r>
-            <w:instrText xml:space="preserve"> HYPERLINK \l _Toc1228160271 </w:instrText>
-          </w:r>
-          <w:r>
-            <w:fldChar w:fldCharType="separate"/>
-          </w:r>
-          <w:r>
-            <w:rPr>
-              <w:rFonts w:hint="eastAsia"/>
-            </w:rPr>
-            <w:t>5.3.2 管理端功能测试</w:t>
-          </w:r>
-          <w:r>
-            <w:tab/>
-          </w:r>
-          <w:r>
-            <w:fldChar w:fldCharType="begin"/>
-          </w:r>
-          <w:r>
-            <w:instrText xml:space="preserve"> PAGEREF _Toc1228160271 \h </w:instrText>
-          </w:r>
-          <w:r>
-            <w:fldChar w:fldCharType="separate"/>
-          </w:r>
-          <w:r>
-            <w:t>28</w:t>
-          </w:r>
-          <w:r>
-            <w:fldChar w:fldCharType="end"/>
-          </w:r>
-          <w:r>
-            <w:fldChar w:fldCharType="end"/>
-          </w:r>
-        </w:p>
-        <w:p>
-          <w:pPr>
-            <w:pStyle w:val="12"/>
-            <w:tabs>
-              <w:tab w:val="right" w:leader="dot" w:pos="7937"/>
-            </w:tabs>
-          </w:pPr>
-          <w:r>
-            <w:fldChar w:fldCharType="begin"/>
-          </w:r>
-          <w:r>
-            <w:instrText xml:space="preserve"> HYPERLINK \l _Toc76859733 </w:instrText>
-          </w:r>
-          <w:r>
-            <w:fldChar w:fldCharType="separate"/>
-          </w:r>
-          <w:r>
-            <w:rPr>
-              <w:rFonts w:hint="eastAsia"/>
-            </w:rPr>
-            <w:t>5.4 测试结果与分析</w:t>
-          </w:r>
-          <w:r>
-            <w:tab/>
-          </w:r>
-          <w:r>
-            <w:fldChar w:fldCharType="begin"/>
-          </w:r>
-          <w:r>
-            <w:instrText xml:space="preserve"> PAGEREF _Toc76859733 \h </w:instrText>
-          </w:r>
-          <w:r>
-            <w:fldChar w:fldCharType="separate"/>
-          </w:r>
-          <w:r>
-            <w:t>29</w:t>
-          </w:r>
-          <w:r>
-            <w:fldChar w:fldCharType="end"/>
-          </w:r>
-          <w:r>
-            <w:fldChar w:fldCharType="end"/>
-          </w:r>
-        </w:p>
-        <w:p>
-          <w:pPr>
-            <w:pStyle w:val="12"/>
-            <w:tabs>
-              <w:tab w:val="right" w:leader="dot" w:pos="7937"/>
-            </w:tabs>
-          </w:pPr>
-          <w:r>
-            <w:fldChar w:fldCharType="begin"/>
-          </w:r>
-          <w:r>
-            <w:instrText xml:space="preserve"> HYPERLINK \l _Toc1143860684 </w:instrText>
-          </w:r>
-          <w:r>
-            <w:fldChar w:fldCharType="separate"/>
-          </w:r>
-          <w:r>
-            <w:rPr>
-              <w:rFonts w:hint="eastAsia"/>
-            </w:rPr>
-            <w:t>5.5 本章小结</w:t>
-          </w:r>
-          <w:r>
-            <w:tab/>
-          </w:r>
-          <w:r>
-            <w:fldChar w:fldCharType="begin"/>
-          </w:r>
-          <w:r>
-            <w:instrText xml:space="preserve"> PAGEREF _Toc1143860684 \h </w:instrText>
-          </w:r>
-          <w:r>
-            <w:fldChar w:fldCharType="separate"/>
-          </w:r>
-          <w:r>
-            <w:t>30</w:t>
-          </w:r>
-          <w:r>
-            <w:fldChar w:fldCharType="end"/>
-          </w:r>
-          <w:r>
-            <w:fldChar w:fldCharType="end"/>
-          </w:r>
-        </w:p>
-        <w:p>
-          <w:pPr>
-            <w:pStyle w:val="11"/>
-            <w:tabs>
-              <w:tab w:val="right" w:leader="dot" w:pos="7937"/>
-              <w:tab w:val="clear" w:pos="7927"/>
-            </w:tabs>
-          </w:pPr>
-          <w:r>
-            <w:fldChar w:fldCharType="begin"/>
-          </w:r>
-          <w:r>
-            <w:instrText xml:space="preserve"> HYPERLINK \l _Toc592908044 </w:instrText>
-          </w:r>
-          <w:r>
-            <w:fldChar w:fldCharType="separate"/>
-          </w:r>
-          <w:r>
-            <w:rPr>
-              <w:rFonts w:hint="eastAsia"/>
-            </w:rPr>
-            <w:t>结  论</w:t>
-          </w:r>
-          <w:r>
-            <w:tab/>
-          </w:r>
-          <w:r>
-            <w:fldChar w:fldCharType="begin"/>
-          </w:r>
-          <w:r>
-            <w:instrText xml:space="preserve"> PAGEREF _Toc592908044 \h </w:instrText>
-          </w:r>
-          <w:r>
-            <w:fldChar w:fldCharType="separate"/>
-          </w:r>
-          <w:r>
-            <w:t>31</w:t>
-          </w:r>
-          <w:r>
-            <w:fldChar w:fldCharType="end"/>
-          </w:r>
-          <w:r>
-            <w:fldChar w:fldCharType="end"/>
-          </w:r>
-        </w:p>
-        <w:p>
-          <w:pPr>
-            <w:pStyle w:val="11"/>
-            <w:tabs>
-              <w:tab w:val="right" w:leader="dot" w:pos="7937"/>
-              <w:tab w:val="clear" w:pos="7927"/>
-            </w:tabs>
-          </w:pPr>
-          <w:r>
-            <w:fldChar w:fldCharType="begin"/>
-          </w:r>
-          <w:r>
-            <w:instrText xml:space="preserve"> HYPERLINK \l _Toc681373428 </w:instrText>
-          </w:r>
-          <w:r>
-            <w:fldChar w:fldCharType="separate"/>
-          </w:r>
-          <w:r>
-            <w:rPr>
-              <w:rFonts w:hint="eastAsia"/>
-            </w:rPr>
-            <w:t>参考文献</w:t>
-          </w:r>
-          <w:r>
-            <w:tab/>
-          </w:r>
-          <w:r>
-            <w:fldChar w:fldCharType="begin"/>
-          </w:r>
-          <w:r>
-            <w:instrText xml:space="preserve"> PAGEREF _Toc681373428 \h </w:instrText>
-          </w:r>
-          <w:r>
-            <w:fldChar w:fldCharType="separate"/>
-          </w:r>
-          <w:r>
-            <w:t>32</w:t>
-          </w:r>
-          <w:r>
-            <w:fldChar w:fldCharType="end"/>
-          </w:r>
-          <w:r>
-            <w:fldChar w:fldCharType="end"/>
-          </w:r>
-        </w:p>
-        <w:p>
-          <w:pPr>
-            <w:pStyle w:val="11"/>
-            <w:tabs>
-              <w:tab w:val="right" w:leader="dot" w:pos="7937"/>
-              <w:tab w:val="clear" w:pos="7927"/>
-            </w:tabs>
-          </w:pPr>
-          <w:r>
-            <w:fldChar w:fldCharType="begin"/>
-          </w:r>
-          <w:r>
-            <w:instrText xml:space="preserve"> HYPERLINK \l _Toc1460398592 </w:instrText>
-          </w:r>
-          <w:r>
-            <w:fldChar w:fldCharType="separate"/>
-          </w:r>
-          <w:r>
-            <w:rPr>
-              <w:rFonts w:hint="eastAsia"/>
-            </w:rPr>
-            <w:t>致  谢</w:t>
-          </w:r>
-          <w:r>
-            <w:tab/>
-          </w:r>
-          <w:r>
-            <w:fldChar w:fldCharType="begin"/>
-          </w:r>
-          <w:r>
-            <w:instrText xml:space="preserve"> PAGEREF _Toc1460398592 \h </w:instrText>
-          </w:r>
-          <w:r>
-            <w:fldChar w:fldCharType="separate"/>
-          </w:r>
-          <w:r>
-            <w:t>34</w:t>
-          </w:r>
-          <w:r>
-            <w:fldChar w:fldCharType="end"/>
-          </w:r>
-          <w:r>
-            <w:fldChar w:fldCharType="end"/>
-          </w:r>
-        </w:p>
-        <w:p>
-          <w:pPr>
-            <w:pStyle w:val="61"/>
-            <w:spacing w:before="312" w:beforeLines="100" w:after="312" w:afterLines="100" w:line="360" w:lineRule="auto"/>
-            <w:jc w:val="center"/>
-            <w:outlineLvl w:val="9"/>
-            <w:rPr>
-              <w:rFonts w:ascii="Calibri" w:hAnsi="Calibri" w:eastAsia="黑体" w:cs="Times New Roman"/>
-              <w:kern w:val="2"/>
-              <w:sz w:val="32"/>
-              <w:szCs w:val="22"/>
-              <w:lang w:val="en-US" w:eastAsia="zh-CN" w:bidi="ar-SA"/>
-            </w:rPr>
-          </w:pPr>
-          <w:r>
-            <w:fldChar w:fldCharType="end"/>
-          </w:r>
-        </w:p>
-      </w:sdtContent>
-    </w:sdt>
-    <w:p>
-      <w:pPr>
-        <w:pStyle w:val="61"/>
-        <w:spacing w:before="312" w:beforeLines="100" w:after="312" w:afterLines="100" w:line="360" w:lineRule="auto"/>
-        <w:jc w:val="center"/>
-        <w:outlineLvl w:val="9"/>
-        <w:rPr>
-          <w:rFonts w:ascii="Calibri" w:hAnsi="Calibri" w:eastAsia="黑体" w:cs="Times New Roman"/>
-          <w:kern w:val="2"/>
-          <w:sz w:val="32"/>
-          <w:szCs w:val="22"/>
-          <w:lang w:val="en-US" w:eastAsia="zh-CN" w:bidi="ar-SA"/>
-        </w:rPr>
         <w:sectPr>
           <w:headerReference r:id="rId6" w:type="default"/>
           <w:footerReference r:id="rId7" w:type="default"/>
@@ -3014,6 +576,9 @@
           <w:docGrid w:type="lines" w:linePitch="312" w:charSpace="0"/>
         </w:sectPr>
       </w:pPr>
+      <w:r>
+        <w:fldChar w:fldCharType="end"/>
+      </w:r>
     </w:p>
     <w:p>
       <w:pPr>
@@ -3024,15 +589,13 @@
           <w:rFonts w:hint="eastAsia"/>
         </w:rPr>
       </w:pPr>
-      <w:bookmarkStart w:id="7" w:name="_Toc10004536"/>
-      <w:bookmarkStart w:id="8" w:name="_Toc27241"/>
+      <w:bookmarkStart w:id="5" w:name="_Toc27241"/>
       <w:r>
         <w:rPr>
           <w:rFonts w:hint="eastAsia"/>
         </w:rPr>
         <w:t>1 绪论</w:t>
       </w:r>
-      <w:bookmarkEnd w:id="7"/>
     </w:p>
     <w:p>
       <w:pPr>
@@ -3043,14 +606,12 @@
           <w:rFonts w:hint="eastAsia"/>
         </w:rPr>
       </w:pPr>
-      <w:bookmarkStart w:id="9" w:name="_Toc642512086"/>
       <w:r>
         <w:rPr>
           <w:rFonts w:hint="eastAsia"/>
         </w:rPr>
         <w:t>1.1 课题背景</w:t>
       </w:r>
-      <w:bookmarkEnd w:id="9"/>
     </w:p>
     <w:p>
       <w:pPr>
@@ -3118,14 +679,12 @@
           <w:rFonts w:hint="eastAsia"/>
         </w:rPr>
       </w:pPr>
-      <w:bookmarkStart w:id="10" w:name="_Toc1152852286"/>
       <w:r>
         <w:rPr>
           <w:rFonts w:hint="eastAsia"/>
         </w:rPr>
         <w:t>1.2 国内外研究现状</w:t>
       </w:r>
-      <w:bookmarkEnd w:id="10"/>
     </w:p>
     <w:p>
       <w:pPr>
@@ -3193,14 +752,12 @@
           <w:rFonts w:hint="eastAsia"/>
         </w:rPr>
       </w:pPr>
-      <w:bookmarkStart w:id="11" w:name="_Toc1390907568"/>
       <w:r>
         <w:rPr>
           <w:rFonts w:hint="eastAsia"/>
         </w:rPr>
         <w:t>1.3 研究目标</w:t>
       </w:r>
-      <w:bookmarkEnd w:id="11"/>
     </w:p>
     <w:p>
       <w:pPr>
@@ -3249,14 +806,12 @@
           <w:rFonts w:hint="eastAsia"/>
         </w:rPr>
       </w:pPr>
-      <w:bookmarkStart w:id="12" w:name="_Toc1623997781"/>
       <w:r>
         <w:rPr>
           <w:rFonts w:hint="eastAsia"/>
         </w:rPr>
         <w:t>1.4 论文组织结构</w:t>
       </w:r>
-      <w:bookmarkEnd w:id="12"/>
     </w:p>
     <w:p>
       <w:pPr>
@@ -3286,14 +841,12 @@
           <w:rFonts w:hint="eastAsia"/>
         </w:rPr>
       </w:pPr>
-      <w:bookmarkStart w:id="13" w:name="_Toc13551897"/>
       <w:r>
         <w:rPr>
           <w:rFonts w:hint="eastAsia"/>
         </w:rPr>
         <w:t>2 系统需求分析</w:t>
       </w:r>
-      <w:bookmarkEnd w:id="13"/>
     </w:p>
     <w:p>
       <w:pPr>
@@ -3304,14 +857,12 @@
           <w:rFonts w:hint="eastAsia"/>
         </w:rPr>
       </w:pPr>
-      <w:bookmarkStart w:id="14" w:name="_Toc133466297"/>
       <w:r>
         <w:rPr>
           <w:rFonts w:hint="eastAsia"/>
         </w:rPr>
         <w:t>2.1 可行性分析</w:t>
       </w:r>
-      <w:bookmarkEnd w:id="14"/>
     </w:p>
     <w:p>
       <w:pPr>
@@ -3322,15 +873,13 @@
           <w:rFonts w:hint="eastAsia"/>
         </w:rPr>
       </w:pPr>
-      <w:bookmarkStart w:id="15" w:name="_Toc1195126211"/>
-      <w:bookmarkStart w:id="16" w:name="_Ref288115396"/>
+      <w:bookmarkStart w:id="6" w:name="_Ref288115396"/>
       <w:r>
         <w:rPr>
           <w:rFonts w:hint="eastAsia"/>
         </w:rPr>
         <w:t>2.1.1 技术可行性</w:t>
       </w:r>
-      <w:bookmarkEnd w:id="15"/>
     </w:p>
     <w:p>
       <w:pPr>
@@ -3342,7 +891,7 @@
           <w:szCs w:val="24"/>
         </w:rPr>
       </w:pPr>
-      <w:bookmarkStart w:id="17" w:name="_Toc3453"/>
+      <w:bookmarkStart w:id="7" w:name="_Toc3453"/>
       <w:r>
         <w:rPr>
           <w:rFonts w:ascii="Times New Roman" w:hAnsi="Times New Roman"/>
@@ -3361,14 +910,12 @@
           <w:rFonts w:hint="eastAsia"/>
         </w:rPr>
       </w:pPr>
-      <w:bookmarkStart w:id="18" w:name="_Toc1071677886"/>
       <w:r>
         <w:rPr>
           <w:rFonts w:hint="eastAsia"/>
         </w:rPr>
         <w:t>2.1.2 经济可行性</w:t>
       </w:r>
-      <w:bookmarkEnd w:id="18"/>
     </w:p>
     <w:p>
       <w:pPr>
@@ -3398,14 +945,12 @@
           <w:rFonts w:hint="eastAsia"/>
         </w:rPr>
       </w:pPr>
-      <w:bookmarkStart w:id="19" w:name="_Toc744882613"/>
       <w:r>
         <w:rPr>
           <w:rFonts w:hint="eastAsia"/>
         </w:rPr>
         <w:t>2.2 功能需求分析</w:t>
       </w:r>
-      <w:bookmarkEnd w:id="19"/>
     </w:p>
     <w:p>
       <w:pPr>
@@ -3416,14 +961,12 @@
           <w:rFonts w:hint="eastAsia"/>
         </w:rPr>
       </w:pPr>
-      <w:bookmarkStart w:id="20" w:name="_Toc1559898328"/>
       <w:r>
         <w:rPr>
           <w:rFonts w:hint="eastAsia"/>
         </w:rPr>
         <w:t>2.2.1 确定业务参与者</w:t>
       </w:r>
-      <w:bookmarkEnd w:id="20"/>
     </w:p>
     <w:p>
       <w:pPr>
@@ -3717,14 +1260,12 @@
           <w:rFonts w:hint="eastAsia"/>
         </w:rPr>
       </w:pPr>
-      <w:bookmarkStart w:id="21" w:name="_Toc730836120"/>
       <w:r>
         <w:rPr>
           <w:rFonts w:hint="eastAsia"/>
         </w:rPr>
         <w:t>2.2.2 用例建模</w:t>
       </w:r>
-      <w:bookmarkEnd w:id="21"/>
     </w:p>
     <w:p>
       <w:pPr>
@@ -3759,8 +1300,8 @@
       <w:r>
         <w:drawing>
           <wp:inline distT="0" distB="0" distL="114300" distR="114300">
-            <wp:extent cx="4679950" cy="3886200"/>
-            <wp:effectExtent l="0" t="0" r="19050" b="0"/>
+            <wp:extent cx="4679950" cy="3444240"/>
+            <wp:effectExtent l="0" t="0" r="0" b="0"/>
             <wp:docPr id="1002" name="Picture 2"/>
             <wp:cNvGraphicFramePr>
               <a:graphicFrameLocks xmlns:a="http://schemas.openxmlformats.org/drawingml/2006/main" noChangeAspect="1"/>
@@ -3776,6 +1317,7 @@
                   </pic:nvPicPr>
                   <pic:blipFill>
                     <a:blip r:embed="rId11"/>
+                    <a:srcRect b="11373"/>
                     <a:stretch>
                       <a:fillRect/>
                     </a:stretch>
@@ -3783,7 +1325,7 @@
                   <pic:spPr>
                     <a:xfrm>
                       <a:off x="0" y="0"/>
-                      <a:ext cx="4680000" cy="3886780"/>
+                      <a:ext cx="4680000" cy="3444240"/>
                     </a:xfrm>
                     <a:prstGeom prst="rect">
                       <a:avLst/>
@@ -3849,8 +1391,8 @@
       <w:r>
         <w:drawing>
           <wp:inline distT="0" distB="0" distL="114300" distR="114300">
-            <wp:extent cx="4859655" cy="4036060"/>
-            <wp:effectExtent l="0" t="0" r="17145" b="2540"/>
+            <wp:extent cx="4679950" cy="3441700"/>
+            <wp:effectExtent l="0" t="0" r="0" b="0"/>
             <wp:docPr id="1003" name="Picture 2"/>
             <wp:cNvGraphicFramePr>
               <a:graphicFrameLocks xmlns:a="http://schemas.openxmlformats.org/drawingml/2006/main" noChangeAspect="1"/>
@@ -3866,6 +1408,7 @@
                   </pic:nvPicPr>
                   <pic:blipFill>
                     <a:blip r:embed="rId12"/>
+                    <a:srcRect b="11438"/>
                     <a:stretch>
                       <a:fillRect/>
                     </a:stretch>
@@ -3873,7 +1416,7 @@
                   <pic:spPr>
                     <a:xfrm>
                       <a:off x="0" y="0"/>
-                      <a:ext cx="4860000" cy="4036271"/>
+                      <a:ext cx="4680000" cy="3441700"/>
                     </a:xfrm>
                     <a:prstGeom prst="rect">
                       <a:avLst/>
@@ -3915,14 +1458,12 @@
           <w:rFonts w:hint="eastAsia"/>
         </w:rPr>
       </w:pPr>
-      <w:bookmarkStart w:id="22" w:name="_Toc1703691647"/>
       <w:r>
         <w:rPr>
           <w:rFonts w:hint="eastAsia"/>
         </w:rPr>
         <w:t>2.2.3 用例描述</w:t>
       </w:r>
-      <w:bookmarkEnd w:id="22"/>
     </w:p>
     <w:p>
       <w:pPr>
@@ -3940,7 +1481,7 @@
           <w:sz w:val="24"/>
           <w:szCs w:val="24"/>
         </w:rPr>
-        <w:t>选取系统中几个核心用例进行详细描述，用例描述如表2-2所示。</w:t>
+        <w:t>选取系统中注册用例进行详细描述。注册功能是用户使用订餐系统前的基础操作，注册成功后系统会在用户表中生成账户记录，并初始化账户余额、积分和会员等级。注册用例描述如表2-2所示。</w:t>
       </w:r>
     </w:p>
     <w:p>
@@ -3960,7 +1501,7 @@
           <w:sz w:val="21"/>
           <w:szCs w:val="24"/>
         </w:rPr>
-        <w:t>表2-2 用例描述</w:t>
+        <w:t>表2-2 注册用例描述</w:t>
       </w:r>
     </w:p>
     <w:p>
@@ -3996,14 +1537,8 @@
         </w:tblCellMar>
       </w:tblPr>
       <w:tblGrid>
-        <w:gridCol w:w="469"/>
-        <w:gridCol w:w="521"/>
-        <w:gridCol w:w="774"/>
-        <w:gridCol w:w="563"/>
-        <w:gridCol w:w="1079"/>
-        <w:gridCol w:w="1173"/>
-        <w:gridCol w:w="2484"/>
-        <w:gridCol w:w="1090"/>
+        <w:gridCol w:w="662"/>
+        <w:gridCol w:w="7491"/>
       </w:tblGrid>
       <w:tr>
         <w:trPr>
@@ -4025,7 +1560,7 @@
                 <w:sz w:val="21"/>
                 <w:szCs w:val="21"/>
               </w:rPr>
-              <w:t>ID</w:t>
+              <w:t>项目</w:t>
             </w:r>
           </w:p>
         </w:tc>
@@ -4045,127 +1580,7 @@
                 <w:sz w:val="21"/>
                 <w:szCs w:val="21"/>
               </w:rPr>
-              <w:t>用例</w:t>
-            </w:r>
-          </w:p>
-        </w:tc>
-        <w:tc>
-          <w:tcPr>
-            <w:tcBorders>
-              <w:bottom w:val="single" w:color="000000" w:sz="6" w:space="0"/>
-            </w:tcBorders>
-          </w:tcPr>
-          <w:p>
-            <w:pPr>
-              <w:jc w:val="center"/>
-            </w:pPr>
-            <w:r>
-              <w:rPr>
-                <w:b/>
-                <w:sz w:val="21"/>
-                <w:szCs w:val="21"/>
-              </w:rPr>
-              <w:t>用例描述</w:t>
-            </w:r>
-          </w:p>
-        </w:tc>
-        <w:tc>
-          <w:tcPr>
-            <w:tcBorders>
-              <w:bottom w:val="single" w:color="000000" w:sz="6" w:space="0"/>
-            </w:tcBorders>
-          </w:tcPr>
-          <w:p>
-            <w:pPr>
-              <w:jc w:val="center"/>
-            </w:pPr>
-            <w:r>
-              <w:rPr>
-                <w:b/>
-                <w:sz w:val="21"/>
-                <w:szCs w:val="21"/>
-              </w:rPr>
-              <w:t>参与者</w:t>
-            </w:r>
-          </w:p>
-        </w:tc>
-        <w:tc>
-          <w:tcPr>
-            <w:tcBorders>
-              <w:bottom w:val="single" w:color="000000" w:sz="6" w:space="0"/>
-            </w:tcBorders>
-          </w:tcPr>
-          <w:p>
-            <w:pPr>
-              <w:jc w:val="center"/>
-            </w:pPr>
-            <w:r>
-              <w:rPr>
-                <w:b/>
-                <w:sz w:val="21"/>
-                <w:szCs w:val="21"/>
-              </w:rPr>
-              <w:t>前置条件</w:t>
-            </w:r>
-          </w:p>
-        </w:tc>
-        <w:tc>
-          <w:tcPr>
-            <w:tcBorders>
-              <w:bottom w:val="single" w:color="000000" w:sz="6" w:space="0"/>
-            </w:tcBorders>
-          </w:tcPr>
-          <w:p>
-            <w:pPr>
-              <w:jc w:val="center"/>
-            </w:pPr>
-            <w:r>
-              <w:rPr>
-                <w:b/>
-                <w:sz w:val="21"/>
-                <w:szCs w:val="21"/>
-              </w:rPr>
-              <w:t>后置条件</w:t>
-            </w:r>
-          </w:p>
-        </w:tc>
-        <w:tc>
-          <w:tcPr>
-            <w:tcBorders>
-              <w:bottom w:val="single" w:color="000000" w:sz="6" w:space="0"/>
-            </w:tcBorders>
-          </w:tcPr>
-          <w:p>
-            <w:pPr>
-              <w:jc w:val="center"/>
-            </w:pPr>
-            <w:r>
-              <w:rPr>
-                <w:b/>
-                <w:sz w:val="21"/>
-                <w:szCs w:val="21"/>
-              </w:rPr>
-              <w:t>基本流程</w:t>
-            </w:r>
-          </w:p>
-        </w:tc>
-        <w:tc>
-          <w:tcPr>
-            <w:tcBorders>
-              <w:bottom w:val="single" w:color="000000" w:sz="6" w:space="0"/>
-            </w:tcBorders>
-          </w:tcPr>
-          <w:p>
-            <w:pPr>
-              <w:jc w:val="center"/>
-            </w:pPr>
-            <w:r>
-              <w:rPr>
-                <w:b/>
-                <w:sz w:val="21"/>
-                <w:szCs w:val="21"/>
-              </w:rPr>
-              <w:t>可选流程</w:t>
+              <w:t>说明</w:t>
             </w:r>
           </w:p>
         </w:tc>
@@ -4184,105 +1599,21 @@
                 <w:sz w:val="21"/>
                 <w:szCs w:val="21"/>
               </w:rPr>
+              <w:t>用例编号</w:t>
+            </w:r>
+          </w:p>
+        </w:tc>
+        <w:tc>
+          <w:p>
+            <w:pPr>
+              <w:jc w:val="center"/>
+            </w:pPr>
+            <w:r>
+              <w:rPr>
+                <w:sz w:val="21"/>
+                <w:szCs w:val="21"/>
+              </w:rPr>
               <w:t>A1</w:t>
-            </w:r>
-          </w:p>
-        </w:tc>
-        <w:tc>
-          <w:p>
-            <w:pPr>
-              <w:jc w:val="center"/>
-            </w:pPr>
-            <w:r>
-              <w:rPr>
-                <w:sz w:val="21"/>
-                <w:szCs w:val="21"/>
-              </w:rPr>
-              <w:t>注册</w:t>
-            </w:r>
-          </w:p>
-        </w:tc>
-        <w:tc>
-          <w:p>
-            <w:pPr>
-              <w:jc w:val="center"/>
-            </w:pPr>
-            <w:r>
-              <w:rPr>
-                <w:sz w:val="21"/>
-                <w:szCs w:val="21"/>
-              </w:rPr>
-              <w:t>游客注册成为系统用户</w:t>
-            </w:r>
-          </w:p>
-        </w:tc>
-        <w:tc>
-          <w:p>
-            <w:pPr>
-              <w:jc w:val="center"/>
-            </w:pPr>
-            <w:r>
-              <w:rPr>
-                <w:sz w:val="21"/>
-                <w:szCs w:val="21"/>
-              </w:rPr>
-              <w:t>游客</w:t>
-            </w:r>
-          </w:p>
-        </w:tc>
-        <w:tc>
-          <w:p>
-            <w:pPr>
-              <w:jc w:val="center"/>
-            </w:pPr>
-            <w:r>
-              <w:rPr>
-                <w:sz w:val="21"/>
-                <w:szCs w:val="21"/>
-              </w:rPr>
-              <w:t>未注册用户，点击登录进入登录页面</w:t>
-            </w:r>
-          </w:p>
-        </w:tc>
-        <w:tc>
-          <w:p>
-            <w:pPr>
-              <w:jc w:val="center"/>
-            </w:pPr>
-            <w:r>
-              <w:rPr>
-                <w:sz w:val="21"/>
-                <w:szCs w:val="21"/>
-              </w:rPr>
-              <w:t>注册成功</w:t>
-            </w:r>
-          </w:p>
-        </w:tc>
-        <w:tc>
-          <w:p>
-            <w:pPr>
-              <w:jc w:val="center"/>
-            </w:pPr>
-            <w:r>
-              <w:rPr>
-                <w:sz w:val="21"/>
-                <w:szCs w:val="21"/>
-              </w:rPr>
-              <w:t>1.点击注册进入注册页面 2.输入用户名、密码、姓名、手机号等信息 3.注册信息写入数据库 4.返回注册成功提示</w:t>
-            </w:r>
-          </w:p>
-        </w:tc>
-        <w:tc>
-          <w:p>
-            <w:pPr>
-              <w:jc w:val="center"/>
-            </w:pPr>
-            <w:r>
-              <w:rPr>
-                <w:sz w:val="21"/>
-                <w:szCs w:val="21"/>
-              </w:rPr>
-              <w:t>无</w:t>
             </w:r>
           </w:p>
         </w:tc>
@@ -4301,105 +1632,21 @@
                 <w:sz w:val="21"/>
                 <w:szCs w:val="21"/>
               </w:rPr>
-              <w:t>A2</w:t>
-            </w:r>
-          </w:p>
-        </w:tc>
-        <w:tc>
-          <w:p>
-            <w:pPr>
-              <w:jc w:val="center"/>
-            </w:pPr>
-            <w:r>
-              <w:rPr>
-                <w:sz w:val="21"/>
-                <w:szCs w:val="21"/>
-              </w:rPr>
-              <w:t>登录</w:t>
-            </w:r>
-          </w:p>
-        </w:tc>
-        <w:tc>
-          <w:p>
-            <w:pPr>
-              <w:jc w:val="center"/>
-            </w:pPr>
-            <w:r>
-              <w:rPr>
-                <w:sz w:val="21"/>
-                <w:szCs w:val="21"/>
-              </w:rPr>
-              <w:t>用户输入账号密码登录系统</w:t>
-            </w:r>
-          </w:p>
-        </w:tc>
-        <w:tc>
-          <w:p>
-            <w:pPr>
-              <w:jc w:val="center"/>
-            </w:pPr>
-            <w:r>
-              <w:rPr>
-                <w:sz w:val="21"/>
-                <w:szCs w:val="21"/>
-              </w:rPr>
-              <w:t>用户</w:t>
-            </w:r>
-          </w:p>
-        </w:tc>
-        <w:tc>
-          <w:p>
-            <w:pPr>
-              <w:jc w:val="center"/>
-            </w:pPr>
-            <w:r>
-              <w:rPr>
-                <w:sz w:val="21"/>
-                <w:szCs w:val="21"/>
-              </w:rPr>
-              <w:t>用户已注册，处于登录页面</w:t>
-            </w:r>
-          </w:p>
-        </w:tc>
-        <w:tc>
-          <w:p>
-            <w:pPr>
-              <w:jc w:val="center"/>
-            </w:pPr>
-            <w:r>
-              <w:rPr>
-                <w:sz w:val="21"/>
-                <w:szCs w:val="21"/>
-              </w:rPr>
-              <w:t>登录成功，跳转至首页</w:t>
-            </w:r>
-          </w:p>
-        </w:tc>
-        <w:tc>
-          <w:p>
-            <w:pPr>
-              <w:jc w:val="center"/>
-            </w:pPr>
-            <w:r>
-              <w:rPr>
-                <w:sz w:val="21"/>
-                <w:szCs w:val="21"/>
-              </w:rPr>
-              <w:t>1.输入用户名和密码 2.系统验证用户信息 3.生成Token写入数据库 4.跳转至系统首页</w:t>
-            </w:r>
-          </w:p>
-        </w:tc>
-        <w:tc>
-          <w:p>
-            <w:pPr>
-              <w:jc w:val="center"/>
-            </w:pPr>
-            <w:r>
-              <w:rPr>
-                <w:sz w:val="21"/>
-                <w:szCs w:val="21"/>
-              </w:rPr>
-              <w:t>2a.用户名或密码错误，提示重新输入</w:t>
+              <w:t>用例名称</w:t>
+            </w:r>
+          </w:p>
+        </w:tc>
+        <w:tc>
+          <w:p>
+            <w:pPr>
+              <w:jc w:val="center"/>
+            </w:pPr>
+            <w:r>
+              <w:rPr>
+                <w:sz w:val="21"/>
+                <w:szCs w:val="21"/>
+              </w:rPr>
+              <w:t>用户注册</w:t>
             </w:r>
           </w:p>
         </w:tc>
@@ -4418,105 +1665,21 @@
                 <w:sz w:val="21"/>
                 <w:szCs w:val="21"/>
               </w:rPr>
-              <w:t>A3</w:t>
-            </w:r>
-          </w:p>
-        </w:tc>
-        <w:tc>
-          <w:p>
-            <w:pPr>
-              <w:jc w:val="center"/>
-            </w:pPr>
-            <w:r>
-              <w:rPr>
-                <w:sz w:val="21"/>
-                <w:szCs w:val="21"/>
-              </w:rPr>
-              <w:t>在线订餐</w:t>
-            </w:r>
-          </w:p>
-        </w:tc>
-        <w:tc>
-          <w:p>
-            <w:pPr>
-              <w:jc w:val="center"/>
-            </w:pPr>
-            <w:r>
-              <w:rPr>
-                <w:sz w:val="21"/>
-                <w:szCs w:val="21"/>
-              </w:rPr>
-              <w:t>用户选择菜品下单支付</w:t>
-            </w:r>
-          </w:p>
-        </w:tc>
-        <w:tc>
-          <w:p>
-            <w:pPr>
-              <w:jc w:val="center"/>
-            </w:pPr>
-            <w:r>
-              <w:rPr>
-                <w:sz w:val="21"/>
-                <w:szCs w:val="21"/>
-              </w:rPr>
-              <w:t>用户</w:t>
-            </w:r>
-          </w:p>
-        </w:tc>
-        <w:tc>
-          <w:p>
-            <w:pPr>
-              <w:jc w:val="center"/>
-            </w:pPr>
-            <w:r>
-              <w:rPr>
-                <w:sz w:val="21"/>
-                <w:szCs w:val="21"/>
-              </w:rPr>
-              <w:t>用户已登录，账户余额大于0</w:t>
-            </w:r>
-          </w:p>
-        </w:tc>
-        <w:tc>
-          <w:p>
-            <w:pPr>
-              <w:jc w:val="center"/>
-            </w:pPr>
-            <w:r>
-              <w:rPr>
-                <w:sz w:val="21"/>
-                <w:szCs w:val="21"/>
-              </w:rPr>
-              <w:t>订单创建，库存扣减，余额扣减，积分增加</w:t>
-            </w:r>
-          </w:p>
-        </w:tc>
-        <w:tc>
-          <w:p>
-            <w:pPr>
-              <w:jc w:val="center"/>
-            </w:pPr>
-            <w:r>
-              <w:rPr>
-                <w:sz w:val="21"/>
-                <w:szCs w:val="21"/>
-              </w:rPr>
-              <w:t>1.浏览菜品列表选择菜品 2.填写购买数量提交订单 3.系统校验库存和余额 4.创建订单并扣减库存余额 5.累加积分评定会员等级</w:t>
-            </w:r>
-          </w:p>
-        </w:tc>
-        <w:tc>
-          <w:p>
-            <w:pPr>
-              <w:jc w:val="center"/>
-            </w:pPr>
-            <w:r>
-              <w:rPr>
-                <w:sz w:val="21"/>
-                <w:szCs w:val="21"/>
-              </w:rPr>
-              <w:t>3a.库存不足提示 3b.余额不足提示</w:t>
+              <w:t>参与者</w:t>
+            </w:r>
+          </w:p>
+        </w:tc>
+        <w:tc>
+          <w:p>
+            <w:pPr>
+              <w:jc w:val="center"/>
+            </w:pPr>
+            <w:r>
+              <w:rPr>
+                <w:sz w:val="21"/>
+                <w:szCs w:val="21"/>
+              </w:rPr>
+              <w:t>游客</w:t>
             </w:r>
           </w:p>
         </w:tc>
@@ -4535,105 +1698,21 @@
                 <w:sz w:val="21"/>
                 <w:szCs w:val="21"/>
               </w:rPr>
-              <w:t>A4</w:t>
-            </w:r>
-          </w:p>
-        </w:tc>
-        <w:tc>
-          <w:p>
-            <w:pPr>
-              <w:jc w:val="center"/>
-            </w:pPr>
-            <w:r>
-              <w:rPr>
-                <w:sz w:val="21"/>
-                <w:szCs w:val="21"/>
-              </w:rPr>
-              <w:t>订单退款</w:t>
-            </w:r>
-          </w:p>
-        </w:tc>
-        <w:tc>
-          <w:p>
-            <w:pPr>
-              <w:jc w:val="center"/>
-            </w:pPr>
-            <w:r>
-              <w:rPr>
-                <w:sz w:val="21"/>
-                <w:szCs w:val="21"/>
-              </w:rPr>
-              <w:t>用户对已支付订单申请退款</w:t>
-            </w:r>
-          </w:p>
-        </w:tc>
-        <w:tc>
-          <w:p>
-            <w:pPr>
-              <w:jc w:val="center"/>
-            </w:pPr>
-            <w:r>
-              <w:rPr>
-                <w:sz w:val="21"/>
-                <w:szCs w:val="21"/>
-              </w:rPr>
-              <w:t>用户</w:t>
-            </w:r>
-          </w:p>
-        </w:tc>
-        <w:tc>
-          <w:p>
-            <w:pPr>
-              <w:jc w:val="center"/>
-            </w:pPr>
-            <w:r>
-              <w:rPr>
-                <w:sz w:val="21"/>
-                <w:szCs w:val="21"/>
-              </w:rPr>
-              <w:t>用户已登录，订单状态为已支付</w:t>
-            </w:r>
-          </w:p>
-        </w:tc>
-        <w:tc>
-          <w:p>
-            <w:pPr>
-              <w:jc w:val="center"/>
-            </w:pPr>
-            <w:r>
-              <w:rPr>
-                <w:sz w:val="21"/>
-                <w:szCs w:val="21"/>
-              </w:rPr>
-              <w:t>余额回退，库存恢复，积分扣减</w:t>
-            </w:r>
-          </w:p>
-        </w:tc>
-        <w:tc>
-          <w:p>
-            <w:pPr>
-              <w:jc w:val="center"/>
-            </w:pPr>
-            <w:r>
-              <w:rPr>
-                <w:sz w:val="21"/>
-                <w:szCs w:val="21"/>
-              </w:rPr>
-              <w:t>1.进入订单列表选择订单 2.点击退款按钮 3.系统回退余额和库存 4.扣减对应积分 5.订单状态变为已退款</w:t>
-            </w:r>
-          </w:p>
-        </w:tc>
-        <w:tc>
-          <w:p>
-            <w:pPr>
-              <w:jc w:val="center"/>
-            </w:pPr>
-            <w:r>
-              <w:rPr>
-                <w:sz w:val="21"/>
-                <w:szCs w:val="21"/>
-              </w:rPr>
-              <w:t>积分已消费时无法退款</w:t>
+              <w:t>前置条件</w:t>
+            </w:r>
+          </w:p>
+        </w:tc>
+        <w:tc>
+          <w:p>
+            <w:pPr>
+              <w:jc w:val="center"/>
+            </w:pPr>
+            <w:r>
+              <w:rPr>
+                <w:sz w:val="21"/>
+                <w:szCs w:val="21"/>
+              </w:rPr>
+              <w:t>游客未登录系统，进入用户端登录页面。</w:t>
             </w:r>
           </w:p>
         </w:tc>
@@ -4652,105 +1731,21 @@
                 <w:sz w:val="21"/>
                 <w:szCs w:val="21"/>
               </w:rPr>
-              <w:t>A5</w:t>
-            </w:r>
-          </w:p>
-        </w:tc>
-        <w:tc>
-          <w:p>
-            <w:pPr>
-              <w:jc w:val="center"/>
-            </w:pPr>
-            <w:r>
-              <w:rPr>
-                <w:sz w:val="21"/>
-                <w:szCs w:val="21"/>
-              </w:rPr>
-              <w:t>订单发货</w:t>
-            </w:r>
-          </w:p>
-        </w:tc>
-        <w:tc>
-          <w:p>
-            <w:pPr>
-              <w:jc w:val="center"/>
-            </w:pPr>
-            <w:r>
-              <w:rPr>
-                <w:sz w:val="21"/>
-                <w:szCs w:val="21"/>
-              </w:rPr>
-              <w:t>管理员将订单标记为已完成</w:t>
-            </w:r>
-          </w:p>
-        </w:tc>
-        <w:tc>
-          <w:p>
-            <w:pPr>
-              <w:jc w:val="center"/>
-            </w:pPr>
-            <w:r>
-              <w:rPr>
-                <w:sz w:val="21"/>
-                <w:szCs w:val="21"/>
-              </w:rPr>
-              <w:t>管理员/员工</w:t>
-            </w:r>
-          </w:p>
-        </w:tc>
-        <w:tc>
-          <w:p>
-            <w:pPr>
-              <w:jc w:val="center"/>
-            </w:pPr>
-            <w:r>
-              <w:rPr>
-                <w:sz w:val="21"/>
-                <w:szCs w:val="21"/>
-              </w:rPr>
-              <w:t>已登录后台，订单状态为已支付</w:t>
-            </w:r>
-          </w:p>
-        </w:tc>
-        <w:tc>
-          <w:p>
-            <w:pPr>
-              <w:jc w:val="center"/>
-            </w:pPr>
-            <w:r>
-              <w:rPr>
-                <w:sz w:val="21"/>
-                <w:szCs w:val="21"/>
-              </w:rPr>
-              <w:t>订单状态更新为已完成</w:t>
-            </w:r>
-          </w:p>
-        </w:tc>
-        <w:tc>
-          <w:p>
-            <w:pPr>
-              <w:jc w:val="center"/>
-            </w:pPr>
-            <w:r>
-              <w:rPr>
-                <w:sz w:val="21"/>
-                <w:szCs w:val="21"/>
-              </w:rPr>
-              <w:t>1.在订单列表中选择已支付订单 2.点击发货按钮 3.订单状态更新为已完成</w:t>
-            </w:r>
-          </w:p>
-        </w:tc>
-        <w:tc>
-          <w:p>
-            <w:pPr>
-              <w:jc w:val="center"/>
-            </w:pPr>
-            <w:r>
-              <w:rPr>
-                <w:sz w:val="21"/>
-                <w:szCs w:val="21"/>
-              </w:rPr>
-              <w:t>无</w:t>
+              <w:t>后置条件</w:t>
+            </w:r>
+          </w:p>
+        </w:tc>
+        <w:tc>
+          <w:p>
+            <w:pPr>
+              <w:jc w:val="center"/>
+            </w:pPr>
+            <w:r>
+              <w:rPr>
+                <w:sz w:val="21"/>
+                <w:szCs w:val="21"/>
+              </w:rPr>
+              <w:t>注册成功后，系统在yonghu表中新增用户记录，初始余额和积分为0，会员等级为普通会员。</w:t>
             </w:r>
           </w:p>
         </w:tc>
@@ -4769,110 +1764,78 @@
                 <w:sz w:val="21"/>
                 <w:szCs w:val="21"/>
               </w:rPr>
-              <w:t>A6</w:t>
-            </w:r>
-          </w:p>
-        </w:tc>
-        <w:tc>
-          <w:p>
-            <w:pPr>
-              <w:jc w:val="center"/>
-            </w:pPr>
-            <w:r>
-              <w:rPr>
-                <w:sz w:val="21"/>
-                <w:szCs w:val="21"/>
-              </w:rPr>
-              <w:t>菜品管理</w:t>
-            </w:r>
-          </w:p>
-        </w:tc>
-        <w:tc>
-          <w:p>
-            <w:pPr>
-              <w:jc w:val="center"/>
-            </w:pPr>
-            <w:r>
-              <w:rPr>
-                <w:sz w:val="21"/>
-                <w:szCs w:val="21"/>
-              </w:rPr>
-              <w:t>管理员维护菜品信息</w:t>
-            </w:r>
-          </w:p>
-        </w:tc>
-        <w:tc>
-          <w:p>
-            <w:pPr>
-              <w:jc w:val="center"/>
-            </w:pPr>
-            <w:r>
-              <w:rPr>
-                <w:sz w:val="21"/>
-                <w:szCs w:val="21"/>
-              </w:rPr>
-              <w:t>管理员/员工</w:t>
-            </w:r>
-          </w:p>
-        </w:tc>
-        <w:tc>
-          <w:p>
-            <w:pPr>
-              <w:jc w:val="center"/>
-            </w:pPr>
-            <w:r>
-              <w:rPr>
-                <w:sz w:val="21"/>
-                <w:szCs w:val="21"/>
-              </w:rPr>
-              <w:t>已登录后台管理界面</w:t>
-            </w:r>
-          </w:p>
-        </w:tc>
-        <w:tc>
-          <w:p>
-            <w:pPr>
-              <w:jc w:val="center"/>
-            </w:pPr>
-            <w:r>
-              <w:rPr>
-                <w:sz w:val="21"/>
-                <w:szCs w:val="21"/>
-              </w:rPr>
-              <w:t>菜品信息更新到数据库</w:t>
-            </w:r>
-          </w:p>
-        </w:tc>
-        <w:tc>
-          <w:p>
-            <w:pPr>
-              <w:jc w:val="center"/>
-            </w:pPr>
-            <w:r>
-              <w:rPr>
-                <w:sz w:val="21"/>
-                <w:szCs w:val="21"/>
-              </w:rPr>
-              <w:t>1.进入菜品管理页面 2.新增/编辑/删除菜品信息 3.设置上架或下架状态 4.系统保存变更</w:t>
-            </w:r>
-          </w:p>
-        </w:tc>
-        <w:tc>
-          <w:p>
-            <w:pPr>
-              <w:jc w:val="center"/>
-            </w:pPr>
-            <w:r>
-              <w:rPr>
-                <w:sz w:val="21"/>
-                <w:szCs w:val="21"/>
-              </w:rPr>
-              <w:t>新增时菜品名称重复则提示</w:t>
+              <w:t>基本流程</w:t>
+            </w:r>
+          </w:p>
+        </w:tc>
+        <w:tc>
+          <w:p>
+            <w:pPr>
+              <w:jc w:val="center"/>
+            </w:pPr>
+            <w:r>
+              <w:rPr>
+                <w:sz w:val="21"/>
+                <w:szCs w:val="21"/>
+              </w:rPr>
+              <w:t>1. 游客点击注册入口；2. 系统跳转到注册页面；3. 游客填写用户名、密码、姓名、手机号等信息；4. 系统校验必填项和用户名是否重复；5. 校验通过后保存用户信息；6. 系统返回注册成功提示。</w:t>
+            </w:r>
+          </w:p>
+        </w:tc>
+      </w:tr>
+      <w:tr>
+        <w:trPr>
+          <w:jc w:val="center"/>
+        </w:trPr>
+        <w:tc>
+          <w:p>
+            <w:pPr>
+              <w:jc w:val="center"/>
+            </w:pPr>
+            <w:r>
+              <w:rPr>
+                <w:sz w:val="21"/>
+                <w:szCs w:val="21"/>
+              </w:rPr>
+              <w:t>异常流程</w:t>
+            </w:r>
+          </w:p>
+        </w:tc>
+        <w:tc>
+          <w:p>
+            <w:pPr>
+              <w:jc w:val="center"/>
+            </w:pPr>
+            <w:r>
+              <w:rPr>
+                <w:sz w:val="21"/>
+                <w:szCs w:val="21"/>
+              </w:rPr>
+              <w:t>如果用户名已存在，系统提示用户更换账号；如果必填项为空，系统提示补充完整信息。</w:t>
             </w:r>
           </w:p>
         </w:tc>
       </w:tr>
     </w:tbl>
+    <w:p>
+      <w:pPr>
+        <w:spacing w:line="360" w:lineRule="auto"/>
+        <w:ind w:firstLine="480" w:firstLineChars="200"/>
+        <w:rPr>
+          <w:rFonts w:ascii="Times New Roman" w:hAnsi="Times New Roman"/>
+          <w:sz w:val="24"/>
+          <w:szCs w:val="24"/>
+        </w:rPr>
+      </w:pPr>
+      <w:r>
+        <w:rPr>
+          <w:rFonts w:ascii="Times New Roman" w:hAnsi="Times New Roman"/>
+          <w:sz w:val="24"/>
+          <w:szCs w:val="24"/>
+        </w:rPr>
+        <w:t>登录、在线订餐、订单退款和菜品管理等用例的详细流程在后续系统设计与功能实现章节中结合业务流程图、构件图和时序图进行说明。这样处理可以避免在需求分析部分堆放过宽表格，使表格内容在打印稿中保持清晰。</w:t>
+      </w:r>
+    </w:p>
     <w:p>
       <w:pPr>
         <w:pStyle w:val="42"/>
@@ -4882,14 +1845,12 @@
           <w:rFonts w:hint="eastAsia"/>
         </w:rPr>
       </w:pPr>
-      <w:bookmarkStart w:id="23" w:name="_Toc1546045678"/>
       <w:r>
         <w:rPr>
           <w:rFonts w:hint="eastAsia"/>
         </w:rPr>
         <w:t>2.3 非功能性需求分析</w:t>
       </w:r>
-      <w:bookmarkEnd w:id="23"/>
     </w:p>
     <w:p>
       <w:pPr>
@@ -4995,14 +1956,12 @@
           <w:rFonts w:hint="eastAsia"/>
         </w:rPr>
       </w:pPr>
-      <w:bookmarkStart w:id="24" w:name="_Toc1985065093"/>
       <w:r>
         <w:rPr>
           <w:rFonts w:hint="eastAsia"/>
         </w:rPr>
         <w:t>2.4 运行环境需求</w:t>
       </w:r>
-      <w:bookmarkEnd w:id="24"/>
     </w:p>
     <w:p>
       <w:pPr>
@@ -5039,7 +1998,7 @@
           <w:sz w:val="24"/>
           <w:szCs w:val="24"/>
         </w:rPr>
-        <w:t>硬件环境：（1）CPU：Intel Core i5及以上；（2）内存：8GB及以上；（3）硬盘空间：100GB以上；（4）网络：可访问互联网。</w:t>
+        <w:t>硬件环境：</w:t>
       </w:r>
     </w:p>
     <w:p>
@@ -5058,7 +2017,235 @@
           <w:sz w:val="24"/>
           <w:szCs w:val="24"/>
         </w:rPr>
-        <w:t>软件环境：（1）操作系统：Windows 10/11；（2）开发工具：IntelliJ IDEA 2022；（3）JDK版本：JDK 1.8；（4）数据库：MySQL 5.7；（5）浏览器：Google Chrome 100+；（6）服务器：Spring Boot内嵌Tomcat；（7）前端构建：Node.js 14+，npm 6+；（8）版本管理：Maven 3.0+。</w:t>
+        <w:t>(1) CPU：Intel Core i5及以上；</w:t>
+      </w:r>
+    </w:p>
+    <w:p>
+      <w:pPr>
+        <w:spacing w:line="360" w:lineRule="auto"/>
+        <w:ind w:firstLine="480" w:firstLineChars="200"/>
+        <w:rPr>
+          <w:rFonts w:ascii="Times New Roman" w:hAnsi="Times New Roman"/>
+          <w:sz w:val="24"/>
+          <w:szCs w:val="24"/>
+        </w:rPr>
+      </w:pPr>
+      <w:r>
+        <w:rPr>
+          <w:rFonts w:ascii="Times New Roman" w:hAnsi="Times New Roman"/>
+          <w:sz w:val="24"/>
+          <w:szCs w:val="24"/>
+        </w:rPr>
+        <w:t>(2) 内存：8GB及以上；</w:t>
+      </w:r>
+    </w:p>
+    <w:p>
+      <w:pPr>
+        <w:spacing w:line="360" w:lineRule="auto"/>
+        <w:ind w:firstLine="480" w:firstLineChars="200"/>
+        <w:rPr>
+          <w:rFonts w:ascii="Times New Roman" w:hAnsi="Times New Roman"/>
+          <w:sz w:val="24"/>
+          <w:szCs w:val="24"/>
+        </w:rPr>
+      </w:pPr>
+      <w:r>
+        <w:rPr>
+          <w:rFonts w:ascii="Times New Roman" w:hAnsi="Times New Roman"/>
+          <w:sz w:val="24"/>
+          <w:szCs w:val="24"/>
+        </w:rPr>
+        <w:t>(3) 硬盘空间：100GB以上；</w:t>
+      </w:r>
+    </w:p>
+    <w:p>
+      <w:pPr>
+        <w:spacing w:line="360" w:lineRule="auto"/>
+        <w:ind w:firstLine="480" w:firstLineChars="200"/>
+        <w:rPr>
+          <w:rFonts w:ascii="Times New Roman" w:hAnsi="Times New Roman"/>
+          <w:sz w:val="24"/>
+          <w:szCs w:val="24"/>
+        </w:rPr>
+      </w:pPr>
+      <w:r>
+        <w:rPr>
+          <w:rFonts w:ascii="Times New Roman" w:hAnsi="Times New Roman"/>
+          <w:sz w:val="24"/>
+          <w:szCs w:val="24"/>
+        </w:rPr>
+        <w:t>(4) 网络：可访问互联网。</w:t>
+      </w:r>
+    </w:p>
+    <w:p>
+      <w:pPr>
+        <w:spacing w:line="360" w:lineRule="auto"/>
+        <w:ind w:firstLine="480" w:firstLineChars="200"/>
+        <w:rPr>
+          <w:rFonts w:ascii="Times New Roman" w:hAnsi="Times New Roman"/>
+          <w:sz w:val="24"/>
+          <w:szCs w:val="24"/>
+        </w:rPr>
+      </w:pPr>
+      <w:r>
+        <w:rPr>
+          <w:rFonts w:ascii="Times New Roman" w:hAnsi="Times New Roman"/>
+          <w:sz w:val="24"/>
+          <w:szCs w:val="24"/>
+        </w:rPr>
+        <w:t>软件环境：</w:t>
+      </w:r>
+    </w:p>
+    <w:p>
+      <w:pPr>
+        <w:spacing w:line="360" w:lineRule="auto"/>
+        <w:ind w:firstLine="480" w:firstLineChars="200"/>
+        <w:rPr>
+          <w:rFonts w:ascii="Times New Roman" w:hAnsi="Times New Roman"/>
+          <w:sz w:val="24"/>
+          <w:szCs w:val="24"/>
+        </w:rPr>
+      </w:pPr>
+      <w:r>
+        <w:rPr>
+          <w:rFonts w:ascii="Times New Roman" w:hAnsi="Times New Roman"/>
+          <w:sz w:val="24"/>
+          <w:szCs w:val="24"/>
+        </w:rPr>
+        <w:t>(1) 操作系统：Windows 10/11；</w:t>
+      </w:r>
+    </w:p>
+    <w:p>
+      <w:pPr>
+        <w:spacing w:line="360" w:lineRule="auto"/>
+        <w:ind w:firstLine="480" w:firstLineChars="200"/>
+        <w:rPr>
+          <w:rFonts w:ascii="Times New Roman" w:hAnsi="Times New Roman"/>
+          <w:sz w:val="24"/>
+          <w:szCs w:val="24"/>
+        </w:rPr>
+      </w:pPr>
+      <w:r>
+        <w:rPr>
+          <w:rFonts w:ascii="Times New Roman" w:hAnsi="Times New Roman"/>
+          <w:sz w:val="24"/>
+          <w:szCs w:val="24"/>
+        </w:rPr>
+        <w:t>(2) 开发工具：IntelliJ IDEA 2022；</w:t>
+      </w:r>
+    </w:p>
+    <w:p>
+      <w:pPr>
+        <w:spacing w:line="360" w:lineRule="auto"/>
+        <w:ind w:firstLine="480" w:firstLineChars="200"/>
+        <w:rPr>
+          <w:rFonts w:ascii="Times New Roman" w:hAnsi="Times New Roman"/>
+          <w:sz w:val="24"/>
+          <w:szCs w:val="24"/>
+        </w:rPr>
+      </w:pPr>
+      <w:r>
+        <w:rPr>
+          <w:rFonts w:ascii="Times New Roman" w:hAnsi="Times New Roman"/>
+          <w:sz w:val="24"/>
+          <w:szCs w:val="24"/>
+        </w:rPr>
+        <w:t>(3) JDK版本：JDK 1.8；</w:t>
+      </w:r>
+    </w:p>
+    <w:p>
+      <w:pPr>
+        <w:spacing w:line="360" w:lineRule="auto"/>
+        <w:ind w:firstLine="480" w:firstLineChars="200"/>
+        <w:rPr>
+          <w:rFonts w:ascii="Times New Roman" w:hAnsi="Times New Roman"/>
+          <w:sz w:val="24"/>
+          <w:szCs w:val="24"/>
+        </w:rPr>
+      </w:pPr>
+      <w:r>
+        <w:rPr>
+          <w:rFonts w:ascii="Times New Roman" w:hAnsi="Times New Roman"/>
+          <w:sz w:val="24"/>
+          <w:szCs w:val="24"/>
+        </w:rPr>
+        <w:t>(4) 数据库：MySQL 5.7；</w:t>
+      </w:r>
+    </w:p>
+    <w:p>
+      <w:pPr>
+        <w:spacing w:line="360" w:lineRule="auto"/>
+        <w:ind w:firstLine="480" w:firstLineChars="200"/>
+        <w:rPr>
+          <w:rFonts w:ascii="Times New Roman" w:hAnsi="Times New Roman"/>
+          <w:sz w:val="24"/>
+          <w:szCs w:val="24"/>
+        </w:rPr>
+      </w:pPr>
+      <w:r>
+        <w:rPr>
+          <w:rFonts w:ascii="Times New Roman" w:hAnsi="Times New Roman"/>
+          <w:sz w:val="24"/>
+          <w:szCs w:val="24"/>
+        </w:rPr>
+        <w:t>(5) 浏览器：Google Chrome 100+；</w:t>
+      </w:r>
+    </w:p>
+    <w:p>
+      <w:pPr>
+        <w:spacing w:line="360" w:lineRule="auto"/>
+        <w:ind w:firstLine="480" w:firstLineChars="200"/>
+        <w:rPr>
+          <w:rFonts w:ascii="Times New Roman" w:hAnsi="Times New Roman"/>
+          <w:sz w:val="24"/>
+          <w:szCs w:val="24"/>
+        </w:rPr>
+      </w:pPr>
+      <w:r>
+        <w:rPr>
+          <w:rFonts w:ascii="Times New Roman" w:hAnsi="Times New Roman"/>
+          <w:sz w:val="24"/>
+          <w:szCs w:val="24"/>
+        </w:rPr>
+        <w:t>(6) 服务器：Spring Boot内嵌Tomcat；</w:t>
+      </w:r>
+    </w:p>
+    <w:p>
+      <w:pPr>
+        <w:spacing w:line="360" w:lineRule="auto"/>
+        <w:ind w:firstLine="480" w:firstLineChars="200"/>
+        <w:rPr>
+          <w:rFonts w:ascii="Times New Roman" w:hAnsi="Times New Roman"/>
+          <w:sz w:val="24"/>
+          <w:szCs w:val="24"/>
+        </w:rPr>
+      </w:pPr>
+      <w:r>
+        <w:rPr>
+          <w:rFonts w:ascii="Times New Roman" w:hAnsi="Times New Roman"/>
+          <w:sz w:val="24"/>
+          <w:szCs w:val="24"/>
+        </w:rPr>
+        <w:t>(7) 前端构建：Node.js 14+；</w:t>
+      </w:r>
+    </w:p>
+    <w:p>
+      <w:pPr>
+        <w:spacing w:line="360" w:lineRule="auto"/>
+        <w:ind w:firstLine="480" w:firstLineChars="200"/>
+        <w:rPr>
+          <w:rFonts w:ascii="Times New Roman" w:hAnsi="Times New Roman"/>
+          <w:sz w:val="24"/>
+          <w:szCs w:val="24"/>
+        </w:rPr>
+      </w:pPr>
+      <w:r>
+        <w:rPr>
+          <w:rFonts w:ascii="Times New Roman" w:hAnsi="Times New Roman"/>
+          <w:sz w:val="24"/>
+          <w:szCs w:val="24"/>
+        </w:rPr>
+        <w:t>(8) 项目管理：Maven 3.0+。</w:t>
       </w:r>
     </w:p>
     <w:p>
@@ -5070,14 +2257,12 @@
           <w:rFonts w:hint="eastAsia"/>
         </w:rPr>
       </w:pPr>
-      <w:bookmarkStart w:id="25" w:name="_Toc1830561906"/>
       <w:r>
         <w:rPr>
           <w:rFonts w:hint="eastAsia"/>
         </w:rPr>
         <w:t>3 系统设计</w:t>
       </w:r>
-      <w:bookmarkEnd w:id="25"/>
     </w:p>
     <w:p>
       <w:pPr>
@@ -5088,14 +2273,12 @@
           <w:rFonts w:hint="eastAsia"/>
         </w:rPr>
       </w:pPr>
-      <w:bookmarkStart w:id="26" w:name="_Toc1403227220"/>
       <w:r>
         <w:rPr>
           <w:rFonts w:hint="eastAsia"/>
         </w:rPr>
         <w:t>3.1 系统功能结构设计</w:t>
       </w:r>
-      <w:bookmarkEnd w:id="26"/>
     </w:p>
     <w:p>
       <w:pPr>
@@ -5130,8 +2313,8 @@
       <w:r>
         <w:drawing>
           <wp:inline distT="0" distB="0" distL="114300" distR="114300">
-            <wp:extent cx="5579745" cy="3037840"/>
-            <wp:effectExtent l="0" t="0" r="8255" b="10160"/>
+            <wp:extent cx="5399405" cy="2023110"/>
+            <wp:effectExtent l="0" t="0" r="0" b="0"/>
             <wp:docPr id="1004" name="Picture 2"/>
             <wp:cNvGraphicFramePr>
               <a:graphicFrameLocks xmlns:a="http://schemas.openxmlformats.org/drawingml/2006/main" noChangeAspect="1"/>
@@ -5147,6 +2330,7 @@
                   </pic:nvPicPr>
                   <pic:blipFill>
                     <a:blip r:embed="rId13"/>
+                    <a:srcRect b="11253"/>
                     <a:stretch>
                       <a:fillRect/>
                     </a:stretch>
@@ -5154,7 +2338,7 @@
                   <pic:spPr>
                     <a:xfrm>
                       <a:off x="0" y="0"/>
-                      <a:ext cx="5580000" cy="3038000"/>
+                      <a:ext cx="5400000" cy="2023110"/>
                     </a:xfrm>
                     <a:prstGeom prst="rect">
                       <a:avLst/>
@@ -5196,14 +2380,12 @@
           <w:rFonts w:hint="eastAsia"/>
         </w:rPr>
       </w:pPr>
-      <w:bookmarkStart w:id="27" w:name="_Toc374475186"/>
       <w:r>
         <w:rPr>
           <w:rFonts w:hint="eastAsia"/>
         </w:rPr>
         <w:t>3.2 系统架构设计</w:t>
       </w:r>
-      <w:bookmarkEnd w:id="27"/>
     </w:p>
     <w:p>
       <w:pPr>
@@ -5304,14 +2486,12 @@
           <w:rFonts w:hint="eastAsia"/>
         </w:rPr>
       </w:pPr>
-      <w:bookmarkStart w:id="28" w:name="_Toc1677365392"/>
       <w:r>
         <w:rPr>
           <w:rFonts w:hint="eastAsia"/>
         </w:rPr>
         <w:t>3.3 业务流程设计</w:t>
       </w:r>
-      <w:bookmarkEnd w:id="28"/>
     </w:p>
     <w:p>
       <w:pPr>
@@ -5346,8 +2526,8 @@
       <w:r>
         <w:drawing>
           <wp:inline distT="0" distB="0" distL="114300" distR="114300">
-            <wp:extent cx="4319905" cy="5890895"/>
-            <wp:effectExtent l="0" t="0" r="23495" b="1905"/>
+            <wp:extent cx="3779520" cy="5019675"/>
+            <wp:effectExtent l="0" t="0" r="0" b="0"/>
             <wp:docPr id="1006" name="Picture 2"/>
             <wp:cNvGraphicFramePr>
               <a:graphicFrameLocks xmlns:a="http://schemas.openxmlformats.org/drawingml/2006/main" noChangeAspect="1"/>
@@ -5363,6 +2543,7 @@
                   </pic:nvPicPr>
                   <pic:blipFill>
                     <a:blip r:embed="rId15"/>
+                    <a:srcRect b="2612"/>
                     <a:stretch>
                       <a:fillRect/>
                     </a:stretch>
@@ -5370,7 +2551,7 @@
                   <pic:spPr>
                     <a:xfrm>
                       <a:off x="0" y="0"/>
-                      <a:ext cx="4320000" cy="5890909"/>
+                      <a:ext cx="3780000" cy="5019675"/>
                     </a:xfrm>
                     <a:prstGeom prst="rect">
                       <a:avLst/>
@@ -5405,42 +2586,6 @@
     </w:p>
     <w:p>
       <w:pPr>
-        <w:pStyle w:val="42"/>
-        <w:spacing w:before="156" w:after="156" w:line="360" w:lineRule="auto"/>
-        <w:ind w:firstLine="600"/>
-        <w:rPr>
-          <w:rFonts w:hint="eastAsia"/>
-        </w:rPr>
-      </w:pPr>
-      <w:bookmarkStart w:id="29" w:name="_Toc1462309175"/>
-      <w:r>
-        <w:rPr>
-          <w:rFonts w:hint="eastAsia"/>
-        </w:rPr>
-        <w:t>3.4 数据库设计</w:t>
-      </w:r>
-      <w:bookmarkEnd w:id="29"/>
-    </w:p>
-    <w:p>
-      <w:pPr>
-        <w:pStyle w:val="46"/>
-        <w:spacing w:before="156" w:after="156"/>
-        <w:ind w:firstLine="560"/>
-        <w:rPr>
-          <w:rFonts w:hint="eastAsia"/>
-        </w:rPr>
-      </w:pPr>
-      <w:bookmarkStart w:id="30" w:name="_Toc1227447957"/>
-      <w:r>
-        <w:rPr>
-          <w:rFonts w:hint="eastAsia"/>
-        </w:rPr>
-        <w:t>3.4.1 概念结构设计</w:t>
-      </w:r>
-      <w:bookmarkEnd w:id="30"/>
-    </w:p>
-    <w:p>
-      <w:pPr>
         <w:spacing w:line="360" w:lineRule="auto"/>
         <w:ind w:firstLine="480" w:firstLineChars="200"/>
         <w:rPr>
@@ -5455,7 +2600,7 @@
           <w:sz w:val="24"/>
           <w:szCs w:val="24"/>
         </w:rPr>
-        <w:t>根据系统的功能需求，数据库的概念结构涉及用户、员工、菜品、订单、供应商、评价、收藏、论坛帖子和公告等核心实体。用户与订单之间是一对多关系，一个用户可以创建多个订单。菜品与订单之间也是一对多关系，一个菜品可以出现在多个订单中。用户与菜品之间通过收藏表和评价表建立多对多关系。论坛帖子通过parent_id字段实现帖子之间的回复关系。系统总体E-R图如图3-4所示。</w:t>
+        <w:t>为了进一步说明用户、系统和员工之间的职责分工，本文对订餐业务绘制活动图。活动图按参与者划分泳道，能够更清楚地体现用户提交订单、系统校验库存和余额、员工处理发货以及用户确认收货之间的先后关系。用户订餐活动图如图3-4所示。</w:t>
       </w:r>
     </w:p>
     <w:p>
@@ -5472,8 +2617,8 @@
       <w:r>
         <w:drawing>
           <wp:inline distT="0" distB="0" distL="114300" distR="114300">
-            <wp:extent cx="5579745" cy="6042660"/>
-            <wp:effectExtent l="0" t="0" r="8255" b="2540"/>
+            <wp:extent cx="3887470" cy="5018405"/>
+            <wp:effectExtent l="0" t="0" r="0" b="0"/>
             <wp:docPr id="1007" name="Picture 2"/>
             <wp:cNvGraphicFramePr>
               <a:graphicFrameLocks xmlns:a="http://schemas.openxmlformats.org/drawingml/2006/main" noChangeAspect="1"/>
@@ -5489,6 +2634,7 @@
                   </pic:nvPicPr>
                   <pic:blipFill>
                     <a:blip r:embed="rId16"/>
+                    <a:srcRect b="1899"/>
                     <a:stretch>
                       <a:fillRect/>
                     </a:stretch>
@@ -5496,7 +2642,7 @@
                   <pic:spPr>
                     <a:xfrm>
                       <a:off x="0" y="0"/>
-                      <a:ext cx="5580000" cy="6042933"/>
+                      <a:ext cx="3888000" cy="5018405"/>
                     </a:xfrm>
                     <a:prstGeom prst="rect">
                       <a:avLst/>
@@ -5526,7 +2672,23 @@
           <w:sz w:val="21"/>
           <w:szCs w:val="24"/>
         </w:rPr>
-        <w:t>图3-4　系统总体E-R图</w:t>
+        <w:t>图3-4　用户订餐活动图</w:t>
+      </w:r>
+    </w:p>
+    <w:p>
+      <w:pPr>
+        <w:pStyle w:val="42"/>
+        <w:spacing w:before="156" w:after="156" w:line="360" w:lineRule="auto"/>
+        <w:ind w:firstLine="600"/>
+        <w:rPr>
+          <w:rFonts w:hint="eastAsia"/>
+        </w:rPr>
+      </w:pPr>
+      <w:r>
+        <w:rPr>
+          <w:rFonts w:hint="eastAsia"/>
+        </w:rPr>
+        <w:t>3.4 数据库设计</w:t>
       </w:r>
     </w:p>
     <w:p>
@@ -5538,14 +2700,776 @@
           <w:rFonts w:hint="eastAsia"/>
         </w:rPr>
       </w:pPr>
-      <w:bookmarkStart w:id="31" w:name="_Toc989900217"/>
       <w:r>
         <w:rPr>
           <w:rFonts w:hint="eastAsia"/>
         </w:rPr>
+        <w:t>3.4.1 概念结构设计</w:t>
+      </w:r>
+    </w:p>
+    <w:p>
+      <w:pPr>
+        <w:spacing w:line="360" w:lineRule="auto"/>
+        <w:ind w:firstLine="480" w:firstLineChars="200"/>
+        <w:rPr>
+          <w:rFonts w:ascii="Times New Roman" w:hAnsi="Times New Roman"/>
+          <w:sz w:val="24"/>
+          <w:szCs w:val="24"/>
+        </w:rPr>
+      </w:pPr>
+      <w:r>
+        <w:rPr>
+          <w:rFonts w:ascii="Times New Roman" w:hAnsi="Times New Roman"/>
+          <w:sz w:val="24"/>
+          <w:szCs w:val="24"/>
+        </w:rPr>
+        <w:t>根据系统的功能需求，数据库的概念结构涉及用户、员工、菜品、订单、供应商、评价、收藏、论坛帖子和公告等核心实体。为了避免总E-R图信息过多导致图中文字过小，本文先分别给出核心实体属性图，再给出系统总体E-R图。实体属性图用于说明单个实体包含的主要字段，总体E-R图用于说明实体之间的业务关系。</w:t>
+      </w:r>
+    </w:p>
+    <w:p>
+      <w:pPr>
+        <w:spacing w:line="360" w:lineRule="auto"/>
+        <w:ind w:firstLine="480" w:firstLineChars="200"/>
+        <w:rPr>
+          <w:rFonts w:ascii="Times New Roman" w:hAnsi="Times New Roman"/>
+          <w:sz w:val="24"/>
+          <w:szCs w:val="24"/>
+        </w:rPr>
+      </w:pPr>
+      <w:r>
+        <w:rPr>
+          <w:rFonts w:ascii="Times New Roman" w:hAnsi="Times New Roman"/>
+          <w:sz w:val="24"/>
+          <w:szCs w:val="24"/>
+        </w:rPr>
+        <w:t>用户实体保存前台就餐用户的账号、身份信息、联系方式、余额、积分和会员等级等数据，是用户登录、订餐、充值、评价和论坛交流等功能的基础。用户实体属性图如图3-5所示。</w:t>
+      </w:r>
+    </w:p>
+    <w:p>
+      <w:pPr>
+        <w:spacing w:line="240" w:lineRule="auto"/>
+        <w:ind w:firstLine="0" w:firstLineChars="0"/>
+        <w:jc w:val="center"/>
+        <w:rPr>
+          <w:rFonts w:ascii="Times New Roman" w:hAnsi="Times New Roman"/>
+          <w:sz w:val="24"/>
+          <w:szCs w:val="24"/>
+        </w:rPr>
+      </w:pPr>
+      <w:r>
+        <w:drawing>
+          <wp:inline distT="0" distB="0" distL="114300" distR="114300">
+            <wp:extent cx="4499610" cy="2407920"/>
+            <wp:effectExtent l="0" t="0" r="0" b="0"/>
+            <wp:docPr id="1008" name="Picture 2"/>
+            <wp:cNvGraphicFramePr>
+              <a:graphicFrameLocks xmlns:a="http://schemas.openxmlformats.org/drawingml/2006/main" noChangeAspect="1"/>
+            </wp:cNvGraphicFramePr>
+            <a:graphic xmlns:a="http://schemas.openxmlformats.org/drawingml/2006/main">
+              <a:graphicData uri="http://schemas.openxmlformats.org/drawingml/2006/picture">
+                <pic:pic xmlns:pic="http://schemas.openxmlformats.org/drawingml/2006/picture">
+                  <pic:nvPicPr>
+                    <pic:cNvPr id="1008" name="Picture 2"/>
+                    <pic:cNvPicPr>
+                      <a:picLocks noChangeAspect="1"/>
+                    </pic:cNvPicPr>
+                  </pic:nvPicPr>
+                  <pic:blipFill>
+                    <a:blip r:embed="rId17"/>
+                    <a:srcRect b="12747"/>
+                    <a:stretch>
+                      <a:fillRect/>
+                    </a:stretch>
+                  </pic:blipFill>
+                  <pic:spPr>
+                    <a:xfrm>
+                      <a:off x="0" y="0"/>
+                      <a:ext cx="4500000" cy="2407920"/>
+                    </a:xfrm>
+                    <a:prstGeom prst="rect">
+                      <a:avLst/>
+                    </a:prstGeom>
+                  </pic:spPr>
+                </pic:pic>
+              </a:graphicData>
+            </a:graphic>
+          </wp:inline>
+        </w:drawing>
+      </w:r>
+    </w:p>
+    <w:p>
+      <w:pPr>
+        <w:spacing w:line="360" w:lineRule="auto"/>
+        <w:ind w:firstLine="420" w:firstLineChars="200"/>
+        <w:jc w:val="center"/>
+        <w:rPr>
+          <w:rFonts w:ascii="Times New Roman" w:hAnsi="Times New Roman"/>
+          <w:sz w:val="24"/>
+          <w:szCs w:val="24"/>
+        </w:rPr>
+      </w:pPr>
+      <w:r>
+        <w:rPr>
+          <w:rFonts w:ascii="Times New Roman" w:hAnsi="Times New Roman"/>
+          <w:sz w:val="21"/>
+          <w:szCs w:val="24"/>
+        </w:rPr>
+        <w:t>图3-5　用户实体属性图</w:t>
+      </w:r>
+    </w:p>
+    <w:p>
+      <w:pPr>
+        <w:spacing w:line="360" w:lineRule="auto"/>
+        <w:ind w:firstLine="480" w:firstLineChars="200"/>
+        <w:rPr>
+          <w:rFonts w:ascii="Times New Roman" w:hAnsi="Times New Roman"/>
+          <w:sz w:val="24"/>
+          <w:szCs w:val="24"/>
+        </w:rPr>
+      </w:pPr>
+      <w:r>
+        <w:rPr>
+          <w:rFonts w:ascii="Times New Roman" w:hAnsi="Times New Roman"/>
+          <w:sz w:val="24"/>
+          <w:szCs w:val="24"/>
+        </w:rPr>
+        <w:t>菜品实体用于保存食堂可售菜品的编号、名称、图片、类型、价格、库存、浏览次数和上下架状态等信息。菜品实体属性图如图3-6所示。</w:t>
+      </w:r>
+    </w:p>
+    <w:p>
+      <w:pPr>
+        <w:spacing w:line="240" w:lineRule="auto"/>
+        <w:ind w:firstLine="0" w:firstLineChars="0"/>
+        <w:jc w:val="center"/>
+        <w:rPr>
+          <w:rFonts w:ascii="Times New Roman" w:hAnsi="Times New Roman"/>
+          <w:sz w:val="24"/>
+          <w:szCs w:val="24"/>
+        </w:rPr>
+      </w:pPr>
+      <w:r>
+        <w:drawing>
+          <wp:inline distT="0" distB="0" distL="114300" distR="114300">
+            <wp:extent cx="4499610" cy="2369820"/>
+            <wp:effectExtent l="0" t="0" r="0" b="0"/>
+            <wp:docPr id="1009" name="Picture 2"/>
+            <wp:cNvGraphicFramePr>
+              <a:graphicFrameLocks xmlns:a="http://schemas.openxmlformats.org/drawingml/2006/main" noChangeAspect="1"/>
+            </wp:cNvGraphicFramePr>
+            <a:graphic xmlns:a="http://schemas.openxmlformats.org/drawingml/2006/main">
+              <a:graphicData uri="http://schemas.openxmlformats.org/drawingml/2006/picture">
+                <pic:pic xmlns:pic="http://schemas.openxmlformats.org/drawingml/2006/picture">
+                  <pic:nvPicPr>
+                    <pic:cNvPr id="1009" name="Picture 2"/>
+                    <pic:cNvPicPr>
+                      <a:picLocks noChangeAspect="1"/>
+                    </pic:cNvPicPr>
+                  </pic:nvPicPr>
+                  <pic:blipFill>
+                    <a:blip r:embed="rId18"/>
+                    <a:srcRect b="14128"/>
+                    <a:stretch>
+                      <a:fillRect/>
+                    </a:stretch>
+                  </pic:blipFill>
+                  <pic:spPr>
+                    <a:xfrm>
+                      <a:off x="0" y="0"/>
+                      <a:ext cx="4500000" cy="2369820"/>
+                    </a:xfrm>
+                    <a:prstGeom prst="rect">
+                      <a:avLst/>
+                    </a:prstGeom>
+                  </pic:spPr>
+                </pic:pic>
+              </a:graphicData>
+            </a:graphic>
+          </wp:inline>
+        </w:drawing>
+      </w:r>
+    </w:p>
+    <w:p>
+      <w:pPr>
+        <w:spacing w:line="360" w:lineRule="auto"/>
+        <w:ind w:firstLine="420" w:firstLineChars="200"/>
+        <w:jc w:val="center"/>
+        <w:rPr>
+          <w:rFonts w:ascii="Times New Roman" w:hAnsi="Times New Roman"/>
+          <w:sz w:val="24"/>
+          <w:szCs w:val="24"/>
+        </w:rPr>
+      </w:pPr>
+      <w:r>
+        <w:rPr>
+          <w:rFonts w:ascii="Times New Roman" w:hAnsi="Times New Roman"/>
+          <w:sz w:val="21"/>
+          <w:szCs w:val="24"/>
+        </w:rPr>
+        <w:t>图3-6　菜品实体属性图</w:t>
+      </w:r>
+    </w:p>
+    <w:p>
+      <w:pPr>
+        <w:spacing w:line="360" w:lineRule="auto"/>
+        <w:ind w:firstLine="480" w:firstLineChars="200"/>
+        <w:rPr>
+          <w:rFonts w:ascii="Times New Roman" w:hAnsi="Times New Roman"/>
+          <w:sz w:val="24"/>
+          <w:szCs w:val="24"/>
+        </w:rPr>
+      </w:pPr>
+      <w:r>
+        <w:rPr>
+          <w:rFonts w:ascii="Times New Roman" w:hAnsi="Times New Roman"/>
+          <w:sz w:val="24"/>
+          <w:szCs w:val="24"/>
+        </w:rPr>
+        <w:t>订单实体记录用户下单后的交易数据，主要包括订单编号、用户编号、菜品编号、购买数量、预定时间、实付金额、订单状态和支付方式等字段。订单实体属性图如图3-7所示。</w:t>
+      </w:r>
+    </w:p>
+    <w:p>
+      <w:pPr>
+        <w:spacing w:line="240" w:lineRule="auto"/>
+        <w:ind w:firstLine="0" w:firstLineChars="0"/>
+        <w:jc w:val="center"/>
+        <w:rPr>
+          <w:rFonts w:ascii="Times New Roman" w:hAnsi="Times New Roman"/>
+          <w:sz w:val="24"/>
+          <w:szCs w:val="24"/>
+        </w:rPr>
+      </w:pPr>
+      <w:r>
+        <w:drawing>
+          <wp:inline distT="0" distB="0" distL="114300" distR="114300">
+            <wp:extent cx="4499610" cy="2124075"/>
+            <wp:effectExtent l="0" t="0" r="0" b="0"/>
+            <wp:docPr id="1010" name="Picture 2"/>
+            <wp:cNvGraphicFramePr>
+              <a:graphicFrameLocks xmlns:a="http://schemas.openxmlformats.org/drawingml/2006/main" noChangeAspect="1"/>
+            </wp:cNvGraphicFramePr>
+            <a:graphic xmlns:a="http://schemas.openxmlformats.org/drawingml/2006/main">
+              <a:graphicData uri="http://schemas.openxmlformats.org/drawingml/2006/picture">
+                <pic:pic xmlns:pic="http://schemas.openxmlformats.org/drawingml/2006/picture">
+                  <pic:nvPicPr>
+                    <pic:cNvPr id="1010" name="Picture 2"/>
+                    <pic:cNvPicPr>
+                      <a:picLocks noChangeAspect="1"/>
+                    </pic:cNvPicPr>
+                  </pic:nvPicPr>
+                  <pic:blipFill>
+                    <a:blip r:embed="rId19"/>
+                    <a:srcRect b="23033"/>
+                    <a:stretch>
+                      <a:fillRect/>
+                    </a:stretch>
+                  </pic:blipFill>
+                  <pic:spPr>
+                    <a:xfrm>
+                      <a:off x="0" y="0"/>
+                      <a:ext cx="4500000" cy="2124075"/>
+                    </a:xfrm>
+                    <a:prstGeom prst="rect">
+                      <a:avLst/>
+                    </a:prstGeom>
+                  </pic:spPr>
+                </pic:pic>
+              </a:graphicData>
+            </a:graphic>
+          </wp:inline>
+        </w:drawing>
+      </w:r>
+    </w:p>
+    <w:p>
+      <w:pPr>
+        <w:spacing w:line="360" w:lineRule="auto"/>
+        <w:ind w:firstLine="420" w:firstLineChars="200"/>
+        <w:jc w:val="center"/>
+        <w:rPr>
+          <w:rFonts w:ascii="Times New Roman" w:hAnsi="Times New Roman"/>
+          <w:sz w:val="24"/>
+          <w:szCs w:val="24"/>
+        </w:rPr>
+      </w:pPr>
+      <w:r>
+        <w:rPr>
+          <w:rFonts w:ascii="Times New Roman" w:hAnsi="Times New Roman"/>
+          <w:sz w:val="21"/>
+          <w:szCs w:val="24"/>
+        </w:rPr>
+        <w:t>图3-7　订单实体属性图</w:t>
+      </w:r>
+    </w:p>
+    <w:p>
+      <w:pPr>
+        <w:spacing w:line="360" w:lineRule="auto"/>
+        <w:ind w:firstLine="480" w:firstLineChars="200"/>
+        <w:rPr>
+          <w:rFonts w:ascii="Times New Roman" w:hAnsi="Times New Roman"/>
+          <w:sz w:val="24"/>
+          <w:szCs w:val="24"/>
+        </w:rPr>
+      </w:pPr>
+      <w:r>
+        <w:rPr>
+          <w:rFonts w:ascii="Times New Roman" w:hAnsi="Times New Roman"/>
+          <w:sz w:val="24"/>
+          <w:szCs w:val="24"/>
+        </w:rPr>
+        <w:t>供应商实体用于维护食堂食材供应来源，包含供应商名称、联系电话、供应物品、物品类型、供应价格和供应商描述等字段。供应商实体属性图如图3-8所示。</w:t>
+      </w:r>
+    </w:p>
+    <w:p>
+      <w:pPr>
+        <w:spacing w:line="240" w:lineRule="auto"/>
+        <w:ind w:firstLine="0" w:firstLineChars="0"/>
+        <w:jc w:val="center"/>
+        <w:rPr>
+          <w:rFonts w:ascii="Times New Roman" w:hAnsi="Times New Roman"/>
+          <w:sz w:val="24"/>
+          <w:szCs w:val="24"/>
+        </w:rPr>
+      </w:pPr>
+      <w:r>
+        <w:drawing>
+          <wp:inline distT="0" distB="0" distL="114300" distR="114300">
+            <wp:extent cx="4499610" cy="1936115"/>
+            <wp:effectExtent l="0" t="0" r="0" b="0"/>
+            <wp:docPr id="1011" name="Picture 2"/>
+            <wp:cNvGraphicFramePr>
+              <a:graphicFrameLocks xmlns:a="http://schemas.openxmlformats.org/drawingml/2006/main" noChangeAspect="1"/>
+            </wp:cNvGraphicFramePr>
+            <a:graphic xmlns:a="http://schemas.openxmlformats.org/drawingml/2006/main">
+              <a:graphicData uri="http://schemas.openxmlformats.org/drawingml/2006/picture">
+                <pic:pic xmlns:pic="http://schemas.openxmlformats.org/drawingml/2006/picture">
+                  <pic:nvPicPr>
+                    <pic:cNvPr id="1011" name="Picture 2"/>
+                    <pic:cNvPicPr>
+                      <a:picLocks noChangeAspect="1"/>
+                    </pic:cNvPicPr>
+                  </pic:nvPicPr>
+                  <pic:blipFill>
+                    <a:blip r:embed="rId20"/>
+                    <a:srcRect b="28022"/>
+                    <a:stretch>
+                      <a:fillRect/>
+                    </a:stretch>
+                  </pic:blipFill>
+                  <pic:spPr>
+                    <a:xfrm>
+                      <a:off x="0" y="0"/>
+                      <a:ext cx="4500000" cy="1936115"/>
+                    </a:xfrm>
+                    <a:prstGeom prst="rect">
+                      <a:avLst/>
+                    </a:prstGeom>
+                  </pic:spPr>
+                </pic:pic>
+              </a:graphicData>
+            </a:graphic>
+          </wp:inline>
+        </w:drawing>
+      </w:r>
+    </w:p>
+    <w:p>
+      <w:pPr>
+        <w:spacing w:line="360" w:lineRule="auto"/>
+        <w:ind w:firstLine="420" w:firstLineChars="200"/>
+        <w:jc w:val="center"/>
+        <w:rPr>
+          <w:rFonts w:ascii="Times New Roman" w:hAnsi="Times New Roman"/>
+          <w:sz w:val="24"/>
+          <w:szCs w:val="24"/>
+        </w:rPr>
+      </w:pPr>
+      <w:r>
+        <w:rPr>
+          <w:rFonts w:ascii="Times New Roman" w:hAnsi="Times New Roman"/>
+          <w:sz w:val="21"/>
+          <w:szCs w:val="24"/>
+        </w:rPr>
+        <w:t>图3-8　供应商实体属性图</w:t>
+      </w:r>
+    </w:p>
+    <w:p>
+      <w:pPr>
+        <w:spacing w:line="360" w:lineRule="auto"/>
+        <w:ind w:firstLine="480" w:firstLineChars="200"/>
+        <w:rPr>
+          <w:rFonts w:ascii="Times New Roman" w:hAnsi="Times New Roman"/>
+          <w:sz w:val="24"/>
+          <w:szCs w:val="24"/>
+        </w:rPr>
+      </w:pPr>
+      <w:r>
+        <w:rPr>
+          <w:rFonts w:ascii="Times New Roman" w:hAnsi="Times New Roman"/>
+          <w:sz w:val="24"/>
+          <w:szCs w:val="24"/>
+        </w:rPr>
+        <w:t>评价实体用于保存用户对菜品订单的评价内容和管理员回复内容，评价数据能够反映用户对菜品质量和服务体验的反馈。评价实体属性图如图3-9所示。</w:t>
+      </w:r>
+    </w:p>
+    <w:p>
+      <w:pPr>
+        <w:spacing w:line="240" w:lineRule="auto"/>
+        <w:ind w:firstLine="0" w:firstLineChars="0"/>
+        <w:jc w:val="center"/>
+        <w:rPr>
+          <w:rFonts w:ascii="Times New Roman" w:hAnsi="Times New Roman"/>
+          <w:sz w:val="24"/>
+          <w:szCs w:val="24"/>
+        </w:rPr>
+      </w:pPr>
+      <w:r>
+        <w:drawing>
+          <wp:inline distT="0" distB="0" distL="114300" distR="114300">
+            <wp:extent cx="4499610" cy="2009140"/>
+            <wp:effectExtent l="0" t="0" r="0" b="0"/>
+            <wp:docPr id="1012" name="Picture 2"/>
+            <wp:cNvGraphicFramePr>
+              <a:graphicFrameLocks xmlns:a="http://schemas.openxmlformats.org/drawingml/2006/main" noChangeAspect="1"/>
+            </wp:cNvGraphicFramePr>
+            <a:graphic xmlns:a="http://schemas.openxmlformats.org/drawingml/2006/main">
+              <a:graphicData uri="http://schemas.openxmlformats.org/drawingml/2006/picture">
+                <pic:pic xmlns:pic="http://schemas.openxmlformats.org/drawingml/2006/picture">
+                  <pic:nvPicPr>
+                    <pic:cNvPr id="1012" name="Picture 2"/>
+                    <pic:cNvPicPr>
+                      <a:picLocks noChangeAspect="1"/>
+                    </pic:cNvPicPr>
+                  </pic:nvPicPr>
+                  <pic:blipFill>
+                    <a:blip r:embed="rId21"/>
+                    <a:srcRect b="27197"/>
+                    <a:stretch>
+                      <a:fillRect/>
+                    </a:stretch>
+                  </pic:blipFill>
+                  <pic:spPr>
+                    <a:xfrm>
+                      <a:off x="0" y="0"/>
+                      <a:ext cx="4500000" cy="2009140"/>
+                    </a:xfrm>
+                    <a:prstGeom prst="rect">
+                      <a:avLst/>
+                    </a:prstGeom>
+                  </pic:spPr>
+                </pic:pic>
+              </a:graphicData>
+            </a:graphic>
+          </wp:inline>
+        </w:drawing>
+      </w:r>
+    </w:p>
+    <w:p>
+      <w:pPr>
+        <w:spacing w:line="360" w:lineRule="auto"/>
+        <w:ind w:firstLine="420" w:firstLineChars="200"/>
+        <w:jc w:val="center"/>
+        <w:rPr>
+          <w:rFonts w:ascii="Times New Roman" w:hAnsi="Times New Roman"/>
+          <w:sz w:val="24"/>
+          <w:szCs w:val="24"/>
+        </w:rPr>
+      </w:pPr>
+      <w:r>
+        <w:rPr>
+          <w:rFonts w:ascii="Times New Roman" w:hAnsi="Times New Roman"/>
+          <w:sz w:val="21"/>
+          <w:szCs w:val="24"/>
+        </w:rPr>
+        <w:t>图3-9　评价实体属性图</w:t>
+      </w:r>
+    </w:p>
+    <w:p>
+      <w:pPr>
+        <w:spacing w:line="360" w:lineRule="auto"/>
+        <w:ind w:firstLine="480" w:firstLineChars="200"/>
+        <w:rPr>
+          <w:rFonts w:ascii="Times New Roman" w:hAnsi="Times New Roman"/>
+          <w:sz w:val="24"/>
+          <w:szCs w:val="24"/>
+        </w:rPr>
+      </w:pPr>
+      <w:r>
+        <w:rPr>
+          <w:rFonts w:ascii="Times New Roman" w:hAnsi="Times New Roman"/>
+          <w:sz w:val="24"/>
+          <w:szCs w:val="24"/>
+        </w:rPr>
+        <w:t>论坛实体用于保存用户和管理人员在论坛模块中的发帖与回复数据，父帖编号字段用于维护主帖和回复帖之间的层级关系。论坛实体属性图如图3-10所示。</w:t>
+      </w:r>
+    </w:p>
+    <w:p>
+      <w:pPr>
+        <w:spacing w:line="240" w:lineRule="auto"/>
+        <w:ind w:firstLine="0" w:firstLineChars="0"/>
+        <w:jc w:val="center"/>
+        <w:rPr>
+          <w:rFonts w:ascii="Times New Roman" w:hAnsi="Times New Roman"/>
+          <w:sz w:val="24"/>
+          <w:szCs w:val="24"/>
+        </w:rPr>
+      </w:pPr>
+      <w:r>
+        <w:drawing>
+          <wp:inline distT="0" distB="0" distL="114300" distR="114300">
+            <wp:extent cx="4499610" cy="2099945"/>
+            <wp:effectExtent l="0" t="0" r="0" b="0"/>
+            <wp:docPr id="1013" name="Picture 2"/>
+            <wp:cNvGraphicFramePr>
+              <a:graphicFrameLocks xmlns:a="http://schemas.openxmlformats.org/drawingml/2006/main" noChangeAspect="1"/>
+            </wp:cNvGraphicFramePr>
+            <a:graphic xmlns:a="http://schemas.openxmlformats.org/drawingml/2006/main">
+              <a:graphicData uri="http://schemas.openxmlformats.org/drawingml/2006/picture">
+                <pic:pic xmlns:pic="http://schemas.openxmlformats.org/drawingml/2006/picture">
+                  <pic:nvPicPr>
+                    <pic:cNvPr id="1013" name="Picture 2"/>
+                    <pic:cNvPicPr>
+                      <a:picLocks noChangeAspect="1"/>
+                    </pic:cNvPicPr>
+                  </pic:nvPicPr>
+                  <pic:blipFill>
+                    <a:blip r:embed="rId22"/>
+                    <a:srcRect b="23907"/>
+                    <a:stretch>
+                      <a:fillRect/>
+                    </a:stretch>
+                  </pic:blipFill>
+                  <pic:spPr>
+                    <a:xfrm>
+                      <a:off x="0" y="0"/>
+                      <a:ext cx="4500000" cy="2099945"/>
+                    </a:xfrm>
+                    <a:prstGeom prst="rect">
+                      <a:avLst/>
+                    </a:prstGeom>
+                  </pic:spPr>
+                </pic:pic>
+              </a:graphicData>
+            </a:graphic>
+          </wp:inline>
+        </w:drawing>
+      </w:r>
+    </w:p>
+    <w:p>
+      <w:pPr>
+        <w:spacing w:line="360" w:lineRule="auto"/>
+        <w:ind w:firstLine="420" w:firstLineChars="200"/>
+        <w:jc w:val="center"/>
+        <w:rPr>
+          <w:rFonts w:ascii="Times New Roman" w:hAnsi="Times New Roman"/>
+          <w:sz w:val="24"/>
+          <w:szCs w:val="24"/>
+        </w:rPr>
+      </w:pPr>
+      <w:r>
+        <w:rPr>
+          <w:rFonts w:ascii="Times New Roman" w:hAnsi="Times New Roman"/>
+          <w:sz w:val="21"/>
+          <w:szCs w:val="24"/>
+        </w:rPr>
+        <w:t>图3-10　论坛实体属性图</w:t>
+      </w:r>
+    </w:p>
+    <w:p>
+      <w:pPr>
+        <w:spacing w:line="360" w:lineRule="auto"/>
+        <w:ind w:firstLine="480" w:firstLineChars="200"/>
+        <w:rPr>
+          <w:rFonts w:ascii="Times New Roman" w:hAnsi="Times New Roman"/>
+          <w:sz w:val="24"/>
+          <w:szCs w:val="24"/>
+        </w:rPr>
+      </w:pPr>
+      <w:r>
+        <w:rPr>
+          <w:rFonts w:ascii="Times New Roman" w:hAnsi="Times New Roman"/>
+          <w:sz w:val="24"/>
+          <w:szCs w:val="24"/>
+        </w:rPr>
+        <w:t>公告实体用于保存系统通知和活动公告的标题、类型、封面图片、发布时间和正文内容。公告实体属性图如图3-11所示。</w:t>
+      </w:r>
+    </w:p>
+    <w:p>
+      <w:pPr>
+        <w:spacing w:line="240" w:lineRule="auto"/>
+        <w:ind w:firstLine="0" w:firstLineChars="0"/>
+        <w:jc w:val="center"/>
+        <w:rPr>
+          <w:rFonts w:ascii="Times New Roman" w:hAnsi="Times New Roman"/>
+          <w:sz w:val="24"/>
+          <w:szCs w:val="24"/>
+        </w:rPr>
+      </w:pPr>
+      <w:r>
+        <w:drawing>
+          <wp:inline distT="0" distB="0" distL="114300" distR="114300">
+            <wp:extent cx="4499610" cy="1993265"/>
+            <wp:effectExtent l="0" t="0" r="0" b="0"/>
+            <wp:docPr id="1014" name="Picture 2"/>
+            <wp:cNvGraphicFramePr>
+              <a:graphicFrameLocks xmlns:a="http://schemas.openxmlformats.org/drawingml/2006/main" noChangeAspect="1"/>
+            </wp:cNvGraphicFramePr>
+            <a:graphic xmlns:a="http://schemas.openxmlformats.org/drawingml/2006/main">
+              <a:graphicData uri="http://schemas.openxmlformats.org/drawingml/2006/picture">
+                <pic:pic xmlns:pic="http://schemas.openxmlformats.org/drawingml/2006/picture">
+                  <pic:nvPicPr>
+                    <pic:cNvPr id="1014" name="Picture 2"/>
+                    <pic:cNvPicPr>
+                      <a:picLocks noChangeAspect="1"/>
+                    </pic:cNvPicPr>
+                  </pic:nvPicPr>
+                  <pic:blipFill>
+                    <a:blip r:embed="rId23"/>
+                    <a:srcRect b="27773"/>
+                    <a:stretch>
+                      <a:fillRect/>
+                    </a:stretch>
+                  </pic:blipFill>
+                  <pic:spPr>
+                    <a:xfrm>
+                      <a:off x="0" y="0"/>
+                      <a:ext cx="4500000" cy="1993265"/>
+                    </a:xfrm>
+                    <a:prstGeom prst="rect">
+                      <a:avLst/>
+                    </a:prstGeom>
+                  </pic:spPr>
+                </pic:pic>
+              </a:graphicData>
+            </a:graphic>
+          </wp:inline>
+        </w:drawing>
+      </w:r>
+    </w:p>
+    <w:p>
+      <w:pPr>
+        <w:spacing w:line="360" w:lineRule="auto"/>
+        <w:ind w:firstLine="420" w:firstLineChars="200"/>
+        <w:jc w:val="center"/>
+        <w:rPr>
+          <w:rFonts w:ascii="Times New Roman" w:hAnsi="Times New Roman"/>
+          <w:sz w:val="24"/>
+          <w:szCs w:val="24"/>
+        </w:rPr>
+      </w:pPr>
+      <w:r>
+        <w:rPr>
+          <w:rFonts w:ascii="Times New Roman" w:hAnsi="Times New Roman"/>
+          <w:sz w:val="21"/>
+          <w:szCs w:val="24"/>
+        </w:rPr>
+        <w:t>图3-11　公告实体属性图</w:t>
+      </w:r>
+    </w:p>
+    <w:p>
+      <w:pPr>
+        <w:spacing w:line="360" w:lineRule="auto"/>
+        <w:ind w:firstLine="480" w:firstLineChars="200"/>
+        <w:rPr>
+          <w:rFonts w:ascii="Times New Roman" w:hAnsi="Times New Roman"/>
+          <w:sz w:val="24"/>
+          <w:szCs w:val="24"/>
+        </w:rPr>
+      </w:pPr>
+      <w:r>
+        <w:rPr>
+          <w:rFonts w:ascii="Times New Roman" w:hAnsi="Times New Roman"/>
+          <w:sz w:val="24"/>
+          <w:szCs w:val="24"/>
+        </w:rPr>
+        <w:t>在实体关系方面，用户可以浏览菜品、收藏菜品、提交订单和发布论坛帖子；订单与菜品、用户保持关联；菜品可以被评价；管理员维护供应商、公告等后台数据。系统总体E-R图如图3-12所示。</w:t>
+      </w:r>
+    </w:p>
+    <w:p>
+      <w:pPr>
+        <w:spacing w:line="240" w:lineRule="auto"/>
+        <w:ind w:firstLine="0" w:firstLineChars="0"/>
+        <w:jc w:val="center"/>
+        <w:rPr>
+          <w:rFonts w:ascii="Times New Roman" w:hAnsi="Times New Roman"/>
+          <w:sz w:val="24"/>
+          <w:szCs w:val="24"/>
+        </w:rPr>
+      </w:pPr>
+      <w:bookmarkStart w:id="11" w:name="_GoBack"/>
+      <w:r>
+        <w:drawing>
+          <wp:inline distT="0" distB="0" distL="114300" distR="114300">
+            <wp:extent cx="5219700" cy="3011170"/>
+            <wp:effectExtent l="0" t="0" r="12700" b="11430"/>
+            <wp:docPr id="1015" name="Picture 2"/>
+            <wp:cNvGraphicFramePr>
+              <a:graphicFrameLocks xmlns:a="http://schemas.openxmlformats.org/drawingml/2006/main" noChangeAspect="1"/>
+            </wp:cNvGraphicFramePr>
+            <a:graphic xmlns:a="http://schemas.openxmlformats.org/drawingml/2006/main">
+              <a:graphicData uri="http://schemas.openxmlformats.org/drawingml/2006/picture">
+                <pic:pic xmlns:pic="http://schemas.openxmlformats.org/drawingml/2006/picture">
+                  <pic:nvPicPr>
+                    <pic:cNvPr id="1015" name="Picture 2"/>
+                    <pic:cNvPicPr>
+                      <a:picLocks noChangeAspect="1"/>
+                    </pic:cNvPicPr>
+                  </pic:nvPicPr>
+                  <pic:blipFill>
+                    <a:blip r:embed="rId24"/>
+                    <a:stretch>
+                      <a:fillRect/>
+                    </a:stretch>
+                  </pic:blipFill>
+                  <pic:spPr>
+                    <a:xfrm>
+                      <a:off x="0" y="0"/>
+                      <a:ext cx="5220000" cy="3011538"/>
+                    </a:xfrm>
+                    <a:prstGeom prst="rect">
+                      <a:avLst/>
+                    </a:prstGeom>
+                  </pic:spPr>
+                </pic:pic>
+              </a:graphicData>
+            </a:graphic>
+          </wp:inline>
+        </w:drawing>
+      </w:r>
+      <w:bookmarkEnd w:id="11"/>
+    </w:p>
+    <w:p>
+      <w:pPr>
+        <w:spacing w:line="360" w:lineRule="auto"/>
+        <w:ind w:firstLine="420" w:firstLineChars="200"/>
+        <w:jc w:val="center"/>
+        <w:rPr>
+          <w:rFonts w:ascii="Times New Roman" w:hAnsi="Times New Roman"/>
+          <w:sz w:val="24"/>
+          <w:szCs w:val="24"/>
+        </w:rPr>
+      </w:pPr>
+      <w:r>
+        <w:rPr>
+          <w:rFonts w:ascii="Times New Roman" w:hAnsi="Times New Roman"/>
+          <w:sz w:val="21"/>
+          <w:szCs w:val="24"/>
+        </w:rPr>
+        <w:t>图3-12　系统总体E-R图</w:t>
+      </w:r>
+    </w:p>
+    <w:p>
+      <w:pPr>
+        <w:pStyle w:val="46"/>
+        <w:spacing w:before="156" w:after="156"/>
+        <w:ind w:firstLine="560"/>
+        <w:rPr>
+          <w:rFonts w:hint="eastAsia"/>
+        </w:rPr>
+      </w:pPr>
+      <w:r>
+        <w:rPr>
+          <w:rFonts w:hint="eastAsia"/>
+        </w:rPr>
         <w:t>3.4.2 逻辑结构设计</w:t>
       </w:r>
-      <w:bookmarkEnd w:id="31"/>
     </w:p>
     <w:p>
       <w:pPr>
@@ -9820,14 +7744,12 @@
           <w:rFonts w:hint="eastAsia"/>
         </w:rPr>
       </w:pPr>
-      <w:bookmarkStart w:id="32" w:name="_Toc697133810"/>
       <w:r>
         <w:rPr>
           <w:rFonts w:hint="eastAsia"/>
         </w:rPr>
         <w:t>3.5 本章小结</w:t>
       </w:r>
-      <w:bookmarkEnd w:id="32"/>
     </w:p>
     <w:p>
       <w:pPr>
@@ -9857,14 +7779,12 @@
           <w:rFonts w:hint="eastAsia"/>
         </w:rPr>
       </w:pPr>
-      <w:bookmarkStart w:id="33" w:name="_Toc57166638"/>
       <w:r>
         <w:rPr>
           <w:rFonts w:hint="eastAsia"/>
         </w:rPr>
         <w:t>4 系统功能的实现</w:t>
       </w:r>
-      <w:bookmarkEnd w:id="33"/>
     </w:p>
     <w:p>
       <w:pPr>
@@ -9875,14 +7795,12 @@
           <w:rFonts w:hint="eastAsia"/>
         </w:rPr>
       </w:pPr>
-      <w:bookmarkStart w:id="34" w:name="_Toc874494657"/>
       <w:r>
         <w:rPr>
           <w:rFonts w:hint="eastAsia"/>
         </w:rPr>
         <w:t>4.1 用户端功能实现</w:t>
       </w:r>
-      <w:bookmarkEnd w:id="34"/>
     </w:p>
     <w:p>
       <w:pPr>
@@ -9893,14 +7811,12 @@
           <w:rFonts w:hint="eastAsia"/>
         </w:rPr>
       </w:pPr>
-      <w:bookmarkStart w:id="35" w:name="_Toc253620131"/>
       <w:r>
         <w:rPr>
           <w:rFonts w:hint="eastAsia"/>
         </w:rPr>
         <w:t>4.1.1 用户登录与注册</w:t>
       </w:r>
-      <w:bookmarkEnd w:id="35"/>
     </w:p>
     <w:p>
       <w:pPr>
@@ -9918,7 +7834,7 @@
           <w:sz w:val="24"/>
           <w:szCs w:val="24"/>
         </w:rPr>
-        <w:t>用户通过前台登录页面输入账号和密码进行身份认证。登录请求发送到后端后，系统在yonghu表中查询匹配的用户名和密码，验证通过后生成Token写入token表并返回给前端，前端将Token保存在本地存储中用于后续请求的身份标识。注册功能允许新用户填写账号、密码、姓名、手机号等基本信息创建账户，注册时系统检查用户名是否已存在，初始余额和积分设为0，会员等级设为普通会员。用户登录页面如图4-1所示。</w:t>
+        <w:t>用户通过前台登录页面输入账号和密码进行身份认证。登录请求发送到后端后，系统在yonghu表中查询匹配的用户名和密码，验证通过后生成Token写入token表并返回给前端，前端将Token保存在本地存储中用于后续请求的身份标识。注册功能允许新用户填写账号、密码、姓名、手机号等基本信息创建账户，注册时系统检查用户名是否已存在，初始余额和积分设为0，会员等级设为普通会员。用户登录与注册模块的构件图如图4-1所示，时序图如图4-2所示，用户登录页面如图4-3所示。</w:t>
       </w:r>
     </w:p>
     <w:p>
@@ -9935,9 +7851,9 @@
       <w:r>
         <w:drawing>
           <wp:inline distT="0" distB="0" distL="114300" distR="114300">
-            <wp:extent cx="5327650" cy="2726055"/>
-            <wp:effectExtent l="0" t="0" r="6350" b="17145"/>
-            <wp:docPr id="1008" name="Picture 2"/>
+            <wp:extent cx="5219700" cy="2104390"/>
+            <wp:effectExtent l="0" t="0" r="12700" b="3810"/>
+            <wp:docPr id="1016" name="Picture 2"/>
             <wp:cNvGraphicFramePr>
               <a:graphicFrameLocks xmlns:a="http://schemas.openxmlformats.org/drawingml/2006/main" noChangeAspect="1"/>
             </wp:cNvGraphicFramePr>
@@ -9945,13 +7861,155 @@
               <a:graphicData uri="http://schemas.openxmlformats.org/drawingml/2006/picture">
                 <pic:pic xmlns:pic="http://schemas.openxmlformats.org/drawingml/2006/picture">
                   <pic:nvPicPr>
-                    <pic:cNvPr id="1008" name="Picture 2"/>
+                    <pic:cNvPr id="1016" name="Picture 2"/>
                     <pic:cNvPicPr>
                       <a:picLocks noChangeAspect="1"/>
                     </pic:cNvPicPr>
                   </pic:nvPicPr>
                   <pic:blipFill>
-                    <a:blip r:embed="rId17"/>
+                    <a:blip r:embed="rId25"/>
+                    <a:stretch>
+                      <a:fillRect/>
+                    </a:stretch>
+                  </pic:blipFill>
+                  <pic:spPr>
+                    <a:xfrm>
+                      <a:off x="0" y="0"/>
+                      <a:ext cx="5220000" cy="2104839"/>
+                    </a:xfrm>
+                    <a:prstGeom prst="rect">
+                      <a:avLst/>
+                    </a:prstGeom>
+                  </pic:spPr>
+                </pic:pic>
+              </a:graphicData>
+            </a:graphic>
+          </wp:inline>
+        </w:drawing>
+      </w:r>
+    </w:p>
+    <w:p>
+      <w:pPr>
+        <w:spacing w:line="360" w:lineRule="auto"/>
+        <w:ind w:firstLine="420" w:firstLineChars="200"/>
+        <w:jc w:val="center"/>
+        <w:rPr>
+          <w:rFonts w:ascii="Times New Roman" w:hAnsi="Times New Roman"/>
+          <w:sz w:val="24"/>
+          <w:szCs w:val="24"/>
+        </w:rPr>
+      </w:pPr>
+      <w:r>
+        <w:rPr>
+          <w:rFonts w:ascii="Times New Roman" w:hAnsi="Times New Roman"/>
+          <w:sz w:val="21"/>
+          <w:szCs w:val="24"/>
+        </w:rPr>
+        <w:t>图4-1　用户登录与注册构件图</w:t>
+      </w:r>
+    </w:p>
+    <w:p>
+      <w:pPr>
+        <w:spacing w:line="240" w:lineRule="auto"/>
+        <w:ind w:firstLine="0" w:firstLineChars="0"/>
+        <w:jc w:val="center"/>
+        <w:rPr>
+          <w:rFonts w:ascii="Times New Roman" w:hAnsi="Times New Roman"/>
+          <w:sz w:val="24"/>
+          <w:szCs w:val="24"/>
+        </w:rPr>
+      </w:pPr>
+      <w:r>
+        <w:drawing>
+          <wp:inline distT="0" distB="0" distL="114300" distR="114300">
+            <wp:extent cx="5219700" cy="3533140"/>
+            <wp:effectExtent l="0" t="0" r="12700" b="22860"/>
+            <wp:docPr id="1017" name="Picture 2"/>
+            <wp:cNvGraphicFramePr>
+              <a:graphicFrameLocks xmlns:a="http://schemas.openxmlformats.org/drawingml/2006/main" noChangeAspect="1"/>
+            </wp:cNvGraphicFramePr>
+            <a:graphic xmlns:a="http://schemas.openxmlformats.org/drawingml/2006/main">
+              <a:graphicData uri="http://schemas.openxmlformats.org/drawingml/2006/picture">
+                <pic:pic xmlns:pic="http://schemas.openxmlformats.org/drawingml/2006/picture">
+                  <pic:nvPicPr>
+                    <pic:cNvPr id="1017" name="Picture 2"/>
+                    <pic:cNvPicPr>
+                      <a:picLocks noChangeAspect="1"/>
+                    </pic:cNvPicPr>
+                  </pic:nvPicPr>
+                  <pic:blipFill>
+                    <a:blip r:embed="rId26"/>
+                    <a:stretch>
+                      <a:fillRect/>
+                    </a:stretch>
+                  </pic:blipFill>
+                  <pic:spPr>
+                    <a:xfrm>
+                      <a:off x="0" y="0"/>
+                      <a:ext cx="5220000" cy="3533538"/>
+                    </a:xfrm>
+                    <a:prstGeom prst="rect">
+                      <a:avLst/>
+                    </a:prstGeom>
+                  </pic:spPr>
+                </pic:pic>
+              </a:graphicData>
+            </a:graphic>
+          </wp:inline>
+        </w:drawing>
+      </w:r>
+    </w:p>
+    <w:p>
+      <w:pPr>
+        <w:spacing w:line="360" w:lineRule="auto"/>
+        <w:ind w:firstLine="420" w:firstLineChars="200"/>
+        <w:jc w:val="center"/>
+        <w:rPr>
+          <w:rFonts w:ascii="Times New Roman" w:hAnsi="Times New Roman"/>
+          <w:sz w:val="24"/>
+          <w:szCs w:val="24"/>
+        </w:rPr>
+      </w:pPr>
+      <w:r>
+        <w:rPr>
+          <w:rFonts w:ascii="Times New Roman" w:hAnsi="Times New Roman"/>
+          <w:sz w:val="21"/>
+          <w:szCs w:val="24"/>
+        </w:rPr>
+        <w:t>图4-2　用户登录时序图</w:t>
+      </w:r>
+    </w:p>
+    <w:p>
+      <w:pPr>
+        <w:spacing w:line="240" w:lineRule="auto"/>
+        <w:ind w:firstLine="0" w:firstLineChars="0"/>
+        <w:jc w:val="center"/>
+        <w:rPr>
+          <w:rFonts w:ascii="Times New Roman" w:hAnsi="Times New Roman"/>
+          <w:sz w:val="24"/>
+          <w:szCs w:val="24"/>
+        </w:rPr>
+      </w:pPr>
+      <w:r>
+        <w:drawing>
+          <wp:inline distT="0" distB="0" distL="114300" distR="114300">
+            <wp:extent cx="5327650" cy="2726055"/>
+            <wp:effectExtent l="0" t="0" r="6350" b="17145"/>
+            <wp:docPr id="1018" name="Picture 2"/>
+            <wp:cNvGraphicFramePr>
+              <a:graphicFrameLocks xmlns:a="http://schemas.openxmlformats.org/drawingml/2006/main" noChangeAspect="1"/>
+            </wp:cNvGraphicFramePr>
+            <a:graphic xmlns:a="http://schemas.openxmlformats.org/drawingml/2006/main">
+              <a:graphicData uri="http://schemas.openxmlformats.org/drawingml/2006/picture">
+                <pic:pic xmlns:pic="http://schemas.openxmlformats.org/drawingml/2006/picture">
+                  <pic:nvPicPr>
+                    <pic:cNvPr id="1018" name="Picture 2"/>
+                    <pic:cNvPicPr>
+                      <a:picLocks noChangeAspect="1"/>
+                    </pic:cNvPicPr>
+                  </pic:nvPicPr>
+                  <pic:blipFill>
+                    <a:blip r:embed="rId27"/>
                     <a:stretch>
                       <a:fillRect/>
                     </a:stretch>
@@ -9989,7 +8047,7 @@
           <w:sz w:val="21"/>
           <w:szCs w:val="24"/>
         </w:rPr>
-        <w:t>图4-1　用户登录页面</w:t>
+        <w:t>图4-3　用户登录页面</w:t>
       </w:r>
     </w:p>
     <w:p>
@@ -10213,14 +8271,12 @@
           <w:rFonts w:hint="eastAsia"/>
         </w:rPr>
       </w:pPr>
-      <w:bookmarkStart w:id="36" w:name="_Toc1985986069"/>
       <w:r>
         <w:rPr>
           <w:rFonts w:hint="eastAsia"/>
         </w:rPr>
         <w:t>4.1.2 菜品浏览与搜索</w:t>
       </w:r>
-      <w:bookmarkEnd w:id="36"/>
     </w:p>
     <w:p>
       <w:pPr>
@@ -10238,7 +8294,7 @@
           <w:sz w:val="24"/>
           <w:szCs w:val="24"/>
         </w:rPr>
-        <w:t>首页展示轮播图和菜品推荐列表，用户可以按菜品类型（川菜、粤菜、鲁菜、汤类）筛选菜品，也可以在搜索框中输入菜品名称进行关键字搜索。菜品列表以卡片形式展示菜品图片、名称、价格和浏览次数，点击菜品卡片进入详情页面查看完整描述信息，每次查看详情时系统将该菜品的浏览次数加1。系统首页如图4-2所示。</w:t>
+        <w:t>首页展示轮播图和菜品推荐列表，用户可以按菜品类型（川菜、粤菜、鲁菜、汤类）筛选菜品，也可以在搜索框中输入菜品名称进行关键字搜索。菜品列表以卡片形式展示菜品图片、名称、价格和浏览次数，点击菜品卡片进入详情页面查看完整描述信息，每次查看详情时系统将该菜品的浏览次数加1。菜品浏览与搜索模块的构件图如图4-4所示，时序图如图4-5所示，系统首页如图4-6所示。</w:t>
       </w:r>
     </w:p>
     <w:p>
@@ -10255,9 +8311,9 @@
       <w:r>
         <w:drawing>
           <wp:inline distT="0" distB="0" distL="114300" distR="114300">
-            <wp:extent cx="5327650" cy="2726055"/>
-            <wp:effectExtent l="0" t="0" r="6350" b="17145"/>
-            <wp:docPr id="1009" name="Picture 2"/>
+            <wp:extent cx="5219700" cy="2104390"/>
+            <wp:effectExtent l="0" t="0" r="12700" b="3810"/>
+            <wp:docPr id="1019" name="Picture 2"/>
             <wp:cNvGraphicFramePr>
               <a:graphicFrameLocks xmlns:a="http://schemas.openxmlformats.org/drawingml/2006/main" noChangeAspect="1"/>
             </wp:cNvGraphicFramePr>
@@ -10265,13 +8321,155 @@
               <a:graphicData uri="http://schemas.openxmlformats.org/drawingml/2006/picture">
                 <pic:pic xmlns:pic="http://schemas.openxmlformats.org/drawingml/2006/picture">
                   <pic:nvPicPr>
-                    <pic:cNvPr id="1009" name="Picture 2"/>
+                    <pic:cNvPr id="1019" name="Picture 2"/>
                     <pic:cNvPicPr>
                       <a:picLocks noChangeAspect="1"/>
                     </pic:cNvPicPr>
                   </pic:nvPicPr>
                   <pic:blipFill>
-                    <a:blip r:embed="rId18"/>
+                    <a:blip r:embed="rId28"/>
+                    <a:stretch>
+                      <a:fillRect/>
+                    </a:stretch>
+                  </pic:blipFill>
+                  <pic:spPr>
+                    <a:xfrm>
+                      <a:off x="0" y="0"/>
+                      <a:ext cx="5220000" cy="2104839"/>
+                    </a:xfrm>
+                    <a:prstGeom prst="rect">
+                      <a:avLst/>
+                    </a:prstGeom>
+                  </pic:spPr>
+                </pic:pic>
+              </a:graphicData>
+            </a:graphic>
+          </wp:inline>
+        </w:drawing>
+      </w:r>
+    </w:p>
+    <w:p>
+      <w:pPr>
+        <w:spacing w:line="360" w:lineRule="auto"/>
+        <w:ind w:firstLine="420" w:firstLineChars="200"/>
+        <w:jc w:val="center"/>
+        <w:rPr>
+          <w:rFonts w:ascii="Times New Roman" w:hAnsi="Times New Roman"/>
+          <w:sz w:val="24"/>
+          <w:szCs w:val="24"/>
+        </w:rPr>
+      </w:pPr>
+      <w:r>
+        <w:rPr>
+          <w:rFonts w:ascii="Times New Roman" w:hAnsi="Times New Roman"/>
+          <w:sz w:val="21"/>
+          <w:szCs w:val="24"/>
+        </w:rPr>
+        <w:t>图4-4　菜品浏览与搜索构件图</w:t>
+      </w:r>
+    </w:p>
+    <w:p>
+      <w:pPr>
+        <w:spacing w:line="240" w:lineRule="auto"/>
+        <w:ind w:firstLine="0" w:firstLineChars="0"/>
+        <w:jc w:val="center"/>
+        <w:rPr>
+          <w:rFonts w:ascii="Times New Roman" w:hAnsi="Times New Roman"/>
+          <w:sz w:val="24"/>
+          <w:szCs w:val="24"/>
+        </w:rPr>
+      </w:pPr>
+      <w:r>
+        <w:drawing>
+          <wp:inline distT="0" distB="0" distL="114300" distR="114300">
+            <wp:extent cx="5219700" cy="3533140"/>
+            <wp:effectExtent l="0" t="0" r="12700" b="22860"/>
+            <wp:docPr id="1020" name="Picture 2"/>
+            <wp:cNvGraphicFramePr>
+              <a:graphicFrameLocks xmlns:a="http://schemas.openxmlformats.org/drawingml/2006/main" noChangeAspect="1"/>
+            </wp:cNvGraphicFramePr>
+            <a:graphic xmlns:a="http://schemas.openxmlformats.org/drawingml/2006/main">
+              <a:graphicData uri="http://schemas.openxmlformats.org/drawingml/2006/picture">
+                <pic:pic xmlns:pic="http://schemas.openxmlformats.org/drawingml/2006/picture">
+                  <pic:nvPicPr>
+                    <pic:cNvPr id="1020" name="Picture 2"/>
+                    <pic:cNvPicPr>
+                      <a:picLocks noChangeAspect="1"/>
+                    </pic:cNvPicPr>
+                  </pic:nvPicPr>
+                  <pic:blipFill>
+                    <a:blip r:embed="rId29"/>
+                    <a:stretch>
+                      <a:fillRect/>
+                    </a:stretch>
+                  </pic:blipFill>
+                  <pic:spPr>
+                    <a:xfrm>
+                      <a:off x="0" y="0"/>
+                      <a:ext cx="5220000" cy="3533538"/>
+                    </a:xfrm>
+                    <a:prstGeom prst="rect">
+                      <a:avLst/>
+                    </a:prstGeom>
+                  </pic:spPr>
+                </pic:pic>
+              </a:graphicData>
+            </a:graphic>
+          </wp:inline>
+        </w:drawing>
+      </w:r>
+    </w:p>
+    <w:p>
+      <w:pPr>
+        <w:spacing w:line="360" w:lineRule="auto"/>
+        <w:ind w:firstLine="420" w:firstLineChars="200"/>
+        <w:jc w:val="center"/>
+        <w:rPr>
+          <w:rFonts w:ascii="Times New Roman" w:hAnsi="Times New Roman"/>
+          <w:sz w:val="24"/>
+          <w:szCs w:val="24"/>
+        </w:rPr>
+      </w:pPr>
+      <w:r>
+        <w:rPr>
+          <w:rFonts w:ascii="Times New Roman" w:hAnsi="Times New Roman"/>
+          <w:sz w:val="21"/>
+          <w:szCs w:val="24"/>
+        </w:rPr>
+        <w:t>图4-5　菜品浏览与搜索时序图</w:t>
+      </w:r>
+    </w:p>
+    <w:p>
+      <w:pPr>
+        <w:spacing w:line="240" w:lineRule="auto"/>
+        <w:ind w:firstLine="0" w:firstLineChars="0"/>
+        <w:jc w:val="center"/>
+        <w:rPr>
+          <w:rFonts w:ascii="Times New Roman" w:hAnsi="Times New Roman"/>
+          <w:sz w:val="24"/>
+          <w:szCs w:val="24"/>
+        </w:rPr>
+      </w:pPr>
+      <w:r>
+        <w:drawing>
+          <wp:inline distT="0" distB="0" distL="114300" distR="114300">
+            <wp:extent cx="5327650" cy="2726055"/>
+            <wp:effectExtent l="0" t="0" r="6350" b="17145"/>
+            <wp:docPr id="1021" name="Picture 2"/>
+            <wp:cNvGraphicFramePr>
+              <a:graphicFrameLocks xmlns:a="http://schemas.openxmlformats.org/drawingml/2006/main" noChangeAspect="1"/>
+            </wp:cNvGraphicFramePr>
+            <a:graphic xmlns:a="http://schemas.openxmlformats.org/drawingml/2006/main">
+              <a:graphicData uri="http://schemas.openxmlformats.org/drawingml/2006/picture">
+                <pic:pic xmlns:pic="http://schemas.openxmlformats.org/drawingml/2006/picture">
+                  <pic:nvPicPr>
+                    <pic:cNvPr id="1021" name="Picture 2"/>
+                    <pic:cNvPicPr>
+                      <a:picLocks noChangeAspect="1"/>
+                    </pic:cNvPicPr>
+                  </pic:nvPicPr>
+                  <pic:blipFill>
+                    <a:blip r:embed="rId30"/>
                     <a:stretch>
                       <a:fillRect/>
                     </a:stretch>
@@ -10309,7 +8507,7 @@
           <w:sz w:val="21"/>
           <w:szCs w:val="24"/>
         </w:rPr>
-        <w:t>图4-2　系统首页</w:t>
+        <w:t>图4-6　系统首页</w:t>
       </w:r>
     </w:p>
     <w:p>
@@ -10589,14 +8787,12 @@
           <w:rFonts w:hint="eastAsia"/>
         </w:rPr>
       </w:pPr>
-      <w:bookmarkStart w:id="37" w:name="_Toc129536362"/>
       <w:r>
         <w:rPr>
           <w:rFonts w:hint="eastAsia"/>
         </w:rPr>
         <w:t>4.1.3 在线订餐</w:t>
       </w:r>
-      <w:bookmarkEnd w:id="37"/>
     </w:p>
     <w:p>
       <w:pPr>
@@ -10614,643 +8810,7 @@
           <w:sz w:val="24"/>
           <w:szCs w:val="24"/>
         </w:rPr>
-        <w:t>用户在菜品详情页选择购买数量后提交订单。系统在订单创建过程中依次完成以下操作：查询菜品信息验证菜品有效性、检查库存是否满足购买数量、检查用户余额是否足够支付、计算订单总价和可获积分、扣减菜品库存和用户余额、累加用户积分、根据积分总额自动评定会员等级（普通会员、银卡会员、金卡会员），最后将订单记录写入数据库。订单创建接口的核心代码如下：</w:t>
-      </w:r>
-    </w:p>
-    <w:p>
-      <w:pPr>
-        <w:spacing w:line="360" w:lineRule="auto"/>
-        <w:ind w:firstLine="480" w:firstLineChars="200"/>
-        <w:rPr>
-          <w:rFonts w:ascii="Times New Roman" w:hAnsi="Times New Roman"/>
-          <w:sz w:val="24"/>
-          <w:szCs w:val="24"/>
-        </w:rPr>
-      </w:pPr>
-    </w:p>
-    <w:p>
-      <w:pPr>
-        <w:spacing w:line="240" w:lineRule="auto"/>
-        <w:ind w:firstLine="0" w:firstLineChars="0"/>
-      </w:pPr>
-      <w:r>
-        <w:rPr>
-          <w:rFonts w:ascii="Courier New" w:hAnsi="Courier New" w:cs="Courier New"/>
-          <w:sz w:val="21"/>
-          <w:szCs w:val="21"/>
-        </w:rPr>
-        <w:t>@RequestMapping("/add")</w:t>
-      </w:r>
-    </w:p>
-    <w:p>
-      <w:pPr>
-        <w:spacing w:line="240" w:lineRule="auto"/>
-        <w:ind w:firstLine="0" w:firstLineChars="0"/>
-      </w:pPr>
-      <w:r>
-        <w:rPr>
-          <w:rFonts w:ascii="Courier New" w:hAnsi="Courier New" w:cs="Courier New"/>
-          <w:sz w:val="21"/>
-          <w:szCs w:val="21"/>
-        </w:rPr>
-        <w:t>public R add(@RequestBody CaipinOrderEntity caipinOrder,</w:t>
-      </w:r>
-    </w:p>
-    <w:p>
-      <w:pPr>
-        <w:spacing w:line="240" w:lineRule="auto"/>
-        <w:ind w:firstLine="0" w:firstLineChars="0"/>
-      </w:pPr>
-      <w:r>
-        <w:rPr>
-          <w:rFonts w:ascii="Courier New" w:hAnsi="Courier New" w:cs="Courier New"/>
-          <w:sz w:val="21"/>
-          <w:szCs w:val="21"/>
-        </w:rPr>
-        <w:t xml:space="preserve">             HttpServletRequest request) {</w:t>
-      </w:r>
-    </w:p>
-    <w:p>
-      <w:pPr>
-        <w:spacing w:line="240" w:lineRule="auto"/>
-        <w:ind w:firstLine="0" w:firstLineChars="0"/>
-      </w:pPr>
-      <w:r>
-        <w:rPr>
-          <w:rFonts w:ascii="Courier New" w:hAnsi="Courier New" w:cs="Courier New"/>
-          <w:sz w:val="21"/>
-          <w:szCs w:val="21"/>
-        </w:rPr>
-        <w:t xml:space="preserve">    CaipinEntity caipin = caipinService.selectById(</w:t>
-      </w:r>
-    </w:p>
-    <w:p>
-      <w:pPr>
-        <w:spacing w:line="240" w:lineRule="auto"/>
-        <w:ind w:firstLine="0" w:firstLineChars="0"/>
-      </w:pPr>
-      <w:r>
-        <w:rPr>
-          <w:rFonts w:ascii="Courier New" w:hAnsi="Courier New" w:cs="Courier New"/>
-          <w:sz w:val="21"/>
-          <w:szCs w:val="21"/>
-        </w:rPr>
-        <w:t xml:space="preserve">        caipinOrder.getCaipinId());</w:t>
-      </w:r>
-    </w:p>
-    <w:p>
-      <w:pPr>
-        <w:spacing w:line="240" w:lineRule="auto"/>
-        <w:ind w:firstLine="0" w:firstLineChars="0"/>
-      </w:pPr>
-      <w:r>
-        <w:rPr>
-          <w:rFonts w:ascii="Courier New" w:hAnsi="Courier New" w:cs="Courier New"/>
-          <w:sz w:val="21"/>
-          <w:szCs w:val="21"/>
-        </w:rPr>
-        <w:t xml:space="preserve">    if (caipin == null)</w:t>
-      </w:r>
-    </w:p>
-    <w:p>
-      <w:pPr>
-        <w:spacing w:line="240" w:lineRule="auto"/>
-        <w:ind w:firstLine="0" w:firstLineChars="0"/>
-      </w:pPr>
-      <w:r>
-        <w:rPr>
-          <w:rFonts w:ascii="Courier New" w:hAnsi="Courier New" w:cs="Courier New"/>
-          <w:sz w:val="21"/>
-          <w:szCs w:val="21"/>
-        </w:rPr>
-        <w:t xml:space="preserve">        return R.error(511, "查不到该菜品");</w:t>
-      </w:r>
-    </w:p>
-    <w:p>
-      <w:pPr>
-        <w:spacing w:line="240" w:lineRule="auto"/>
-        <w:ind w:firstLine="0" w:firstLineChars="0"/>
-      </w:pPr>
-      <w:r>
-        <w:rPr>
-          <w:rFonts w:ascii="Courier New" w:hAnsi="Courier New" w:cs="Courier New"/>
-          <w:sz w:val="21"/>
-          <w:szCs w:val="21"/>
-        </w:rPr>
-        <w:t xml:space="preserve">    if (caipin.getCaipinKucunNumber() - caipinOrder.getBuyNumber() &lt; 0)</w:t>
-      </w:r>
-    </w:p>
-    <w:p>
-      <w:pPr>
-        <w:spacing w:line="240" w:lineRule="auto"/>
-        <w:ind w:firstLine="0" w:firstLineChars="0"/>
-      </w:pPr>
-      <w:r>
-        <w:rPr>
-          <w:rFonts w:ascii="Courier New" w:hAnsi="Courier New" w:cs="Courier New"/>
-          <w:sz w:val="21"/>
-          <w:szCs w:val="21"/>
-        </w:rPr>
-        <w:t xml:space="preserve">        return R.error(511, "购买数量不能大于库存数量");</w:t>
-      </w:r>
-    </w:p>
-    <w:p>
-      <w:pPr>
-        <w:spacing w:line="240" w:lineRule="auto"/>
-        <w:ind w:firstLine="0" w:firstLineChars="0"/>
-      </w:pPr>
-      <w:r>
-        <w:rPr>
-          <w:rFonts w:ascii="Courier New" w:hAnsi="Courier New" w:cs="Courier New"/>
-          <w:sz w:val="21"/>
-          <w:szCs w:val="21"/>
-        </w:rPr>
-        <w:t xml:space="preserve">    Integer userId = (Integer) request.getSession()</w:t>
-      </w:r>
-    </w:p>
-    <w:p>
-      <w:pPr>
-        <w:spacing w:line="240" w:lineRule="auto"/>
-        <w:ind w:firstLine="0" w:firstLineChars="0"/>
-      </w:pPr>
-      <w:r>
-        <w:rPr>
-          <w:rFonts w:ascii="Courier New" w:hAnsi="Courier New" w:cs="Courier New"/>
-          <w:sz w:val="21"/>
-          <w:szCs w:val="21"/>
-        </w:rPr>
-        <w:t xml:space="preserve">        .getAttribute("userId");</w:t>
-      </w:r>
-    </w:p>
-    <w:p>
-      <w:pPr>
-        <w:spacing w:line="240" w:lineRule="auto"/>
-        <w:ind w:firstLine="0" w:firstLineChars="0"/>
-      </w:pPr>
-      <w:r>
-        <w:rPr>
-          <w:rFonts w:ascii="Courier New" w:hAnsi="Courier New" w:cs="Courier New"/>
-          <w:sz w:val="21"/>
-          <w:szCs w:val="21"/>
-        </w:rPr>
-        <w:t xml:space="preserve">    YonghuEntity yonghu = yonghuService.selectById(userId);</w:t>
-      </w:r>
-    </w:p>
-    <w:p>
-      <w:pPr>
-        <w:spacing w:line="240" w:lineRule="auto"/>
-        <w:ind w:firstLine="0" w:firstLineChars="0"/>
-      </w:pPr>
-      <w:r>
-        <w:rPr>
-          <w:rFonts w:ascii="Courier New" w:hAnsi="Courier New" w:cs="Courier New"/>
-          <w:sz w:val="21"/>
-          <w:szCs w:val="21"/>
-        </w:rPr>
-        <w:t xml:space="preserve">    double balance = yonghu.getNewMoney()</w:t>
-      </w:r>
-    </w:p>
-    <w:p>
-      <w:pPr>
-        <w:spacing w:line="240" w:lineRule="auto"/>
-        <w:ind w:firstLine="0" w:firstLineChars="0"/>
-      </w:pPr>
-      <w:r>
-        <w:rPr>
-          <w:rFonts w:ascii="Courier New" w:hAnsi="Courier New" w:cs="Courier New"/>
-          <w:sz w:val="21"/>
-          <w:szCs w:val="21"/>
-        </w:rPr>
-        <w:t xml:space="preserve">        - caipin.getCaipinNewMoney() * caipinOrder.getBuyNumber();</w:t>
-      </w:r>
-    </w:p>
-    <w:p>
-      <w:pPr>
-        <w:spacing w:line="240" w:lineRule="auto"/>
-        <w:ind w:firstLine="0" w:firstLineChars="0"/>
-      </w:pPr>
-      <w:r>
-        <w:rPr>
-          <w:rFonts w:ascii="Courier New" w:hAnsi="Courier New" w:cs="Courier New"/>
-          <w:sz w:val="21"/>
-          <w:szCs w:val="21"/>
-        </w:rPr>
-        <w:t xml:space="preserve">    if (balance &lt; 0)</w:t>
-      </w:r>
-    </w:p>
-    <w:p>
-      <w:pPr>
-        <w:spacing w:line="240" w:lineRule="auto"/>
-        <w:ind w:firstLine="0" w:firstLineChars="0"/>
-      </w:pPr>
-      <w:r>
-        <w:rPr>
-          <w:rFonts w:ascii="Courier New" w:hAnsi="Courier New" w:cs="Courier New"/>
-          <w:sz w:val="21"/>
-          <w:szCs w:val="21"/>
-        </w:rPr>
-        <w:t xml:space="preserve">        return R.error(511, "余额不够支付");</w:t>
-      </w:r>
-    </w:p>
-    <w:p>
-      <w:pPr>
-        <w:spacing w:line="240" w:lineRule="auto"/>
-        <w:ind w:firstLine="0" w:firstLineChars="0"/>
-      </w:pPr>
-      <w:r>
-        <w:rPr>
-          <w:rFonts w:ascii="Courier New" w:hAnsi="Courier New" w:cs="Courier New"/>
-          <w:sz w:val="21"/>
-          <w:szCs w:val="21"/>
-        </w:rPr>
-        <w:t xml:space="preserve">    // 扣减库存、余额，累加积分</w:t>
-      </w:r>
-    </w:p>
-    <w:p>
-      <w:pPr>
-        <w:spacing w:line="240" w:lineRule="auto"/>
-        <w:ind w:firstLine="0" w:firstLineChars="0"/>
-      </w:pPr>
-      <w:r>
-        <w:rPr>
-          <w:rFonts w:ascii="Courier New" w:hAnsi="Courier New" w:cs="Courier New"/>
-          <w:sz w:val="21"/>
-          <w:szCs w:val="21"/>
-        </w:rPr>
-        <w:t xml:space="preserve">    caipin.setCaipinKucunNumber(</w:t>
-      </w:r>
-    </w:p>
-    <w:p>
-      <w:pPr>
-        <w:spacing w:line="240" w:lineRule="auto"/>
-        <w:ind w:firstLine="0" w:firstLineChars="0"/>
-      </w:pPr>
-      <w:r>
-        <w:rPr>
-          <w:rFonts w:ascii="Courier New" w:hAnsi="Courier New" w:cs="Courier New"/>
-          <w:sz w:val="21"/>
-          <w:szCs w:val="21"/>
-        </w:rPr>
-        <w:t xml:space="preserve">        caipin.getCaipinKucunNumber() - caipinOrder.getBuyNumber());</w:t>
-      </w:r>
-    </w:p>
-    <w:p>
-      <w:pPr>
-        <w:spacing w:line="240" w:lineRule="auto"/>
-        <w:ind w:firstLine="0" w:firstLineChars="0"/>
-      </w:pPr>
-      <w:r>
-        <w:rPr>
-          <w:rFonts w:ascii="Courier New" w:hAnsi="Courier New" w:cs="Courier New"/>
-          <w:sz w:val="21"/>
-          <w:szCs w:val="21"/>
-        </w:rPr>
-        <w:t xml:space="preserve">    caipinService.updateById(caipin);</w:t>
-      </w:r>
-    </w:p>
-    <w:p>
-      <w:pPr>
-        <w:spacing w:line="240" w:lineRule="auto"/>
-        <w:ind w:firstLine="0" w:firstLineChars="0"/>
-      </w:pPr>
-      <w:r>
-        <w:rPr>
-          <w:rFonts w:ascii="Courier New" w:hAnsi="Courier New" w:cs="Courier New"/>
-          <w:sz w:val="21"/>
-          <w:szCs w:val="21"/>
-        </w:rPr>
-        <w:t xml:space="preserve">    yonghu.setNewMoney(balance);</w:t>
-      </w:r>
-    </w:p>
-    <w:p>
-      <w:pPr>
-        <w:spacing w:line="240" w:lineRule="auto"/>
-        <w:ind w:firstLine="0" w:firstLineChars="0"/>
-      </w:pPr>
-      <w:r>
-        <w:rPr>
-          <w:rFonts w:ascii="Courier New" w:hAnsi="Courier New" w:cs="Courier New"/>
-          <w:sz w:val="21"/>
-          <w:szCs w:val="21"/>
-        </w:rPr>
-        <w:t xml:space="preserve">    Double buyJifen = new BigDecimal(caipin.getCaipinPrice())</w:t>
-      </w:r>
-    </w:p>
-    <w:p>
-      <w:pPr>
-        <w:spacing w:line="240" w:lineRule="auto"/>
-        <w:ind w:firstLine="0" w:firstLineChars="0"/>
-      </w:pPr>
-      <w:r>
-        <w:rPr>
-          <w:rFonts w:ascii="Courier New" w:hAnsi="Courier New" w:cs="Courier New"/>
-          <w:sz w:val="21"/>
-          <w:szCs w:val="21"/>
-        </w:rPr>
-        <w:t xml:space="preserve">        .multiply(new BigDecimal(caipinOrder.getBuyNumber()))</w:t>
-      </w:r>
-    </w:p>
-    <w:p>
-      <w:pPr>
-        <w:spacing w:line="240" w:lineRule="auto"/>
-        <w:ind w:firstLine="0" w:firstLineChars="0"/>
-      </w:pPr>
-      <w:r>
-        <w:rPr>
-          <w:rFonts w:ascii="Courier New" w:hAnsi="Courier New" w:cs="Courier New"/>
-          <w:sz w:val="21"/>
-          <w:szCs w:val="21"/>
-        </w:rPr>
-        <w:t xml:space="preserve">        .doubleValue();</w:t>
-      </w:r>
-    </w:p>
-    <w:p>
-      <w:pPr>
-        <w:spacing w:line="240" w:lineRule="auto"/>
-        <w:ind w:firstLine="0" w:firstLineChars="0"/>
-      </w:pPr>
-      <w:r>
-        <w:rPr>
-          <w:rFonts w:ascii="Courier New" w:hAnsi="Courier New" w:cs="Courier New"/>
-          <w:sz w:val="21"/>
-          <w:szCs w:val="21"/>
-        </w:rPr>
-        <w:t xml:space="preserve">    yonghu.setYonghuSumJifen(</w:t>
-      </w:r>
-    </w:p>
-    <w:p>
-      <w:pPr>
-        <w:spacing w:line="240" w:lineRule="auto"/>
-        <w:ind w:firstLine="0" w:firstLineChars="0"/>
-      </w:pPr>
-      <w:r>
-        <w:rPr>
-          <w:rFonts w:ascii="Courier New" w:hAnsi="Courier New" w:cs="Courier New"/>
-          <w:sz w:val="21"/>
-          <w:szCs w:val="21"/>
-        </w:rPr>
-        <w:t xml:space="preserve">        yonghu.getYonghuSumJifen() + buyJifen);</w:t>
-      </w:r>
-    </w:p>
-    <w:p>
-      <w:pPr>
-        <w:spacing w:line="240" w:lineRule="auto"/>
-        <w:ind w:firstLine="0" w:firstLineChars="0"/>
-      </w:pPr>
-      <w:r>
-        <w:rPr>
-          <w:rFonts w:ascii="Courier New" w:hAnsi="Courier New" w:cs="Courier New"/>
-          <w:sz w:val="21"/>
-          <w:szCs w:val="21"/>
-        </w:rPr>
-        <w:t xml:space="preserve">    yonghu.setYonghuNewJifen(</w:t>
-      </w:r>
-    </w:p>
-    <w:p>
-      <w:pPr>
-        <w:spacing w:line="240" w:lineRule="auto"/>
-        <w:ind w:firstLine="0" w:firstLineChars="0"/>
-      </w:pPr>
-      <w:r>
-        <w:rPr>
-          <w:rFonts w:ascii="Courier New" w:hAnsi="Courier New" w:cs="Courier New"/>
-          <w:sz w:val="21"/>
-          <w:szCs w:val="21"/>
-        </w:rPr>
-        <w:t xml:space="preserve">        yonghu.getYonghuNewJifen() + buyJifen);</w:t>
-      </w:r>
-    </w:p>
-    <w:p>
-      <w:pPr>
-        <w:spacing w:line="240" w:lineRule="auto"/>
-        <w:ind w:firstLine="0" w:firstLineChars="0"/>
-      </w:pPr>
-      <w:r>
-        <w:rPr>
-          <w:rFonts w:ascii="Courier New" w:hAnsi="Courier New" w:cs="Courier New"/>
-          <w:sz w:val="21"/>
-          <w:szCs w:val="21"/>
-        </w:rPr>
-        <w:t xml:space="preserve">    // 会员等级自动评定</w:t>
-      </w:r>
-    </w:p>
-    <w:p>
-      <w:pPr>
-        <w:spacing w:line="240" w:lineRule="auto"/>
-        <w:ind w:firstLine="0" w:firstLineChars="0"/>
-      </w:pPr>
-      <w:r>
-        <w:rPr>
-          <w:rFonts w:ascii="Courier New" w:hAnsi="Courier New" w:cs="Courier New"/>
-          <w:sz w:val="21"/>
-          <w:szCs w:val="21"/>
-        </w:rPr>
-        <w:t xml:space="preserve">    if (yonghu.getYonghuSumJifen() &lt; 10000)</w:t>
-      </w:r>
-    </w:p>
-    <w:p>
-      <w:pPr>
-        <w:spacing w:line="240" w:lineRule="auto"/>
-        <w:ind w:firstLine="0" w:firstLineChars="0"/>
-      </w:pPr>
-      <w:r>
-        <w:rPr>
-          <w:rFonts w:ascii="Courier New" w:hAnsi="Courier New" w:cs="Courier New"/>
-          <w:sz w:val="21"/>
-          <w:szCs w:val="21"/>
-        </w:rPr>
-        <w:t xml:space="preserve">        yonghu.setHuiyuandengjiTypes(1);</w:t>
-      </w:r>
-    </w:p>
-    <w:p>
-      <w:pPr>
-        <w:spacing w:line="240" w:lineRule="auto"/>
-        <w:ind w:firstLine="0" w:firstLineChars="0"/>
-      </w:pPr>
-      <w:r>
-        <w:rPr>
-          <w:rFonts w:ascii="Courier New" w:hAnsi="Courier New" w:cs="Courier New"/>
-          <w:sz w:val="21"/>
-          <w:szCs w:val="21"/>
-        </w:rPr>
-        <w:t xml:space="preserve">    else if (yonghu.getYonghuSumJifen() &lt; 100000)</w:t>
-      </w:r>
-    </w:p>
-    <w:p>
-      <w:pPr>
-        <w:spacing w:line="240" w:lineRule="auto"/>
-        <w:ind w:firstLine="0" w:firstLineChars="0"/>
-      </w:pPr>
-      <w:r>
-        <w:rPr>
-          <w:rFonts w:ascii="Courier New" w:hAnsi="Courier New" w:cs="Courier New"/>
-          <w:sz w:val="21"/>
-          <w:szCs w:val="21"/>
-        </w:rPr>
-        <w:t xml:space="preserve">        yonghu.setHuiyuandengjiTypes(2);</w:t>
-      </w:r>
-    </w:p>
-    <w:p>
-      <w:pPr>
-        <w:spacing w:line="240" w:lineRule="auto"/>
-        <w:ind w:firstLine="0" w:firstLineChars="0"/>
-      </w:pPr>
-      <w:r>
-        <w:rPr>
-          <w:rFonts w:ascii="Courier New" w:hAnsi="Courier New" w:cs="Courier New"/>
-          <w:sz w:val="21"/>
-          <w:szCs w:val="21"/>
-        </w:rPr>
-        <w:t xml:space="preserve">    else</w:t>
-      </w:r>
-    </w:p>
-    <w:p>
-      <w:pPr>
-        <w:spacing w:line="240" w:lineRule="auto"/>
-        <w:ind w:firstLine="0" w:firstLineChars="0"/>
-      </w:pPr>
-      <w:r>
-        <w:rPr>
-          <w:rFonts w:ascii="Courier New" w:hAnsi="Courier New" w:cs="Courier New"/>
-          <w:sz w:val="21"/>
-          <w:szCs w:val="21"/>
-        </w:rPr>
-        <w:t xml:space="preserve">        yonghu.setHuiyuandengjiTypes(3);</w:t>
-      </w:r>
-    </w:p>
-    <w:p>
-      <w:pPr>
-        <w:spacing w:line="240" w:lineRule="auto"/>
-        <w:ind w:firstLine="0" w:firstLineChars="0"/>
-      </w:pPr>
-      <w:r>
-        <w:rPr>
-          <w:rFonts w:ascii="Courier New" w:hAnsi="Courier New" w:cs="Courier New"/>
-          <w:sz w:val="21"/>
-          <w:szCs w:val="21"/>
-        </w:rPr>
-        <w:t xml:space="preserve">    yonghuService.updateById(yonghu);</w:t>
-      </w:r>
-    </w:p>
-    <w:p>
-      <w:pPr>
-        <w:spacing w:line="240" w:lineRule="auto"/>
-        <w:ind w:firstLine="0" w:firstLineChars="0"/>
-      </w:pPr>
-      <w:r>
-        <w:rPr>
-          <w:rFonts w:ascii="Courier New" w:hAnsi="Courier New" w:cs="Courier New"/>
-          <w:sz w:val="21"/>
-          <w:szCs w:val="21"/>
-        </w:rPr>
-        <w:t xml:space="preserve">    caipinOrder.setCaipinOrderTypes(1);</w:t>
-      </w:r>
-    </w:p>
-    <w:p>
-      <w:pPr>
-        <w:spacing w:line="240" w:lineRule="auto"/>
-        <w:ind w:firstLine="0" w:firstLineChars="0"/>
-      </w:pPr>
-      <w:r>
-        <w:rPr>
-          <w:rFonts w:ascii="Courier New" w:hAnsi="Courier New" w:cs="Courier New"/>
-          <w:sz w:val="21"/>
-          <w:szCs w:val="21"/>
-        </w:rPr>
-        <w:t xml:space="preserve">    caipinOrder.setCaipinOrderTruePrice(</w:t>
-      </w:r>
-    </w:p>
-    <w:p>
-      <w:pPr>
-        <w:spacing w:line="240" w:lineRule="auto"/>
-        <w:ind w:firstLine="0" w:firstLineChars="0"/>
-      </w:pPr>
-      <w:r>
-        <w:rPr>
-          <w:rFonts w:ascii="Courier New" w:hAnsi="Courier New" w:cs="Courier New"/>
-          <w:sz w:val="21"/>
-          <w:szCs w:val="21"/>
-        </w:rPr>
-        <w:t xml:space="preserve">        caipin.getCaipinNewMoney() * caipinOrder.getBuyNumber());</w:t>
-      </w:r>
-    </w:p>
-    <w:p>
-      <w:pPr>
-        <w:spacing w:line="240" w:lineRule="auto"/>
-        <w:ind w:firstLine="0" w:firstLineChars="0"/>
-      </w:pPr>
-      <w:r>
-        <w:rPr>
-          <w:rFonts w:ascii="Courier New" w:hAnsi="Courier New" w:cs="Courier New"/>
-          <w:sz w:val="21"/>
-          <w:szCs w:val="21"/>
-        </w:rPr>
-        <w:t xml:space="preserve">    caipinOrderService.insert(caipinOrder);</w:t>
-      </w:r>
-    </w:p>
-    <w:p>
-      <w:pPr>
-        <w:spacing w:line="240" w:lineRule="auto"/>
-        <w:ind w:firstLine="0" w:firstLineChars="0"/>
-      </w:pPr>
-      <w:r>
-        <w:rPr>
-          <w:rFonts w:ascii="Courier New" w:hAnsi="Courier New" w:cs="Courier New"/>
-          <w:sz w:val="21"/>
-          <w:szCs w:val="21"/>
-        </w:rPr>
-        <w:t xml:space="preserve">    return R.ok();</w:t>
-      </w:r>
-    </w:p>
-    <w:p>
-      <w:pPr>
-        <w:spacing w:line="240" w:lineRule="auto"/>
-        <w:ind w:firstLine="0" w:firstLineChars="0"/>
-      </w:pPr>
-      <w:r>
-        <w:rPr>
-          <w:rFonts w:ascii="Courier New" w:hAnsi="Courier New" w:cs="Courier New"/>
-          <w:sz w:val="21"/>
-          <w:szCs w:val="21"/>
-        </w:rPr>
-        <w:t>}</w:t>
-      </w:r>
-    </w:p>
-    <w:p>
-      <w:pPr>
-        <w:pStyle w:val="46"/>
-        <w:spacing w:before="156" w:after="156"/>
-        <w:ind w:firstLine="560"/>
-        <w:rPr>
-          <w:rFonts w:hint="eastAsia"/>
-        </w:rPr>
-      </w:pPr>
-      <w:bookmarkStart w:id="38" w:name="_Toc1716701723"/>
-      <w:r>
-        <w:rPr>
-          <w:rFonts w:hint="eastAsia"/>
-        </w:rPr>
-        <w:t>4.1.4 个人中心</w:t>
-      </w:r>
-      <w:bookmarkEnd w:id="38"/>
-    </w:p>
-    <w:p>
-      <w:pPr>
-        <w:spacing w:line="360" w:lineRule="auto"/>
-        <w:ind w:firstLine="480" w:firstLineChars="200"/>
-        <w:rPr>
-          <w:rFonts w:ascii="Times New Roman" w:hAnsi="Times New Roman"/>
-          <w:sz w:val="24"/>
-          <w:szCs w:val="24"/>
-        </w:rPr>
-      </w:pPr>
-      <w:r>
-        <w:rPr>
-          <w:rFonts w:ascii="Times New Roman" w:hAnsi="Times New Roman"/>
-          <w:sz w:val="24"/>
-          <w:szCs w:val="24"/>
-        </w:rPr>
-        <w:t>用户登录后可以进入个人中心页面，页面左侧菜单提供个人信息、菜品收藏和菜品订单三个入口。个人信息页面展示用户的账户、姓名、手机号、身份证号、头像、性别、邮箱、余额、当前积分和会员等级，用户可以修改个人信息和上传头像。余额栏右侧有充值入口，用户可以在线充值账户余额。菜品收藏页面展示用户收藏过的菜品列表。菜品订单页面展示用户的历史订单，支持按订单状态筛选。个人中心页面如图4-3所示。</w:t>
+        <w:t>用户在菜品详情页选择购买数量后提交订单。系统在订单创建过程中依次完成以下操作：查询菜品信息验证菜品有效性、检查库存是否满足购买数量、检查用户余额是否足够支付、计算订单总价和可获积分、扣减菜品库存和用户余额、累加用户积分、根据积分总额自动评定会员等级（普通会员、银卡会员、金卡会员），最后将订单记录写入数据库。在线订餐模块的构件图如图4-7所示，时序图如图4-8所示。</w:t>
       </w:r>
     </w:p>
     <w:p>
@@ -11267,9 +8827,9 @@
       <w:r>
         <w:drawing>
           <wp:inline distT="0" distB="0" distL="114300" distR="114300">
-            <wp:extent cx="5327650" cy="2726055"/>
-            <wp:effectExtent l="0" t="0" r="6350" b="17145"/>
-            <wp:docPr id="1010" name="Picture 2"/>
+            <wp:extent cx="5219700" cy="2104390"/>
+            <wp:effectExtent l="0" t="0" r="12700" b="3810"/>
+            <wp:docPr id="1022" name="Picture 2"/>
             <wp:cNvGraphicFramePr>
               <a:graphicFrameLocks xmlns:a="http://schemas.openxmlformats.org/drawingml/2006/main" noChangeAspect="1"/>
             </wp:cNvGraphicFramePr>
@@ -11277,13 +8837,808 @@
               <a:graphicData uri="http://schemas.openxmlformats.org/drawingml/2006/picture">
                 <pic:pic xmlns:pic="http://schemas.openxmlformats.org/drawingml/2006/picture">
                   <pic:nvPicPr>
-                    <pic:cNvPr id="1010" name="Picture 2"/>
+                    <pic:cNvPr id="1022" name="Picture 2"/>
                     <pic:cNvPicPr>
                       <a:picLocks noChangeAspect="1"/>
                     </pic:cNvPicPr>
                   </pic:nvPicPr>
                   <pic:blipFill>
-                    <a:blip r:embed="rId19"/>
+                    <a:blip r:embed="rId31"/>
+                    <a:stretch>
+                      <a:fillRect/>
+                    </a:stretch>
+                  </pic:blipFill>
+                  <pic:spPr>
+                    <a:xfrm>
+                      <a:off x="0" y="0"/>
+                      <a:ext cx="5220000" cy="2104839"/>
+                    </a:xfrm>
+                    <a:prstGeom prst="rect">
+                      <a:avLst/>
+                    </a:prstGeom>
+                  </pic:spPr>
+                </pic:pic>
+              </a:graphicData>
+            </a:graphic>
+          </wp:inline>
+        </w:drawing>
+      </w:r>
+    </w:p>
+    <w:p>
+      <w:pPr>
+        <w:spacing w:line="360" w:lineRule="auto"/>
+        <w:ind w:firstLine="420" w:firstLineChars="200"/>
+        <w:jc w:val="center"/>
+        <w:rPr>
+          <w:rFonts w:ascii="Times New Roman" w:hAnsi="Times New Roman"/>
+          <w:sz w:val="24"/>
+          <w:szCs w:val="24"/>
+        </w:rPr>
+      </w:pPr>
+      <w:r>
+        <w:rPr>
+          <w:rFonts w:ascii="Times New Roman" w:hAnsi="Times New Roman"/>
+          <w:sz w:val="21"/>
+          <w:szCs w:val="24"/>
+        </w:rPr>
+        <w:t>图4-7　在线订餐构件图</w:t>
+      </w:r>
+    </w:p>
+    <w:p>
+      <w:pPr>
+        <w:spacing w:line="240" w:lineRule="auto"/>
+        <w:ind w:firstLine="0" w:firstLineChars="0"/>
+        <w:jc w:val="center"/>
+        <w:rPr>
+          <w:rFonts w:ascii="Times New Roman" w:hAnsi="Times New Roman"/>
+          <w:sz w:val="24"/>
+          <w:szCs w:val="24"/>
+        </w:rPr>
+      </w:pPr>
+      <w:r>
+        <w:drawing>
+          <wp:inline distT="0" distB="0" distL="114300" distR="114300">
+            <wp:extent cx="5219700" cy="3533140"/>
+            <wp:effectExtent l="0" t="0" r="12700" b="22860"/>
+            <wp:docPr id="1023" name="Picture 2"/>
+            <wp:cNvGraphicFramePr>
+              <a:graphicFrameLocks xmlns:a="http://schemas.openxmlformats.org/drawingml/2006/main" noChangeAspect="1"/>
+            </wp:cNvGraphicFramePr>
+            <a:graphic xmlns:a="http://schemas.openxmlformats.org/drawingml/2006/main">
+              <a:graphicData uri="http://schemas.openxmlformats.org/drawingml/2006/picture">
+                <pic:pic xmlns:pic="http://schemas.openxmlformats.org/drawingml/2006/picture">
+                  <pic:nvPicPr>
+                    <pic:cNvPr id="1023" name="Picture 2"/>
+                    <pic:cNvPicPr>
+                      <a:picLocks noChangeAspect="1"/>
+                    </pic:cNvPicPr>
+                  </pic:nvPicPr>
+                  <pic:blipFill>
+                    <a:blip r:embed="rId32"/>
+                    <a:stretch>
+                      <a:fillRect/>
+                    </a:stretch>
+                  </pic:blipFill>
+                  <pic:spPr>
+                    <a:xfrm>
+                      <a:off x="0" y="0"/>
+                      <a:ext cx="5220000" cy="3533538"/>
+                    </a:xfrm>
+                    <a:prstGeom prst="rect">
+                      <a:avLst/>
+                    </a:prstGeom>
+                  </pic:spPr>
+                </pic:pic>
+              </a:graphicData>
+            </a:graphic>
+          </wp:inline>
+        </w:drawing>
+      </w:r>
+    </w:p>
+    <w:p>
+      <w:pPr>
+        <w:spacing w:line="360" w:lineRule="auto"/>
+        <w:ind w:firstLine="420" w:firstLineChars="200"/>
+        <w:jc w:val="center"/>
+        <w:rPr>
+          <w:rFonts w:ascii="Times New Roman" w:hAnsi="Times New Roman"/>
+          <w:sz w:val="24"/>
+          <w:szCs w:val="24"/>
+        </w:rPr>
+      </w:pPr>
+      <w:r>
+        <w:rPr>
+          <w:rFonts w:ascii="Times New Roman" w:hAnsi="Times New Roman"/>
+          <w:sz w:val="21"/>
+          <w:szCs w:val="24"/>
+        </w:rPr>
+        <w:t>图4-8　在线订餐时序图</w:t>
+      </w:r>
+    </w:p>
+    <w:p>
+      <w:pPr>
+        <w:spacing w:line="360" w:lineRule="auto"/>
+        <w:ind w:firstLine="480" w:firstLineChars="200"/>
+        <w:rPr>
+          <w:rFonts w:ascii="Times New Roman" w:hAnsi="Times New Roman"/>
+          <w:sz w:val="24"/>
+          <w:szCs w:val="24"/>
+        </w:rPr>
+      </w:pPr>
+      <w:r>
+        <w:rPr>
+          <w:rFonts w:ascii="Times New Roman" w:hAnsi="Times New Roman"/>
+          <w:sz w:val="24"/>
+          <w:szCs w:val="24"/>
+        </w:rPr>
+        <w:t>订单创建接口的核心代码如下：</w:t>
+      </w:r>
+    </w:p>
+    <w:p>
+      <w:pPr>
+        <w:spacing w:line="360" w:lineRule="auto"/>
+        <w:ind w:firstLine="480" w:firstLineChars="200"/>
+        <w:rPr>
+          <w:rFonts w:ascii="Times New Roman" w:hAnsi="Times New Roman"/>
+          <w:sz w:val="24"/>
+          <w:szCs w:val="24"/>
+        </w:rPr>
+      </w:pPr>
+    </w:p>
+    <w:p>
+      <w:pPr>
+        <w:spacing w:line="240" w:lineRule="auto"/>
+        <w:ind w:firstLine="0" w:firstLineChars="0"/>
+      </w:pPr>
+      <w:r>
+        <w:rPr>
+          <w:rFonts w:ascii="Courier New" w:hAnsi="Courier New" w:cs="Courier New"/>
+          <w:sz w:val="21"/>
+          <w:szCs w:val="21"/>
+        </w:rPr>
+        <w:t>@RequestMapping("/add")</w:t>
+      </w:r>
+    </w:p>
+    <w:p>
+      <w:pPr>
+        <w:spacing w:line="240" w:lineRule="auto"/>
+        <w:ind w:firstLine="0" w:firstLineChars="0"/>
+      </w:pPr>
+      <w:r>
+        <w:rPr>
+          <w:rFonts w:ascii="Courier New" w:hAnsi="Courier New" w:cs="Courier New"/>
+          <w:sz w:val="21"/>
+          <w:szCs w:val="21"/>
+        </w:rPr>
+        <w:t>public R add(@RequestBody CaipinOrderEntity caipinOrder,</w:t>
+      </w:r>
+    </w:p>
+    <w:p>
+      <w:pPr>
+        <w:spacing w:line="240" w:lineRule="auto"/>
+        <w:ind w:firstLine="0" w:firstLineChars="0"/>
+      </w:pPr>
+      <w:r>
+        <w:rPr>
+          <w:rFonts w:ascii="Courier New" w:hAnsi="Courier New" w:cs="Courier New"/>
+          <w:sz w:val="21"/>
+          <w:szCs w:val="21"/>
+        </w:rPr>
+        <w:t xml:space="preserve">             HttpServletRequest request) {</w:t>
+      </w:r>
+    </w:p>
+    <w:p>
+      <w:pPr>
+        <w:spacing w:line="240" w:lineRule="auto"/>
+        <w:ind w:firstLine="0" w:firstLineChars="0"/>
+      </w:pPr>
+      <w:r>
+        <w:rPr>
+          <w:rFonts w:ascii="Courier New" w:hAnsi="Courier New" w:cs="Courier New"/>
+          <w:sz w:val="21"/>
+          <w:szCs w:val="21"/>
+        </w:rPr>
+        <w:t xml:space="preserve">    CaipinEntity caipin = caipinService.selectById(</w:t>
+      </w:r>
+    </w:p>
+    <w:p>
+      <w:pPr>
+        <w:spacing w:line="240" w:lineRule="auto"/>
+        <w:ind w:firstLine="0" w:firstLineChars="0"/>
+      </w:pPr>
+      <w:r>
+        <w:rPr>
+          <w:rFonts w:ascii="Courier New" w:hAnsi="Courier New" w:cs="Courier New"/>
+          <w:sz w:val="21"/>
+          <w:szCs w:val="21"/>
+        </w:rPr>
+        <w:t xml:space="preserve">        caipinOrder.getCaipinId());</w:t>
+      </w:r>
+    </w:p>
+    <w:p>
+      <w:pPr>
+        <w:spacing w:line="240" w:lineRule="auto"/>
+        <w:ind w:firstLine="0" w:firstLineChars="0"/>
+      </w:pPr>
+      <w:r>
+        <w:rPr>
+          <w:rFonts w:ascii="Courier New" w:hAnsi="Courier New" w:cs="Courier New"/>
+          <w:sz w:val="21"/>
+          <w:szCs w:val="21"/>
+        </w:rPr>
+        <w:t xml:space="preserve">    if (caipin == null)</w:t>
+      </w:r>
+    </w:p>
+    <w:p>
+      <w:pPr>
+        <w:spacing w:line="240" w:lineRule="auto"/>
+        <w:ind w:firstLine="0" w:firstLineChars="0"/>
+      </w:pPr>
+      <w:r>
+        <w:rPr>
+          <w:rFonts w:ascii="Courier New" w:hAnsi="Courier New" w:cs="Courier New"/>
+          <w:sz w:val="21"/>
+          <w:szCs w:val="21"/>
+        </w:rPr>
+        <w:t xml:space="preserve">        return R.error(511, "查不到该菜品");</w:t>
+      </w:r>
+    </w:p>
+    <w:p>
+      <w:pPr>
+        <w:spacing w:line="240" w:lineRule="auto"/>
+        <w:ind w:firstLine="0" w:firstLineChars="0"/>
+      </w:pPr>
+      <w:r>
+        <w:rPr>
+          <w:rFonts w:ascii="Courier New" w:hAnsi="Courier New" w:cs="Courier New"/>
+          <w:sz w:val="21"/>
+          <w:szCs w:val="21"/>
+        </w:rPr>
+        <w:t xml:space="preserve">    if (caipin.getCaipinKucunNumber() - caipinOrder.getBuyNumber() &lt; 0)</w:t>
+      </w:r>
+    </w:p>
+    <w:p>
+      <w:pPr>
+        <w:spacing w:line="240" w:lineRule="auto"/>
+        <w:ind w:firstLine="0" w:firstLineChars="0"/>
+      </w:pPr>
+      <w:r>
+        <w:rPr>
+          <w:rFonts w:ascii="Courier New" w:hAnsi="Courier New" w:cs="Courier New"/>
+          <w:sz w:val="21"/>
+          <w:szCs w:val="21"/>
+        </w:rPr>
+        <w:t xml:space="preserve">        return R.error(511, "购买数量不能大于库存数量");</w:t>
+      </w:r>
+    </w:p>
+    <w:p>
+      <w:pPr>
+        <w:spacing w:line="240" w:lineRule="auto"/>
+        <w:ind w:firstLine="0" w:firstLineChars="0"/>
+      </w:pPr>
+      <w:r>
+        <w:rPr>
+          <w:rFonts w:ascii="Courier New" w:hAnsi="Courier New" w:cs="Courier New"/>
+          <w:sz w:val="21"/>
+          <w:szCs w:val="21"/>
+        </w:rPr>
+        <w:t xml:space="preserve">    Integer userId = (Integer) request.getSession()</w:t>
+      </w:r>
+    </w:p>
+    <w:p>
+      <w:pPr>
+        <w:spacing w:line="240" w:lineRule="auto"/>
+        <w:ind w:firstLine="0" w:firstLineChars="0"/>
+      </w:pPr>
+      <w:r>
+        <w:rPr>
+          <w:rFonts w:ascii="Courier New" w:hAnsi="Courier New" w:cs="Courier New"/>
+          <w:sz w:val="21"/>
+          <w:szCs w:val="21"/>
+        </w:rPr>
+        <w:t xml:space="preserve">        .getAttribute("userId");</w:t>
+      </w:r>
+    </w:p>
+    <w:p>
+      <w:pPr>
+        <w:spacing w:line="240" w:lineRule="auto"/>
+        <w:ind w:firstLine="0" w:firstLineChars="0"/>
+      </w:pPr>
+      <w:r>
+        <w:rPr>
+          <w:rFonts w:ascii="Courier New" w:hAnsi="Courier New" w:cs="Courier New"/>
+          <w:sz w:val="21"/>
+          <w:szCs w:val="21"/>
+        </w:rPr>
+        <w:t xml:space="preserve">    YonghuEntity yonghu = yonghuService.selectById(userId);</w:t>
+      </w:r>
+    </w:p>
+    <w:p>
+      <w:pPr>
+        <w:spacing w:line="240" w:lineRule="auto"/>
+        <w:ind w:firstLine="0" w:firstLineChars="0"/>
+      </w:pPr>
+      <w:r>
+        <w:rPr>
+          <w:rFonts w:ascii="Courier New" w:hAnsi="Courier New" w:cs="Courier New"/>
+          <w:sz w:val="21"/>
+          <w:szCs w:val="21"/>
+        </w:rPr>
+        <w:t xml:space="preserve">    double balance = yonghu.getNewMoney()</w:t>
+      </w:r>
+    </w:p>
+    <w:p>
+      <w:pPr>
+        <w:spacing w:line="240" w:lineRule="auto"/>
+        <w:ind w:firstLine="0" w:firstLineChars="0"/>
+      </w:pPr>
+      <w:r>
+        <w:rPr>
+          <w:rFonts w:ascii="Courier New" w:hAnsi="Courier New" w:cs="Courier New"/>
+          <w:sz w:val="21"/>
+          <w:szCs w:val="21"/>
+        </w:rPr>
+        <w:t xml:space="preserve">        - caipin.getCaipinNewMoney() * caipinOrder.getBuyNumber();</w:t>
+      </w:r>
+    </w:p>
+    <w:p>
+      <w:pPr>
+        <w:spacing w:line="240" w:lineRule="auto"/>
+        <w:ind w:firstLine="0" w:firstLineChars="0"/>
+      </w:pPr>
+      <w:r>
+        <w:rPr>
+          <w:rFonts w:ascii="Courier New" w:hAnsi="Courier New" w:cs="Courier New"/>
+          <w:sz w:val="21"/>
+          <w:szCs w:val="21"/>
+        </w:rPr>
+        <w:t xml:space="preserve">    if (balance &lt; 0)</w:t>
+      </w:r>
+    </w:p>
+    <w:p>
+      <w:pPr>
+        <w:spacing w:line="240" w:lineRule="auto"/>
+        <w:ind w:firstLine="0" w:firstLineChars="0"/>
+      </w:pPr>
+      <w:r>
+        <w:rPr>
+          <w:rFonts w:ascii="Courier New" w:hAnsi="Courier New" w:cs="Courier New"/>
+          <w:sz w:val="21"/>
+          <w:szCs w:val="21"/>
+        </w:rPr>
+        <w:t xml:space="preserve">        return R.error(511, "余额不够支付");</w:t>
+      </w:r>
+    </w:p>
+    <w:p>
+      <w:pPr>
+        <w:spacing w:line="240" w:lineRule="auto"/>
+        <w:ind w:firstLine="0" w:firstLineChars="0"/>
+      </w:pPr>
+      <w:r>
+        <w:rPr>
+          <w:rFonts w:ascii="Courier New" w:hAnsi="Courier New" w:cs="Courier New"/>
+          <w:sz w:val="21"/>
+          <w:szCs w:val="21"/>
+        </w:rPr>
+        <w:t xml:space="preserve">    // 扣减库存、余额，累加积分</w:t>
+      </w:r>
+    </w:p>
+    <w:p>
+      <w:pPr>
+        <w:spacing w:line="240" w:lineRule="auto"/>
+        <w:ind w:firstLine="0" w:firstLineChars="0"/>
+      </w:pPr>
+      <w:r>
+        <w:rPr>
+          <w:rFonts w:ascii="Courier New" w:hAnsi="Courier New" w:cs="Courier New"/>
+          <w:sz w:val="21"/>
+          <w:szCs w:val="21"/>
+        </w:rPr>
+        <w:t xml:space="preserve">    caipin.setCaipinKucunNumber(</w:t>
+      </w:r>
+    </w:p>
+    <w:p>
+      <w:pPr>
+        <w:spacing w:line="240" w:lineRule="auto"/>
+        <w:ind w:firstLine="0" w:firstLineChars="0"/>
+      </w:pPr>
+      <w:r>
+        <w:rPr>
+          <w:rFonts w:ascii="Courier New" w:hAnsi="Courier New" w:cs="Courier New"/>
+          <w:sz w:val="21"/>
+          <w:szCs w:val="21"/>
+        </w:rPr>
+        <w:t xml:space="preserve">        caipin.getCaipinKucunNumber() - caipinOrder.getBuyNumber());</w:t>
+      </w:r>
+    </w:p>
+    <w:p>
+      <w:pPr>
+        <w:spacing w:line="240" w:lineRule="auto"/>
+        <w:ind w:firstLine="0" w:firstLineChars="0"/>
+      </w:pPr>
+      <w:r>
+        <w:rPr>
+          <w:rFonts w:ascii="Courier New" w:hAnsi="Courier New" w:cs="Courier New"/>
+          <w:sz w:val="21"/>
+          <w:szCs w:val="21"/>
+        </w:rPr>
+        <w:t xml:space="preserve">    caipinService.updateById(caipin);</w:t>
+      </w:r>
+    </w:p>
+    <w:p>
+      <w:pPr>
+        <w:spacing w:line="240" w:lineRule="auto"/>
+        <w:ind w:firstLine="0" w:firstLineChars="0"/>
+      </w:pPr>
+      <w:r>
+        <w:rPr>
+          <w:rFonts w:ascii="Courier New" w:hAnsi="Courier New" w:cs="Courier New"/>
+          <w:sz w:val="21"/>
+          <w:szCs w:val="21"/>
+        </w:rPr>
+        <w:t xml:space="preserve">    yonghu.setNewMoney(balance);</w:t>
+      </w:r>
+    </w:p>
+    <w:p>
+      <w:pPr>
+        <w:spacing w:line="240" w:lineRule="auto"/>
+        <w:ind w:firstLine="0" w:firstLineChars="0"/>
+      </w:pPr>
+      <w:r>
+        <w:rPr>
+          <w:rFonts w:ascii="Courier New" w:hAnsi="Courier New" w:cs="Courier New"/>
+          <w:sz w:val="21"/>
+          <w:szCs w:val="21"/>
+        </w:rPr>
+        <w:t xml:space="preserve">    Double buyJifen = new BigDecimal(caipin.getCaipinPrice())</w:t>
+      </w:r>
+    </w:p>
+    <w:p>
+      <w:pPr>
+        <w:spacing w:line="240" w:lineRule="auto"/>
+        <w:ind w:firstLine="0" w:firstLineChars="0"/>
+      </w:pPr>
+      <w:r>
+        <w:rPr>
+          <w:rFonts w:ascii="Courier New" w:hAnsi="Courier New" w:cs="Courier New"/>
+          <w:sz w:val="21"/>
+          <w:szCs w:val="21"/>
+        </w:rPr>
+        <w:t xml:space="preserve">        .multiply(new BigDecimal(caipinOrder.getBuyNumber()))</w:t>
+      </w:r>
+    </w:p>
+    <w:p>
+      <w:pPr>
+        <w:spacing w:line="240" w:lineRule="auto"/>
+        <w:ind w:firstLine="0" w:firstLineChars="0"/>
+      </w:pPr>
+      <w:r>
+        <w:rPr>
+          <w:rFonts w:ascii="Courier New" w:hAnsi="Courier New" w:cs="Courier New"/>
+          <w:sz w:val="21"/>
+          <w:szCs w:val="21"/>
+        </w:rPr>
+        <w:t xml:space="preserve">        .doubleValue();</w:t>
+      </w:r>
+    </w:p>
+    <w:p>
+      <w:pPr>
+        <w:spacing w:line="240" w:lineRule="auto"/>
+        <w:ind w:firstLine="0" w:firstLineChars="0"/>
+      </w:pPr>
+      <w:r>
+        <w:rPr>
+          <w:rFonts w:ascii="Courier New" w:hAnsi="Courier New" w:cs="Courier New"/>
+          <w:sz w:val="21"/>
+          <w:szCs w:val="21"/>
+        </w:rPr>
+        <w:t xml:space="preserve">    yonghu.setYonghuSumJifen(</w:t>
+      </w:r>
+    </w:p>
+    <w:p>
+      <w:pPr>
+        <w:spacing w:line="240" w:lineRule="auto"/>
+        <w:ind w:firstLine="0" w:firstLineChars="0"/>
+      </w:pPr>
+      <w:r>
+        <w:rPr>
+          <w:rFonts w:ascii="Courier New" w:hAnsi="Courier New" w:cs="Courier New"/>
+          <w:sz w:val="21"/>
+          <w:szCs w:val="21"/>
+        </w:rPr>
+        <w:t xml:space="preserve">        yonghu.getYonghuSumJifen() + buyJifen);</w:t>
+      </w:r>
+    </w:p>
+    <w:p>
+      <w:pPr>
+        <w:spacing w:line="240" w:lineRule="auto"/>
+        <w:ind w:firstLine="0" w:firstLineChars="0"/>
+      </w:pPr>
+      <w:r>
+        <w:rPr>
+          <w:rFonts w:ascii="Courier New" w:hAnsi="Courier New" w:cs="Courier New"/>
+          <w:sz w:val="21"/>
+          <w:szCs w:val="21"/>
+        </w:rPr>
+        <w:t xml:space="preserve">    yonghu.setYonghuNewJifen(</w:t>
+      </w:r>
+    </w:p>
+    <w:p>
+      <w:pPr>
+        <w:spacing w:line="240" w:lineRule="auto"/>
+        <w:ind w:firstLine="0" w:firstLineChars="0"/>
+      </w:pPr>
+      <w:r>
+        <w:rPr>
+          <w:rFonts w:ascii="Courier New" w:hAnsi="Courier New" w:cs="Courier New"/>
+          <w:sz w:val="21"/>
+          <w:szCs w:val="21"/>
+        </w:rPr>
+        <w:t xml:space="preserve">        yonghu.getYonghuNewJifen() + buyJifen);</w:t>
+      </w:r>
+    </w:p>
+    <w:p>
+      <w:pPr>
+        <w:spacing w:line="240" w:lineRule="auto"/>
+        <w:ind w:firstLine="0" w:firstLineChars="0"/>
+      </w:pPr>
+      <w:r>
+        <w:rPr>
+          <w:rFonts w:ascii="Courier New" w:hAnsi="Courier New" w:cs="Courier New"/>
+          <w:sz w:val="21"/>
+          <w:szCs w:val="21"/>
+        </w:rPr>
+        <w:t xml:space="preserve">    // 会员等级自动评定</w:t>
+      </w:r>
+    </w:p>
+    <w:p>
+      <w:pPr>
+        <w:spacing w:line="240" w:lineRule="auto"/>
+        <w:ind w:firstLine="0" w:firstLineChars="0"/>
+      </w:pPr>
+      <w:r>
+        <w:rPr>
+          <w:rFonts w:ascii="Courier New" w:hAnsi="Courier New" w:cs="Courier New"/>
+          <w:sz w:val="21"/>
+          <w:szCs w:val="21"/>
+        </w:rPr>
+        <w:t xml:space="preserve">    if (yonghu.getYonghuSumJifen() &lt; 10000)</w:t>
+      </w:r>
+    </w:p>
+    <w:p>
+      <w:pPr>
+        <w:spacing w:line="240" w:lineRule="auto"/>
+        <w:ind w:firstLine="0" w:firstLineChars="0"/>
+      </w:pPr>
+      <w:r>
+        <w:rPr>
+          <w:rFonts w:ascii="Courier New" w:hAnsi="Courier New" w:cs="Courier New"/>
+          <w:sz w:val="21"/>
+          <w:szCs w:val="21"/>
+        </w:rPr>
+        <w:t xml:space="preserve">        yonghu.setHuiyuandengjiTypes(1);</w:t>
+      </w:r>
+    </w:p>
+    <w:p>
+      <w:pPr>
+        <w:spacing w:line="240" w:lineRule="auto"/>
+        <w:ind w:firstLine="0" w:firstLineChars="0"/>
+      </w:pPr>
+      <w:r>
+        <w:rPr>
+          <w:rFonts w:ascii="Courier New" w:hAnsi="Courier New" w:cs="Courier New"/>
+          <w:sz w:val="21"/>
+          <w:szCs w:val="21"/>
+        </w:rPr>
+        <w:t xml:space="preserve">    else if (yonghu.getYonghuSumJifen() &lt; 100000)</w:t>
+      </w:r>
+    </w:p>
+    <w:p>
+      <w:pPr>
+        <w:spacing w:line="240" w:lineRule="auto"/>
+        <w:ind w:firstLine="0" w:firstLineChars="0"/>
+      </w:pPr>
+      <w:r>
+        <w:rPr>
+          <w:rFonts w:ascii="Courier New" w:hAnsi="Courier New" w:cs="Courier New"/>
+          <w:sz w:val="21"/>
+          <w:szCs w:val="21"/>
+        </w:rPr>
+        <w:t xml:space="preserve">        yonghu.setHuiyuandengjiTypes(2);</w:t>
+      </w:r>
+    </w:p>
+    <w:p>
+      <w:pPr>
+        <w:spacing w:line="240" w:lineRule="auto"/>
+        <w:ind w:firstLine="0" w:firstLineChars="0"/>
+      </w:pPr>
+      <w:r>
+        <w:rPr>
+          <w:rFonts w:ascii="Courier New" w:hAnsi="Courier New" w:cs="Courier New"/>
+          <w:sz w:val="21"/>
+          <w:szCs w:val="21"/>
+        </w:rPr>
+        <w:t xml:space="preserve">    else</w:t>
+      </w:r>
+    </w:p>
+    <w:p>
+      <w:pPr>
+        <w:spacing w:line="240" w:lineRule="auto"/>
+        <w:ind w:firstLine="0" w:firstLineChars="0"/>
+      </w:pPr>
+      <w:r>
+        <w:rPr>
+          <w:rFonts w:ascii="Courier New" w:hAnsi="Courier New" w:cs="Courier New"/>
+          <w:sz w:val="21"/>
+          <w:szCs w:val="21"/>
+        </w:rPr>
+        <w:t xml:space="preserve">        yonghu.setHuiyuandengjiTypes(3);</w:t>
+      </w:r>
+    </w:p>
+    <w:p>
+      <w:pPr>
+        <w:spacing w:line="240" w:lineRule="auto"/>
+        <w:ind w:firstLine="0" w:firstLineChars="0"/>
+      </w:pPr>
+      <w:r>
+        <w:rPr>
+          <w:rFonts w:ascii="Courier New" w:hAnsi="Courier New" w:cs="Courier New"/>
+          <w:sz w:val="21"/>
+          <w:szCs w:val="21"/>
+        </w:rPr>
+        <w:t xml:space="preserve">    yonghuService.updateById(yonghu);</w:t>
+      </w:r>
+    </w:p>
+    <w:p>
+      <w:pPr>
+        <w:spacing w:line="240" w:lineRule="auto"/>
+        <w:ind w:firstLine="0" w:firstLineChars="0"/>
+      </w:pPr>
+      <w:r>
+        <w:rPr>
+          <w:rFonts w:ascii="Courier New" w:hAnsi="Courier New" w:cs="Courier New"/>
+          <w:sz w:val="21"/>
+          <w:szCs w:val="21"/>
+        </w:rPr>
+        <w:t xml:space="preserve">    caipinOrder.setCaipinOrderTypes(1);</w:t>
+      </w:r>
+    </w:p>
+    <w:p>
+      <w:pPr>
+        <w:spacing w:line="240" w:lineRule="auto"/>
+        <w:ind w:firstLine="0" w:firstLineChars="0"/>
+      </w:pPr>
+      <w:r>
+        <w:rPr>
+          <w:rFonts w:ascii="Courier New" w:hAnsi="Courier New" w:cs="Courier New"/>
+          <w:sz w:val="21"/>
+          <w:szCs w:val="21"/>
+        </w:rPr>
+        <w:t xml:space="preserve">    caipinOrder.setCaipinOrderTruePrice(</w:t>
+      </w:r>
+    </w:p>
+    <w:p>
+      <w:pPr>
+        <w:spacing w:line="240" w:lineRule="auto"/>
+        <w:ind w:firstLine="0" w:firstLineChars="0"/>
+      </w:pPr>
+      <w:r>
+        <w:rPr>
+          <w:rFonts w:ascii="Courier New" w:hAnsi="Courier New" w:cs="Courier New"/>
+          <w:sz w:val="21"/>
+          <w:szCs w:val="21"/>
+        </w:rPr>
+        <w:t xml:space="preserve">        caipin.getCaipinNewMoney() * caipinOrder.getBuyNumber());</w:t>
+      </w:r>
+    </w:p>
+    <w:p>
+      <w:pPr>
+        <w:spacing w:line="240" w:lineRule="auto"/>
+        <w:ind w:firstLine="0" w:firstLineChars="0"/>
+      </w:pPr>
+      <w:r>
+        <w:rPr>
+          <w:rFonts w:ascii="Courier New" w:hAnsi="Courier New" w:cs="Courier New"/>
+          <w:sz w:val="21"/>
+          <w:szCs w:val="21"/>
+        </w:rPr>
+        <w:t xml:space="preserve">    caipinOrderService.insert(caipinOrder);</w:t>
+      </w:r>
+    </w:p>
+    <w:p>
+      <w:pPr>
+        <w:spacing w:line="240" w:lineRule="auto"/>
+        <w:ind w:firstLine="0" w:firstLineChars="0"/>
+      </w:pPr>
+      <w:r>
+        <w:rPr>
+          <w:rFonts w:ascii="Courier New" w:hAnsi="Courier New" w:cs="Courier New"/>
+          <w:sz w:val="21"/>
+          <w:szCs w:val="21"/>
+        </w:rPr>
+        <w:t xml:space="preserve">    return R.ok();</w:t>
+      </w:r>
+    </w:p>
+    <w:p>
+      <w:pPr>
+        <w:spacing w:line="240" w:lineRule="auto"/>
+        <w:ind w:firstLine="0" w:firstLineChars="0"/>
+      </w:pPr>
+      <w:r>
+        <w:rPr>
+          <w:rFonts w:ascii="Courier New" w:hAnsi="Courier New" w:cs="Courier New"/>
+          <w:sz w:val="21"/>
+          <w:szCs w:val="21"/>
+        </w:rPr>
+        <w:t>}</w:t>
+      </w:r>
+    </w:p>
+    <w:p>
+      <w:pPr>
+        <w:pStyle w:val="46"/>
+        <w:spacing w:before="156" w:after="156"/>
+        <w:ind w:firstLine="560"/>
+        <w:rPr>
+          <w:rFonts w:hint="eastAsia"/>
+        </w:rPr>
+      </w:pPr>
+      <w:r>
+        <w:rPr>
+          <w:rFonts w:hint="eastAsia"/>
+        </w:rPr>
+        <w:t>4.1.4 个人中心</w:t>
+      </w:r>
+    </w:p>
+    <w:p>
+      <w:pPr>
+        <w:spacing w:line="360" w:lineRule="auto"/>
+        <w:ind w:firstLine="480" w:firstLineChars="200"/>
+        <w:rPr>
+          <w:rFonts w:ascii="Times New Roman" w:hAnsi="Times New Roman"/>
+          <w:sz w:val="24"/>
+          <w:szCs w:val="24"/>
+        </w:rPr>
+      </w:pPr>
+      <w:r>
+        <w:rPr>
+          <w:rFonts w:ascii="Times New Roman" w:hAnsi="Times New Roman"/>
+          <w:sz w:val="24"/>
+          <w:szCs w:val="24"/>
+        </w:rPr>
+        <w:t>用户登录后可以进入个人中心页面，页面左侧菜单提供个人信息、菜品收藏和菜品订单三个入口。个人信息页面展示用户的账户、姓名、手机号、身份证号、头像、性别、邮箱、余额、当前积分和会员等级，用户可以修改个人信息和上传头像。余额栏右侧有充值入口，用户可以在线充值账户余额。菜品收藏页面展示用户收藏过的菜品列表。菜品订单页面展示用户的历史订单，支持按订单状态筛选。个人中心页面如图4-9所示。</w:t>
+      </w:r>
+    </w:p>
+    <w:p>
+      <w:pPr>
+        <w:spacing w:line="240" w:lineRule="auto"/>
+        <w:ind w:firstLine="0" w:firstLineChars="0"/>
+        <w:jc w:val="center"/>
+        <w:rPr>
+          <w:rFonts w:ascii="Times New Roman" w:hAnsi="Times New Roman"/>
+          <w:sz w:val="24"/>
+          <w:szCs w:val="24"/>
+        </w:rPr>
+      </w:pPr>
+      <w:r>
+        <w:drawing>
+          <wp:inline distT="0" distB="0" distL="114300" distR="114300">
+            <wp:extent cx="5327650" cy="2726055"/>
+            <wp:effectExtent l="0" t="0" r="6350" b="17145"/>
+            <wp:docPr id="1024" name="Picture 2"/>
+            <wp:cNvGraphicFramePr>
+              <a:graphicFrameLocks xmlns:a="http://schemas.openxmlformats.org/drawingml/2006/main" noChangeAspect="1"/>
+            </wp:cNvGraphicFramePr>
+            <a:graphic xmlns:a="http://schemas.openxmlformats.org/drawingml/2006/main">
+              <a:graphicData uri="http://schemas.openxmlformats.org/drawingml/2006/picture">
+                <pic:pic xmlns:pic="http://schemas.openxmlformats.org/drawingml/2006/picture">
+                  <pic:nvPicPr>
+                    <pic:cNvPr id="1024" name="Picture 2"/>
+                    <pic:cNvPicPr>
+                      <a:picLocks noChangeAspect="1"/>
+                    </pic:cNvPicPr>
+                  </pic:nvPicPr>
+                  <pic:blipFill>
+                    <a:blip r:embed="rId33"/>
                     <a:stretch>
                       <a:fillRect/>
                     </a:stretch>
@@ -11321,7 +9676,7 @@
           <w:sz w:val="21"/>
           <w:szCs w:val="24"/>
         </w:rPr>
-        <w:t>图4-3　个人中心页面</w:t>
+        <w:t>图4-9　个人中心页面</w:t>
       </w:r>
     </w:p>
     <w:p>
@@ -11333,14 +9688,12 @@
           <w:rFonts w:hint="eastAsia"/>
         </w:rPr>
       </w:pPr>
-      <w:bookmarkStart w:id="39" w:name="_Toc1163061016"/>
       <w:r>
         <w:rPr>
           <w:rFonts w:hint="eastAsia"/>
         </w:rPr>
         <w:t>4.1.5 论坛交流</w:t>
       </w:r>
-      <w:bookmarkEnd w:id="39"/>
     </w:p>
     <w:p>
       <w:pPr>
@@ -11358,7 +9711,7 @@
           <w:sz w:val="24"/>
           <w:szCs w:val="24"/>
         </w:rPr>
-        <w:t>论坛模块为用户提供交流讨论的空间。用户可以发布新帖，也可以在已有帖子下方回复。帖子列表页面显示帖子标题、发帖人、发帖时间和回复数量。帖子的层级关系通过super_ids字段实现：主帖的super_ids为0，回复帖的super_ids为被回复帖子的ID。管理员可以对违规帖子进行封禁操作，封禁后的帖子在前台不再显示。论坛页面如图4-4所示。</w:t>
+        <w:t>论坛模块为用户提供交流讨论的空间。用户可以发布新帖，也可以在已有帖子下方回复。帖子列表页面显示帖子标题、发帖人、发帖时间和回复数量。帖子的层级关系通过super_ids字段实现：主帖的super_ids为0，回复帖的super_ids为被回复帖子的ID。管理员可以对违规帖子进行封禁操作，封禁后的帖子在前台不再显示。论坛模块的构件图如图4-10所示，发帖时序图如图4-11所示，论坛页面如图4-12所示。</w:t>
       </w:r>
     </w:p>
     <w:p>
@@ -11375,9 +9728,9 @@
       <w:r>
         <w:drawing>
           <wp:inline distT="0" distB="0" distL="114300" distR="114300">
-            <wp:extent cx="5327650" cy="2726055"/>
-            <wp:effectExtent l="0" t="0" r="6350" b="17145"/>
-            <wp:docPr id="1011" name="Picture 2"/>
+            <wp:extent cx="5219700" cy="2104390"/>
+            <wp:effectExtent l="0" t="0" r="12700" b="3810"/>
+            <wp:docPr id="1025" name="Picture 2"/>
             <wp:cNvGraphicFramePr>
               <a:graphicFrameLocks xmlns:a="http://schemas.openxmlformats.org/drawingml/2006/main" noChangeAspect="1"/>
             </wp:cNvGraphicFramePr>
@@ -11385,13 +9738,155 @@
               <a:graphicData uri="http://schemas.openxmlformats.org/drawingml/2006/picture">
                 <pic:pic xmlns:pic="http://schemas.openxmlformats.org/drawingml/2006/picture">
                   <pic:nvPicPr>
-                    <pic:cNvPr id="1011" name="Picture 2"/>
+                    <pic:cNvPr id="1025" name="Picture 2"/>
                     <pic:cNvPicPr>
                       <a:picLocks noChangeAspect="1"/>
                     </pic:cNvPicPr>
                   </pic:nvPicPr>
                   <pic:blipFill>
-                    <a:blip r:embed="rId20"/>
+                    <a:blip r:embed="rId34"/>
+                    <a:stretch>
+                      <a:fillRect/>
+                    </a:stretch>
+                  </pic:blipFill>
+                  <pic:spPr>
+                    <a:xfrm>
+                      <a:off x="0" y="0"/>
+                      <a:ext cx="5220000" cy="2104839"/>
+                    </a:xfrm>
+                    <a:prstGeom prst="rect">
+                      <a:avLst/>
+                    </a:prstGeom>
+                  </pic:spPr>
+                </pic:pic>
+              </a:graphicData>
+            </a:graphic>
+          </wp:inline>
+        </w:drawing>
+      </w:r>
+    </w:p>
+    <w:p>
+      <w:pPr>
+        <w:spacing w:line="360" w:lineRule="auto"/>
+        <w:ind w:firstLine="420" w:firstLineChars="200"/>
+        <w:jc w:val="center"/>
+        <w:rPr>
+          <w:rFonts w:ascii="Times New Roman" w:hAnsi="Times New Roman"/>
+          <w:sz w:val="24"/>
+          <w:szCs w:val="24"/>
+        </w:rPr>
+      </w:pPr>
+      <w:r>
+        <w:rPr>
+          <w:rFonts w:ascii="Times New Roman" w:hAnsi="Times New Roman"/>
+          <w:sz w:val="21"/>
+          <w:szCs w:val="24"/>
+        </w:rPr>
+        <w:t>图4-10　论坛交流构件图</w:t>
+      </w:r>
+    </w:p>
+    <w:p>
+      <w:pPr>
+        <w:spacing w:line="240" w:lineRule="auto"/>
+        <w:ind w:firstLine="0" w:firstLineChars="0"/>
+        <w:jc w:val="center"/>
+        <w:rPr>
+          <w:rFonts w:ascii="Times New Roman" w:hAnsi="Times New Roman"/>
+          <w:sz w:val="24"/>
+          <w:szCs w:val="24"/>
+        </w:rPr>
+      </w:pPr>
+      <w:r>
+        <w:drawing>
+          <wp:inline distT="0" distB="0" distL="114300" distR="114300">
+            <wp:extent cx="5219700" cy="3533140"/>
+            <wp:effectExtent l="0" t="0" r="12700" b="22860"/>
+            <wp:docPr id="1026" name="Picture 2"/>
+            <wp:cNvGraphicFramePr>
+              <a:graphicFrameLocks xmlns:a="http://schemas.openxmlformats.org/drawingml/2006/main" noChangeAspect="1"/>
+            </wp:cNvGraphicFramePr>
+            <a:graphic xmlns:a="http://schemas.openxmlformats.org/drawingml/2006/main">
+              <a:graphicData uri="http://schemas.openxmlformats.org/drawingml/2006/picture">
+                <pic:pic xmlns:pic="http://schemas.openxmlformats.org/drawingml/2006/picture">
+                  <pic:nvPicPr>
+                    <pic:cNvPr id="1026" name="Picture 2"/>
+                    <pic:cNvPicPr>
+                      <a:picLocks noChangeAspect="1"/>
+                    </pic:cNvPicPr>
+                  </pic:nvPicPr>
+                  <pic:blipFill>
+                    <a:blip r:embed="rId35"/>
+                    <a:stretch>
+                      <a:fillRect/>
+                    </a:stretch>
+                  </pic:blipFill>
+                  <pic:spPr>
+                    <a:xfrm>
+                      <a:off x="0" y="0"/>
+                      <a:ext cx="5220000" cy="3533538"/>
+                    </a:xfrm>
+                    <a:prstGeom prst="rect">
+                      <a:avLst/>
+                    </a:prstGeom>
+                  </pic:spPr>
+                </pic:pic>
+              </a:graphicData>
+            </a:graphic>
+          </wp:inline>
+        </w:drawing>
+      </w:r>
+    </w:p>
+    <w:p>
+      <w:pPr>
+        <w:spacing w:line="360" w:lineRule="auto"/>
+        <w:ind w:firstLine="420" w:firstLineChars="200"/>
+        <w:jc w:val="center"/>
+        <w:rPr>
+          <w:rFonts w:ascii="Times New Roman" w:hAnsi="Times New Roman"/>
+          <w:sz w:val="24"/>
+          <w:szCs w:val="24"/>
+        </w:rPr>
+      </w:pPr>
+      <w:r>
+        <w:rPr>
+          <w:rFonts w:ascii="Times New Roman" w:hAnsi="Times New Roman"/>
+          <w:sz w:val="21"/>
+          <w:szCs w:val="24"/>
+        </w:rPr>
+        <w:t>图4-11　论坛发帖时序图</w:t>
+      </w:r>
+    </w:p>
+    <w:p>
+      <w:pPr>
+        <w:spacing w:line="240" w:lineRule="auto"/>
+        <w:ind w:firstLine="0" w:firstLineChars="0"/>
+        <w:jc w:val="center"/>
+        <w:rPr>
+          <w:rFonts w:ascii="Times New Roman" w:hAnsi="Times New Roman"/>
+          <w:sz w:val="24"/>
+          <w:szCs w:val="24"/>
+        </w:rPr>
+      </w:pPr>
+      <w:r>
+        <w:drawing>
+          <wp:inline distT="0" distB="0" distL="114300" distR="114300">
+            <wp:extent cx="5327650" cy="2726055"/>
+            <wp:effectExtent l="0" t="0" r="6350" b="17145"/>
+            <wp:docPr id="1027" name="Picture 2"/>
+            <wp:cNvGraphicFramePr>
+              <a:graphicFrameLocks xmlns:a="http://schemas.openxmlformats.org/drawingml/2006/main" noChangeAspect="1"/>
+            </wp:cNvGraphicFramePr>
+            <a:graphic xmlns:a="http://schemas.openxmlformats.org/drawingml/2006/main">
+              <a:graphicData uri="http://schemas.openxmlformats.org/drawingml/2006/picture">
+                <pic:pic xmlns:pic="http://schemas.openxmlformats.org/drawingml/2006/picture">
+                  <pic:nvPicPr>
+                    <pic:cNvPr id="1027" name="Picture 2"/>
+                    <pic:cNvPicPr>
+                      <a:picLocks noChangeAspect="1"/>
+                    </pic:cNvPicPr>
+                  </pic:nvPicPr>
+                  <pic:blipFill>
+                    <a:blip r:embed="rId36"/>
                     <a:stretch>
                       <a:fillRect/>
                     </a:stretch>
@@ -11429,7 +9924,7 @@
           <w:sz w:val="21"/>
           <w:szCs w:val="24"/>
         </w:rPr>
-        <w:t>图4-4　论坛交流页面</w:t>
+        <w:t>图4-12　论坛交流页面</w:t>
       </w:r>
     </w:p>
     <w:p>
@@ -11441,14 +9936,12 @@
           <w:rFonts w:hint="eastAsia"/>
         </w:rPr>
       </w:pPr>
-      <w:bookmarkStart w:id="40" w:name="_Toc1170340918"/>
       <w:r>
         <w:rPr>
           <w:rFonts w:hint="eastAsia"/>
         </w:rPr>
         <w:t>4.1.6 公告浏览</w:t>
       </w:r>
-      <w:bookmarkEnd w:id="40"/>
     </w:p>
     <w:p>
       <w:pPr>
@@ -11466,7 +9959,7 @@
           <w:sz w:val="24"/>
           <w:szCs w:val="24"/>
         </w:rPr>
-        <w:t>公告模块用来展示管理员发布的通知公告和活动公告。公告列表页面用卡片的形式展示每条公告的封面图片、标题和发布时间，可以按标题关键字搜索。点击某条公告的标题就能进入详情页面看完整内容，内容部分支持富文本格式的显示。公告信息页面如图4-5所示。</w:t>
+        <w:t>公告模块用来展示管理员发布的通知公告和活动公告。公告列表页面用卡片的形式展示每条公告的封面图片、标题和发布时间，可以按标题关键字搜索。点击某条公告的标题就能进入详情页面看完整内容，内容部分支持富文本格式的显示。公告信息页面如图4-13所示。</w:t>
       </w:r>
     </w:p>
     <w:p>
@@ -11485,7 +9978,7 @@
           <wp:inline distT="0" distB="0" distL="114300" distR="114300">
             <wp:extent cx="5327650" cy="2726055"/>
             <wp:effectExtent l="0" t="0" r="6350" b="17145"/>
-            <wp:docPr id="1012" name="Picture 2"/>
+            <wp:docPr id="1028" name="Picture 2"/>
             <wp:cNvGraphicFramePr>
               <a:graphicFrameLocks xmlns:a="http://schemas.openxmlformats.org/drawingml/2006/main" noChangeAspect="1"/>
             </wp:cNvGraphicFramePr>
@@ -11493,13 +9986,13 @@
               <a:graphicData uri="http://schemas.openxmlformats.org/drawingml/2006/picture">
                 <pic:pic xmlns:pic="http://schemas.openxmlformats.org/drawingml/2006/picture">
                   <pic:nvPicPr>
-                    <pic:cNvPr id="1012" name="Picture 2"/>
+                    <pic:cNvPr id="1028" name="Picture 2"/>
                     <pic:cNvPicPr>
                       <a:picLocks noChangeAspect="1"/>
                     </pic:cNvPicPr>
                   </pic:nvPicPr>
                   <pic:blipFill>
-                    <a:blip r:embed="rId21"/>
+                    <a:blip r:embed="rId37"/>
                     <a:stretch>
                       <a:fillRect/>
                     </a:stretch>
@@ -11537,7 +10030,7 @@
           <w:sz w:val="21"/>
           <w:szCs w:val="24"/>
         </w:rPr>
-        <w:t>图4-5　公告信息页面</w:t>
+        <w:t>图4-13　公告信息页面</w:t>
       </w:r>
     </w:p>
     <w:p>
@@ -11549,14 +10042,12 @@
           <w:rFonts w:hint="eastAsia"/>
         </w:rPr>
       </w:pPr>
-      <w:bookmarkStart w:id="41" w:name="_Toc1117085953"/>
       <w:r>
         <w:rPr>
           <w:rFonts w:hint="eastAsia"/>
         </w:rPr>
         <w:t>4.2 管理端功能实现</w:t>
       </w:r>
-      <w:bookmarkEnd w:id="41"/>
     </w:p>
     <w:p>
       <w:pPr>
@@ -11567,14 +10058,12 @@
           <w:rFonts w:hint="eastAsia"/>
         </w:rPr>
       </w:pPr>
-      <w:bookmarkStart w:id="42" w:name="_Toc1561569997"/>
       <w:r>
         <w:rPr>
           <w:rFonts w:hint="eastAsia"/>
         </w:rPr>
         <w:t>4.2.1 管理员登录</w:t>
       </w:r>
-      <w:bookmarkEnd w:id="42"/>
     </w:p>
     <w:p>
       <w:pPr>
@@ -11592,7 +10081,7 @@
           <w:sz w:val="24"/>
           <w:szCs w:val="24"/>
         </w:rPr>
-        <w:t>管理员和员工通过后台登录页面进行身份认证，系统根据输入的账号在对应的数据表中查询用户记录。登录成功后，前端Vue应用根据返回的角色信息动态加载对应权限的菜单项，管理员可以看到所有管理菜单，员工只能看到菜品管理和订单相关的菜单。管理端登录页面如图4-6所示。</w:t>
+        <w:t>管理员和员工通过后台登录页面进行身份认证，系统根据输入的账号在对应的数据表中查询用户记录。登录成功后，前端Vue应用根据返回的角色信息动态加载对应权限的菜单项，管理员可以看到所有管理菜单，员工只能看到菜品管理和订单相关的菜单。管理端登录页面如图4-14所示。</w:t>
       </w:r>
     </w:p>
     <w:p>
@@ -11611,7 +10100,7 @@
           <wp:inline distT="0" distB="0" distL="114300" distR="114300">
             <wp:extent cx="5327650" cy="2726055"/>
             <wp:effectExtent l="0" t="0" r="6350" b="17145"/>
-            <wp:docPr id="1013" name="Picture 2"/>
+            <wp:docPr id="1029" name="Picture 2"/>
             <wp:cNvGraphicFramePr>
               <a:graphicFrameLocks xmlns:a="http://schemas.openxmlformats.org/drawingml/2006/main" noChangeAspect="1"/>
             </wp:cNvGraphicFramePr>
@@ -11619,13 +10108,13 @@
               <a:graphicData uri="http://schemas.openxmlformats.org/drawingml/2006/picture">
                 <pic:pic xmlns:pic="http://schemas.openxmlformats.org/drawingml/2006/picture">
                   <pic:nvPicPr>
-                    <pic:cNvPr id="1013" name="Picture 2"/>
+                    <pic:cNvPr id="1029" name="Picture 2"/>
                     <pic:cNvPicPr>
                       <a:picLocks noChangeAspect="1"/>
                     </pic:cNvPicPr>
                   </pic:nvPicPr>
                   <pic:blipFill>
-                    <a:blip r:embed="rId22"/>
+                    <a:blip r:embed="rId38"/>
                     <a:stretch>
                       <a:fillRect/>
                     </a:stretch>
@@ -11663,7 +10152,7 @@
           <w:sz w:val="21"/>
           <w:szCs w:val="24"/>
         </w:rPr>
-        <w:t>图4-6　管理端登录页面</w:t>
+        <w:t>图4-14　管理端登录页面</w:t>
       </w:r>
     </w:p>
     <w:p>
@@ -11675,14 +10164,12 @@
           <w:rFonts w:hint="eastAsia"/>
         </w:rPr>
       </w:pPr>
-      <w:bookmarkStart w:id="43" w:name="_Toc909289592"/>
       <w:r>
         <w:rPr>
           <w:rFonts w:hint="eastAsia"/>
         </w:rPr>
         <w:t>4.2.2 菜品管理</w:t>
       </w:r>
-      <w:bookmarkEnd w:id="43"/>
     </w:p>
     <w:p>
       <w:pPr>
@@ -11700,7 +10187,7 @@
           <w:sz w:val="24"/>
           <w:szCs w:val="24"/>
         </w:rPr>
-        <w:t>菜品管理模块提供菜品的新增、编辑、上下架、逻辑删除和批量导入功能。菜品列表页面以表格形式展示菜品编号、名称、图片、类型、库存、售价、原价、浏览次数和上架状态。管理员可以按菜品编号、名称和类型进行筛选查询。新建菜品时系统自动生成时间戳格式的菜品编号，初始浏览次数设为1，上架状态默认为上架，逻辑删除标记为未删除。删除操作不从数据库中物理删除记录，而是将逻辑删除标记设为已删除，列表查询时自动过滤掉已删除的菜品。菜品管理页面如图4-7所示。</w:t>
+        <w:t>菜品管理模块提供菜品的新增、编辑、上下架、逻辑删除和批量导入功能。菜品列表页面以表格形式展示菜品编号、名称、图片、类型、库存、售价、原价、浏览次数和上架状态。管理员可以按菜品编号、名称和类型进行筛选查询。新建菜品时系统自动生成时间戳格式的菜品编号，初始浏览次数设为1，上架状态默认为上架，逻辑删除标记为未删除。删除操作不从数据库中物理删除记录，而是将逻辑删除标记设为已删除，列表查询时自动过滤掉已删除的菜品。菜品管理模块的构件图如图4-15所示，时序图如图4-16所示，菜品管理页面如图4-17所示。</w:t>
       </w:r>
     </w:p>
     <w:p>
@@ -11717,9 +10204,9 @@
       <w:r>
         <w:drawing>
           <wp:inline distT="0" distB="0" distL="114300" distR="114300">
-            <wp:extent cx="5327650" cy="2726055"/>
-            <wp:effectExtent l="0" t="0" r="6350" b="17145"/>
-            <wp:docPr id="1014" name="Picture 2"/>
+            <wp:extent cx="5219700" cy="2104390"/>
+            <wp:effectExtent l="0" t="0" r="12700" b="3810"/>
+            <wp:docPr id="1030" name="Picture 2"/>
             <wp:cNvGraphicFramePr>
               <a:graphicFrameLocks xmlns:a="http://schemas.openxmlformats.org/drawingml/2006/main" noChangeAspect="1"/>
             </wp:cNvGraphicFramePr>
@@ -11727,13 +10214,155 @@
               <a:graphicData uri="http://schemas.openxmlformats.org/drawingml/2006/picture">
                 <pic:pic xmlns:pic="http://schemas.openxmlformats.org/drawingml/2006/picture">
                   <pic:nvPicPr>
-                    <pic:cNvPr id="1014" name="Picture 2"/>
+                    <pic:cNvPr id="1030" name="Picture 2"/>
                     <pic:cNvPicPr>
                       <a:picLocks noChangeAspect="1"/>
                     </pic:cNvPicPr>
                   </pic:nvPicPr>
                   <pic:blipFill>
-                    <a:blip r:embed="rId23"/>
+                    <a:blip r:embed="rId39"/>
+                    <a:stretch>
+                      <a:fillRect/>
+                    </a:stretch>
+                  </pic:blipFill>
+                  <pic:spPr>
+                    <a:xfrm>
+                      <a:off x="0" y="0"/>
+                      <a:ext cx="5220000" cy="2104839"/>
+                    </a:xfrm>
+                    <a:prstGeom prst="rect">
+                      <a:avLst/>
+                    </a:prstGeom>
+                  </pic:spPr>
+                </pic:pic>
+              </a:graphicData>
+            </a:graphic>
+          </wp:inline>
+        </w:drawing>
+      </w:r>
+    </w:p>
+    <w:p>
+      <w:pPr>
+        <w:spacing w:line="360" w:lineRule="auto"/>
+        <w:ind w:firstLine="420" w:firstLineChars="200"/>
+        <w:jc w:val="center"/>
+        <w:rPr>
+          <w:rFonts w:ascii="Times New Roman" w:hAnsi="Times New Roman"/>
+          <w:sz w:val="24"/>
+          <w:szCs w:val="24"/>
+        </w:rPr>
+      </w:pPr>
+      <w:r>
+        <w:rPr>
+          <w:rFonts w:ascii="Times New Roman" w:hAnsi="Times New Roman"/>
+          <w:sz w:val="21"/>
+          <w:szCs w:val="24"/>
+        </w:rPr>
+        <w:t>图4-15　菜品管理构件图</w:t>
+      </w:r>
+    </w:p>
+    <w:p>
+      <w:pPr>
+        <w:spacing w:line="240" w:lineRule="auto"/>
+        <w:ind w:firstLine="0" w:firstLineChars="0"/>
+        <w:jc w:val="center"/>
+        <w:rPr>
+          <w:rFonts w:ascii="Times New Roman" w:hAnsi="Times New Roman"/>
+          <w:sz w:val="24"/>
+          <w:szCs w:val="24"/>
+        </w:rPr>
+      </w:pPr>
+      <w:r>
+        <w:drawing>
+          <wp:inline distT="0" distB="0" distL="114300" distR="114300">
+            <wp:extent cx="5219700" cy="3533140"/>
+            <wp:effectExtent l="0" t="0" r="12700" b="22860"/>
+            <wp:docPr id="1031" name="Picture 2"/>
+            <wp:cNvGraphicFramePr>
+              <a:graphicFrameLocks xmlns:a="http://schemas.openxmlformats.org/drawingml/2006/main" noChangeAspect="1"/>
+            </wp:cNvGraphicFramePr>
+            <a:graphic xmlns:a="http://schemas.openxmlformats.org/drawingml/2006/main">
+              <a:graphicData uri="http://schemas.openxmlformats.org/drawingml/2006/picture">
+                <pic:pic xmlns:pic="http://schemas.openxmlformats.org/drawingml/2006/picture">
+                  <pic:nvPicPr>
+                    <pic:cNvPr id="1031" name="Picture 2"/>
+                    <pic:cNvPicPr>
+                      <a:picLocks noChangeAspect="1"/>
+                    </pic:cNvPicPr>
+                  </pic:nvPicPr>
+                  <pic:blipFill>
+                    <a:blip r:embed="rId40"/>
+                    <a:stretch>
+                      <a:fillRect/>
+                    </a:stretch>
+                  </pic:blipFill>
+                  <pic:spPr>
+                    <a:xfrm>
+                      <a:off x="0" y="0"/>
+                      <a:ext cx="5220000" cy="3533538"/>
+                    </a:xfrm>
+                    <a:prstGeom prst="rect">
+                      <a:avLst/>
+                    </a:prstGeom>
+                  </pic:spPr>
+                </pic:pic>
+              </a:graphicData>
+            </a:graphic>
+          </wp:inline>
+        </w:drawing>
+      </w:r>
+    </w:p>
+    <w:p>
+      <w:pPr>
+        <w:spacing w:line="360" w:lineRule="auto"/>
+        <w:ind w:firstLine="420" w:firstLineChars="200"/>
+        <w:jc w:val="center"/>
+        <w:rPr>
+          <w:rFonts w:ascii="Times New Roman" w:hAnsi="Times New Roman"/>
+          <w:sz w:val="24"/>
+          <w:szCs w:val="24"/>
+        </w:rPr>
+      </w:pPr>
+      <w:r>
+        <w:rPr>
+          <w:rFonts w:ascii="Times New Roman" w:hAnsi="Times New Roman"/>
+          <w:sz w:val="21"/>
+          <w:szCs w:val="24"/>
+        </w:rPr>
+        <w:t>图4-16　菜品管理时序图</w:t>
+      </w:r>
+    </w:p>
+    <w:p>
+      <w:pPr>
+        <w:spacing w:line="240" w:lineRule="auto"/>
+        <w:ind w:firstLine="0" w:firstLineChars="0"/>
+        <w:jc w:val="center"/>
+        <w:rPr>
+          <w:rFonts w:ascii="Times New Roman" w:hAnsi="Times New Roman"/>
+          <w:sz w:val="24"/>
+          <w:szCs w:val="24"/>
+        </w:rPr>
+      </w:pPr>
+      <w:r>
+        <w:drawing>
+          <wp:inline distT="0" distB="0" distL="114300" distR="114300">
+            <wp:extent cx="5327650" cy="2726055"/>
+            <wp:effectExtent l="0" t="0" r="6350" b="17145"/>
+            <wp:docPr id="1032" name="Picture 2"/>
+            <wp:cNvGraphicFramePr>
+              <a:graphicFrameLocks xmlns:a="http://schemas.openxmlformats.org/drawingml/2006/main" noChangeAspect="1"/>
+            </wp:cNvGraphicFramePr>
+            <a:graphic xmlns:a="http://schemas.openxmlformats.org/drawingml/2006/main">
+              <a:graphicData uri="http://schemas.openxmlformats.org/drawingml/2006/picture">
+                <pic:pic xmlns:pic="http://schemas.openxmlformats.org/drawingml/2006/picture">
+                  <pic:nvPicPr>
+                    <pic:cNvPr id="1032" name="Picture 2"/>
+                    <pic:cNvPicPr>
+                      <a:picLocks noChangeAspect="1"/>
+                    </pic:cNvPicPr>
+                  </pic:nvPicPr>
+                  <pic:blipFill>
+                    <a:blip r:embed="rId41"/>
                     <a:stretch>
                       <a:fillRect/>
                     </a:stretch>
@@ -11771,7 +10400,7 @@
           <w:sz w:val="21"/>
           <w:szCs w:val="24"/>
         </w:rPr>
-        <w:t>图4-7　菜品管理页面</w:t>
+        <w:t>图4-17　菜品管理页面</w:t>
       </w:r>
     </w:p>
     <w:p>
@@ -12051,14 +10680,12 @@
           <w:rFonts w:hint="eastAsia"/>
         </w:rPr>
       </w:pPr>
-      <w:bookmarkStart w:id="44" w:name="_Toc936540692"/>
       <w:r>
         <w:rPr>
           <w:rFonts w:hint="eastAsia"/>
         </w:rPr>
         <w:t>4.2.3 订单管理</w:t>
       </w:r>
-      <w:bookmarkEnd w:id="44"/>
     </w:p>
     <w:p>
       <w:pPr>
@@ -12076,7 +10703,168 @@
           <w:sz w:val="24"/>
           <w:szCs w:val="24"/>
         </w:rPr>
-        <w:t>订单管理模块展示所有用户的订单记录，管理员和员工可以按订单编号、菜品名称、用户姓名和订单状态进行筛选查询。订单列表以表格形式展示订单编号、菜品信息、用户信息、购买数量、实付金额、订单状态和下单时间。管理员可以对已支付状态的订单执行发货操作，将订单状态更新为已完成。用户确认收货后订单状态变为已收货，用户提交评价后状态变为已评价。退款操作会回退用户余额和菜品库存并扣减对应积分。订单退款的核心代码如下：</w:t>
+        <w:t>订单管理模块展示所有用户的订单记录，管理员和员工可以按订单编号、菜品名称、用户姓名和订单状态进行筛选查询。订单列表以表格形式展示订单编号、菜品信息、用户信息、购买数量、实付金额、订单状态和下单时间。管理员可以对已支付状态的订单执行发货操作，将订单状态更新为已完成。用户确认收货后订单状态变为已收货，用户提交评价后状态变为已评价。退款操作会回退用户余额和菜品库存并扣减对应积分。订单管理模块的构件图如图4-18所示，时序图如图4-19所示。</w:t>
+      </w:r>
+    </w:p>
+    <w:p>
+      <w:pPr>
+        <w:spacing w:line="240" w:lineRule="auto"/>
+        <w:ind w:firstLine="0" w:firstLineChars="0"/>
+        <w:jc w:val="center"/>
+        <w:rPr>
+          <w:rFonts w:ascii="Times New Roman" w:hAnsi="Times New Roman"/>
+          <w:sz w:val="24"/>
+          <w:szCs w:val="24"/>
+        </w:rPr>
+      </w:pPr>
+      <w:r>
+        <w:drawing>
+          <wp:inline distT="0" distB="0" distL="114300" distR="114300">
+            <wp:extent cx="5219700" cy="2104390"/>
+            <wp:effectExtent l="0" t="0" r="12700" b="3810"/>
+            <wp:docPr id="1033" name="Picture 2"/>
+            <wp:cNvGraphicFramePr>
+              <a:graphicFrameLocks xmlns:a="http://schemas.openxmlformats.org/drawingml/2006/main" noChangeAspect="1"/>
+            </wp:cNvGraphicFramePr>
+            <a:graphic xmlns:a="http://schemas.openxmlformats.org/drawingml/2006/main">
+              <a:graphicData uri="http://schemas.openxmlformats.org/drawingml/2006/picture">
+                <pic:pic xmlns:pic="http://schemas.openxmlformats.org/drawingml/2006/picture">
+                  <pic:nvPicPr>
+                    <pic:cNvPr id="1033" name="Picture 2"/>
+                    <pic:cNvPicPr>
+                      <a:picLocks noChangeAspect="1"/>
+                    </pic:cNvPicPr>
+                  </pic:nvPicPr>
+                  <pic:blipFill>
+                    <a:blip r:embed="rId42"/>
+                    <a:stretch>
+                      <a:fillRect/>
+                    </a:stretch>
+                  </pic:blipFill>
+                  <pic:spPr>
+                    <a:xfrm>
+                      <a:off x="0" y="0"/>
+                      <a:ext cx="5220000" cy="2104839"/>
+                    </a:xfrm>
+                    <a:prstGeom prst="rect">
+                      <a:avLst/>
+                    </a:prstGeom>
+                  </pic:spPr>
+                </pic:pic>
+              </a:graphicData>
+            </a:graphic>
+          </wp:inline>
+        </w:drawing>
+      </w:r>
+    </w:p>
+    <w:p>
+      <w:pPr>
+        <w:spacing w:line="360" w:lineRule="auto"/>
+        <w:ind w:firstLine="420" w:firstLineChars="200"/>
+        <w:jc w:val="center"/>
+        <w:rPr>
+          <w:rFonts w:ascii="Times New Roman" w:hAnsi="Times New Roman"/>
+          <w:sz w:val="24"/>
+          <w:szCs w:val="24"/>
+        </w:rPr>
+      </w:pPr>
+      <w:r>
+        <w:rPr>
+          <w:rFonts w:ascii="Times New Roman" w:hAnsi="Times New Roman"/>
+          <w:sz w:val="21"/>
+          <w:szCs w:val="24"/>
+        </w:rPr>
+        <w:t>图4-18　订单管理构件图</w:t>
+      </w:r>
+    </w:p>
+    <w:p>
+      <w:pPr>
+        <w:spacing w:line="240" w:lineRule="auto"/>
+        <w:ind w:firstLine="0" w:firstLineChars="0"/>
+        <w:jc w:val="center"/>
+        <w:rPr>
+          <w:rFonts w:ascii="Times New Roman" w:hAnsi="Times New Roman"/>
+          <w:sz w:val="24"/>
+          <w:szCs w:val="24"/>
+        </w:rPr>
+      </w:pPr>
+      <w:r>
+        <w:drawing>
+          <wp:inline distT="0" distB="0" distL="114300" distR="114300">
+            <wp:extent cx="5219700" cy="3533140"/>
+            <wp:effectExtent l="0" t="0" r="12700" b="22860"/>
+            <wp:docPr id="1034" name="Picture 2"/>
+            <wp:cNvGraphicFramePr>
+              <a:graphicFrameLocks xmlns:a="http://schemas.openxmlformats.org/drawingml/2006/main" noChangeAspect="1"/>
+            </wp:cNvGraphicFramePr>
+            <a:graphic xmlns:a="http://schemas.openxmlformats.org/drawingml/2006/main">
+              <a:graphicData uri="http://schemas.openxmlformats.org/drawingml/2006/picture">
+                <pic:pic xmlns:pic="http://schemas.openxmlformats.org/drawingml/2006/picture">
+                  <pic:nvPicPr>
+                    <pic:cNvPr id="1034" name="Picture 2"/>
+                    <pic:cNvPicPr>
+                      <a:picLocks noChangeAspect="1"/>
+                    </pic:cNvPicPr>
+                  </pic:nvPicPr>
+                  <pic:blipFill>
+                    <a:blip r:embed="rId43"/>
+                    <a:stretch>
+                      <a:fillRect/>
+                    </a:stretch>
+                  </pic:blipFill>
+                  <pic:spPr>
+                    <a:xfrm>
+                      <a:off x="0" y="0"/>
+                      <a:ext cx="5220000" cy="3533538"/>
+                    </a:xfrm>
+                    <a:prstGeom prst="rect">
+                      <a:avLst/>
+                    </a:prstGeom>
+                  </pic:spPr>
+                </pic:pic>
+              </a:graphicData>
+            </a:graphic>
+          </wp:inline>
+        </w:drawing>
+      </w:r>
+    </w:p>
+    <w:p>
+      <w:pPr>
+        <w:spacing w:line="360" w:lineRule="auto"/>
+        <w:ind w:firstLine="420" w:firstLineChars="200"/>
+        <w:jc w:val="center"/>
+        <w:rPr>
+          <w:rFonts w:ascii="Times New Roman" w:hAnsi="Times New Roman"/>
+          <w:sz w:val="24"/>
+          <w:szCs w:val="24"/>
+        </w:rPr>
+      </w:pPr>
+      <w:r>
+        <w:rPr>
+          <w:rFonts w:ascii="Times New Roman" w:hAnsi="Times New Roman"/>
+          <w:sz w:val="21"/>
+          <w:szCs w:val="24"/>
+        </w:rPr>
+        <w:t>图4-19　订单管理时序图</w:t>
+      </w:r>
+    </w:p>
+    <w:p>
+      <w:pPr>
+        <w:spacing w:line="360" w:lineRule="auto"/>
+        <w:ind w:firstLine="480" w:firstLineChars="200"/>
+        <w:rPr>
+          <w:rFonts w:ascii="Times New Roman" w:hAnsi="Times New Roman"/>
+          <w:sz w:val="24"/>
+          <w:szCs w:val="24"/>
+        </w:rPr>
+      </w:pPr>
+      <w:r>
+        <w:rPr>
+          <w:rFonts w:ascii="Times New Roman" w:hAnsi="Times New Roman"/>
+          <w:sz w:val="24"/>
+          <w:szCs w:val="24"/>
+        </w:rPr>
+        <w:t>订单退款的核心代码如下：</w:t>
       </w:r>
     </w:p>
     <w:p>
@@ -12575,14 +11363,12 @@
           <w:rFonts w:hint="eastAsia"/>
         </w:rPr>
       </w:pPr>
-      <w:bookmarkStart w:id="45" w:name="_Toc1531761581"/>
       <w:r>
         <w:rPr>
           <w:rFonts w:hint="eastAsia"/>
         </w:rPr>
         <w:t>4.2.4 供应商管理与公告管理</w:t>
       </w:r>
-      <w:bookmarkEnd w:id="45"/>
     </w:p>
     <w:p>
       <w:pPr>
@@ -12619,7 +11405,149 @@
           <w:sz w:val="24"/>
           <w:szCs w:val="24"/>
         </w:rPr>
-        <w:t>公告管理模块负责通知公告和活动公告的发布与维护。管理员在后台填写公告标题、选好公告类型、上传封面图片、编写正文内容，然后点击发布。公告正文用富文本编辑器来录入，文字排版和图片插入都支持。公告发布之后，用户在前台的公告信息页面可以浏览。</w:t>
+        <w:t>公告管理模块负责通知公告和活动公告的发布与维护。管理员在后台填写公告标题、选好公告类型、上传封面图片、编写正文内容，然后点击发布。公告正文用富文本编辑器来录入，文字排版和图片插入都支持。公告发布之后，用户在前台的公告信息页面可以浏览。公告管理模块的构件图如图4-20所示，时序图如图4-21所示。</w:t>
+      </w:r>
+    </w:p>
+    <w:p>
+      <w:pPr>
+        <w:spacing w:line="240" w:lineRule="auto"/>
+        <w:ind w:firstLine="0" w:firstLineChars="0"/>
+        <w:jc w:val="center"/>
+        <w:rPr>
+          <w:rFonts w:ascii="Times New Roman" w:hAnsi="Times New Roman"/>
+          <w:sz w:val="24"/>
+          <w:szCs w:val="24"/>
+        </w:rPr>
+      </w:pPr>
+      <w:r>
+        <w:drawing>
+          <wp:inline distT="0" distB="0" distL="114300" distR="114300">
+            <wp:extent cx="5219700" cy="2104390"/>
+            <wp:effectExtent l="0" t="0" r="12700" b="3810"/>
+            <wp:docPr id="1035" name="Picture 2"/>
+            <wp:cNvGraphicFramePr>
+              <a:graphicFrameLocks xmlns:a="http://schemas.openxmlformats.org/drawingml/2006/main" noChangeAspect="1"/>
+            </wp:cNvGraphicFramePr>
+            <a:graphic xmlns:a="http://schemas.openxmlformats.org/drawingml/2006/main">
+              <a:graphicData uri="http://schemas.openxmlformats.org/drawingml/2006/picture">
+                <pic:pic xmlns:pic="http://schemas.openxmlformats.org/drawingml/2006/picture">
+                  <pic:nvPicPr>
+                    <pic:cNvPr id="1035" name="Picture 2"/>
+                    <pic:cNvPicPr>
+                      <a:picLocks noChangeAspect="1"/>
+                    </pic:cNvPicPr>
+                  </pic:nvPicPr>
+                  <pic:blipFill>
+                    <a:blip r:embed="rId44"/>
+                    <a:stretch>
+                      <a:fillRect/>
+                    </a:stretch>
+                  </pic:blipFill>
+                  <pic:spPr>
+                    <a:xfrm>
+                      <a:off x="0" y="0"/>
+                      <a:ext cx="5220000" cy="2104839"/>
+                    </a:xfrm>
+                    <a:prstGeom prst="rect">
+                      <a:avLst/>
+                    </a:prstGeom>
+                  </pic:spPr>
+                </pic:pic>
+              </a:graphicData>
+            </a:graphic>
+          </wp:inline>
+        </w:drawing>
+      </w:r>
+    </w:p>
+    <w:p>
+      <w:pPr>
+        <w:spacing w:line="360" w:lineRule="auto"/>
+        <w:ind w:firstLine="420" w:firstLineChars="200"/>
+        <w:jc w:val="center"/>
+        <w:rPr>
+          <w:rFonts w:ascii="Times New Roman" w:hAnsi="Times New Roman"/>
+          <w:sz w:val="24"/>
+          <w:szCs w:val="24"/>
+        </w:rPr>
+      </w:pPr>
+      <w:r>
+        <w:rPr>
+          <w:rFonts w:ascii="Times New Roman" w:hAnsi="Times New Roman"/>
+          <w:sz w:val="21"/>
+          <w:szCs w:val="24"/>
+        </w:rPr>
+        <w:t>图4-20　公告管理构件图</w:t>
+      </w:r>
+    </w:p>
+    <w:p>
+      <w:pPr>
+        <w:spacing w:line="240" w:lineRule="auto"/>
+        <w:ind w:firstLine="0" w:firstLineChars="0"/>
+        <w:jc w:val="center"/>
+        <w:rPr>
+          <w:rFonts w:ascii="Times New Roman" w:hAnsi="Times New Roman"/>
+          <w:sz w:val="24"/>
+          <w:szCs w:val="24"/>
+        </w:rPr>
+      </w:pPr>
+      <w:r>
+        <w:drawing>
+          <wp:inline distT="0" distB="0" distL="114300" distR="114300">
+            <wp:extent cx="5219700" cy="3533140"/>
+            <wp:effectExtent l="0" t="0" r="12700" b="22860"/>
+            <wp:docPr id="1036" name="Picture 2"/>
+            <wp:cNvGraphicFramePr>
+              <a:graphicFrameLocks xmlns:a="http://schemas.openxmlformats.org/drawingml/2006/main" noChangeAspect="1"/>
+            </wp:cNvGraphicFramePr>
+            <a:graphic xmlns:a="http://schemas.openxmlformats.org/drawingml/2006/main">
+              <a:graphicData uri="http://schemas.openxmlformats.org/drawingml/2006/picture">
+                <pic:pic xmlns:pic="http://schemas.openxmlformats.org/drawingml/2006/picture">
+                  <pic:nvPicPr>
+                    <pic:cNvPr id="1036" name="Picture 2"/>
+                    <pic:cNvPicPr>
+                      <a:picLocks noChangeAspect="1"/>
+                    </pic:cNvPicPr>
+                  </pic:nvPicPr>
+                  <pic:blipFill>
+                    <a:blip r:embed="rId45"/>
+                    <a:stretch>
+                      <a:fillRect/>
+                    </a:stretch>
+                  </pic:blipFill>
+                  <pic:spPr>
+                    <a:xfrm>
+                      <a:off x="0" y="0"/>
+                      <a:ext cx="5220000" cy="3533538"/>
+                    </a:xfrm>
+                    <a:prstGeom prst="rect">
+                      <a:avLst/>
+                    </a:prstGeom>
+                  </pic:spPr>
+                </pic:pic>
+              </a:graphicData>
+            </a:graphic>
+          </wp:inline>
+        </w:drawing>
+      </w:r>
+    </w:p>
+    <w:p>
+      <w:pPr>
+        <w:spacing w:line="360" w:lineRule="auto"/>
+        <w:ind w:firstLine="420" w:firstLineChars="200"/>
+        <w:jc w:val="center"/>
+        <w:rPr>
+          <w:rFonts w:ascii="Times New Roman" w:hAnsi="Times New Roman"/>
+          <w:sz w:val="24"/>
+          <w:szCs w:val="24"/>
+        </w:rPr>
+      </w:pPr>
+      <w:r>
+        <w:rPr>
+          <w:rFonts w:ascii="Times New Roman" w:hAnsi="Times New Roman"/>
+          <w:sz w:val="21"/>
+          <w:szCs w:val="24"/>
+        </w:rPr>
+        <w:t>图4-21　公告发布时序图</w:t>
       </w:r>
     </w:p>
     <w:p>
@@ -12631,14 +11559,12 @@
           <w:rFonts w:hint="eastAsia"/>
         </w:rPr>
       </w:pPr>
-      <w:bookmarkStart w:id="46" w:name="_Toc282931631"/>
       <w:r>
         <w:rPr>
           <w:rFonts w:hint="eastAsia"/>
         </w:rPr>
         <w:t>4.3 本章小结</w:t>
       </w:r>
-      <w:bookmarkEnd w:id="46"/>
     </w:p>
     <w:p>
       <w:pPr>
@@ -12668,15 +11594,13 @@
           <w:rFonts w:hint="eastAsia"/>
         </w:rPr>
       </w:pPr>
-      <w:bookmarkStart w:id="47" w:name="_Toc703127759"/>
       <w:r>
         <w:rPr>
           <w:rFonts w:hint="eastAsia"/>
         </w:rPr>
         <w:t>5 系统测试</w:t>
       </w:r>
-      <w:bookmarkEnd w:id="8"/>
-      <w:bookmarkEnd w:id="47"/>
+      <w:bookmarkEnd w:id="5"/>
     </w:p>
     <w:p>
       <w:pPr>
@@ -12687,14 +11611,12 @@
           <w:rFonts w:hint="eastAsia"/>
         </w:rPr>
       </w:pPr>
-      <w:bookmarkStart w:id="48" w:name="_Toc2013219719"/>
       <w:r>
         <w:rPr>
           <w:rFonts w:hint="eastAsia"/>
         </w:rPr>
         <w:t>5.1 测试概述</w:t>
       </w:r>
-      <w:bookmarkEnd w:id="48"/>
     </w:p>
     <w:p>
       <w:pPr>
@@ -12743,14 +11665,12 @@
           <w:rFonts w:hint="eastAsia"/>
         </w:rPr>
       </w:pPr>
-      <w:bookmarkStart w:id="49" w:name="_Toc431475101"/>
       <w:r>
         <w:rPr>
           <w:rFonts w:hint="eastAsia"/>
         </w:rPr>
         <w:t>5.2 测试方法</w:t>
       </w:r>
-      <w:bookmarkEnd w:id="49"/>
     </w:p>
     <w:p>
       <w:pPr>
@@ -12761,14 +11681,12 @@
           <w:rFonts w:hint="eastAsia"/>
         </w:rPr>
       </w:pPr>
-      <w:bookmarkStart w:id="50" w:name="_Toc1897230235"/>
       <w:r>
         <w:rPr>
           <w:rFonts w:hint="eastAsia"/>
         </w:rPr>
         <w:t>5.2.1 功能测试方法</w:t>
       </w:r>
-      <w:bookmarkEnd w:id="50"/>
     </w:p>
     <w:p>
       <w:pPr>
@@ -12798,14 +11716,12 @@
           <w:rFonts w:hint="eastAsia"/>
         </w:rPr>
       </w:pPr>
-      <w:bookmarkStart w:id="51" w:name="_Toc911368989"/>
       <w:r>
         <w:rPr>
           <w:rFonts w:hint="eastAsia"/>
         </w:rPr>
         <w:t>5.2.2 性能测试方法</w:t>
       </w:r>
-      <w:bookmarkEnd w:id="51"/>
     </w:p>
     <w:p>
       <w:pPr>
@@ -12835,14 +11751,12 @@
           <w:rFonts w:hint="eastAsia"/>
         </w:rPr>
       </w:pPr>
-      <w:bookmarkStart w:id="52" w:name="_Toc1525227719"/>
       <w:r>
         <w:rPr>
           <w:rFonts w:hint="eastAsia"/>
         </w:rPr>
         <w:t>5.3 功能测试</w:t>
       </w:r>
-      <w:bookmarkEnd w:id="52"/>
     </w:p>
     <w:p>
       <w:pPr>
@@ -12853,14 +11767,12 @@
           <w:rFonts w:hint="eastAsia"/>
         </w:rPr>
       </w:pPr>
-      <w:bookmarkStart w:id="53" w:name="_Toc2137462641"/>
       <w:r>
         <w:rPr>
           <w:rFonts w:hint="eastAsia"/>
         </w:rPr>
         <w:t>5.3.1 用户端功能测试</w:t>
       </w:r>
-      <w:bookmarkEnd w:id="53"/>
     </w:p>
     <w:p>
       <w:pPr>
@@ -13655,15 +12567,13 @@
           <w:rFonts w:hint="eastAsia"/>
         </w:rPr>
       </w:pPr>
-      <w:bookmarkStart w:id="54" w:name="_Toc1228160271"/>
       <w:r>
         <w:rPr>
           <w:rFonts w:hint="eastAsia"/>
         </w:rPr>
         <w:t>5.3.2 管理端功能测试</w:t>
       </w:r>
-      <w:bookmarkEnd w:id="16"/>
-      <w:bookmarkEnd w:id="54"/>
+      <w:bookmarkEnd w:id="6"/>
     </w:p>
     <w:p>
       <w:pPr>
@@ -13704,7 +12614,7 @@
         <w:t>表5-2 管理端功能测试用例</w:t>
       </w:r>
     </w:p>
-    <w:bookmarkEnd w:id="17"/>
+    <w:bookmarkEnd w:id="7"/>
     <w:p>
       <w:pPr>
         <w:spacing w:line="360" w:lineRule="auto"/>
@@ -14384,14 +13294,12 @@
           <w:rFonts w:hint="eastAsia"/>
         </w:rPr>
       </w:pPr>
-      <w:bookmarkStart w:id="55" w:name="_Toc76859733"/>
       <w:r>
         <w:rPr>
           <w:rFonts w:hint="eastAsia"/>
         </w:rPr>
         <w:t>5.4 测试结果与分析</w:t>
       </w:r>
-      <w:bookmarkEnd w:id="55"/>
     </w:p>
     <w:p>
       <w:pPr>
@@ -14459,14 +13367,12 @@
           <w:rFonts w:hint="eastAsia"/>
         </w:rPr>
       </w:pPr>
-      <w:bookmarkStart w:id="56" w:name="_Toc1143860684"/>
       <w:r>
         <w:rPr>
           <w:rFonts w:hint="eastAsia"/>
         </w:rPr>
         <w:t>5.5 本章小结</w:t>
       </w:r>
-      <w:bookmarkEnd w:id="56"/>
     </w:p>
     <w:p>
       <w:pPr>
@@ -14499,16 +13405,14 @@
       <w:r>
         <w:br w:type="page"/>
       </w:r>
-      <w:bookmarkStart w:id="57" w:name="_Toc12218"/>
-      <w:bookmarkStart w:id="58" w:name="_Toc592908044"/>
+      <w:bookmarkStart w:id="8" w:name="_Toc12218"/>
       <w:r>
         <w:rPr>
           <w:rFonts w:hint="eastAsia"/>
         </w:rPr>
         <w:t>结  论</w:t>
       </w:r>
-      <w:bookmarkEnd w:id="57"/>
-      <w:bookmarkEnd w:id="58"/>
+      <w:bookmarkEnd w:id="8"/>
     </w:p>
     <w:p>
       <w:pPr>
@@ -14656,16 +13560,14 @@
         </w:rPr>
         <w:br w:type="page"/>
       </w:r>
-      <w:bookmarkStart w:id="59" w:name="_Toc27873"/>
-      <w:bookmarkStart w:id="60" w:name="_Toc681373428"/>
+      <w:bookmarkStart w:id="9" w:name="_Toc27873"/>
       <w:r>
         <w:rPr>
           <w:rFonts w:hint="eastAsia"/>
         </w:rPr>
         <w:t>参考文献</w:t>
       </w:r>
-      <w:bookmarkEnd w:id="59"/>
-      <w:bookmarkEnd w:id="60"/>
+      <w:bookmarkEnd w:id="9"/>
       <w:r>
         <w:rPr>
           <w:rFonts w:hint="eastAsia"/>
@@ -14864,16 +13766,14 @@
       <w:r>
         <w:br w:type="page"/>
       </w:r>
-      <w:bookmarkStart w:id="61" w:name="_Toc7842"/>
-      <w:bookmarkStart w:id="62" w:name="_Toc1460398592"/>
+      <w:bookmarkStart w:id="10" w:name="_Toc7842"/>
       <w:r>
         <w:rPr>
           <w:rFonts w:hint="eastAsia"/>
         </w:rPr>
         <w:t>致  谢</w:t>
       </w:r>
-      <w:bookmarkEnd w:id="61"/>
-      <w:bookmarkEnd w:id="62"/>
+      <w:bookmarkEnd w:id="10"/>
     </w:p>
     <w:p>
       <w:pPr>
@@ -16721,39 +15621,6 @@
       <w:vAlign w:val="center"/>
     </w:tcPr>
   </w:style>
-  <w:style w:type="paragraph" w:customStyle="1" w:styleId="89">
-    <w:name w:val="WPSOffice手动目录 1"/>
-    <w:uiPriority w:val="0"/>
-    <w:pPr>
-      <w:ind w:leftChars="0"/>
-    </w:pPr>
-    <w:rPr>
-      <w:sz w:val="20"/>
-      <w:szCs w:val="20"/>
-    </w:rPr>
-  </w:style>
-  <w:style w:type="paragraph" w:customStyle="1" w:styleId="90">
-    <w:name w:val="WPSOffice手动目录 2"/>
-    <w:uiPriority w:val="0"/>
-    <w:pPr>
-      <w:ind w:leftChars="200"/>
-    </w:pPr>
-    <w:rPr>
-      <w:sz w:val="20"/>
-      <w:szCs w:val="20"/>
-    </w:rPr>
-  </w:style>
-  <w:style w:type="paragraph" w:customStyle="1" w:styleId="91">
-    <w:name w:val="WPSOffice手动目录 3"/>
-    <w:uiPriority w:val="0"/>
-    <w:pPr>
-      <w:ind w:leftChars="400"/>
-    </w:pPr>
-    <w:rPr>
-      <w:sz w:val="20"/>
-      <w:szCs w:val="20"/>
-    </w:rPr>
-  </w:style>
 </w:styles>
 </file>
 
